--- a/Nature_Positive_Roadmap_Content.docx
+++ b/Nature_Positive_Roadmap_Content.docx
@@ -12,7 +12,10 @@
     </w:p>
     <w:p>
       <w:r>
-        <w:t>This document contains all text content from the website, organized by section. Edit the text below, and the changes will be mapped back to the HTML.</w:t>
+        <w:t>This document contains ALL text content from the website, organized by section. This includes visible content, content hidden behind clicks/tabs/accordions, the interactive roadmap grid, 18 expandable panel details, and 30 action descriptions.</w:t>
+        <w:br/>
+        <w:br/>
+        <w:t>Edit the text below, and the changes will be mapped back to the HTML.</w:t>
         <w:br/>
         <w:t>Note: Section markers like [SECTION: ...] are for reference — do not remove them.</w:t>
       </w:r>
@@ -1247,6 +1250,557 @@
     </w:p>
     <w:p>
       <w:r>
+        <w:t>[Grid Header] Principles</w:t>
+      </w:r>
+    </w:p>
+    <w:p>
+      <w:r>
+        <w:t>[Grid Header] TodayThis is where we start</w:t>
+      </w:r>
+    </w:p>
+    <w:p>
+      <w:r>
+        <w:t>[Grid Header] In the Next 5 Years</w:t>
+      </w:r>
+    </w:p>
+    <w:p>
+      <w:r>
+        <w:t>[Grid Header] 2028We know where we stand▶ Show actions</w:t>
+      </w:r>
+    </w:p>
+    <w:p>
+      <w:r>
+        <w:t>[Grid Header] 2030We begin reversing nature loss</w:t>
+      </w:r>
+    </w:p>
+    <w:p>
+      <w:r>
+        <w:t>[Grid Header] 2035Nature positive is the new normal</w:t>
+      </w:r>
+    </w:p>
+    <w:p>
+      <w:r>
+        <w:t>[Grid Header] 2050Nature thrives alongside development</w:t>
+      </w:r>
+    </w:p>
+    <w:p>
+      <w:r>
+        <w:t>[Grid Header] DefineEstablish methods &amp; standards</w:t>
+      </w:r>
+    </w:p>
+    <w:p>
+      <w:r>
+        <w:t>[Grid Header] AdvocateEmbed into policy &amp; planning</w:t>
+      </w:r>
+    </w:p>
+    <w:p>
+      <w:r>
+        <w:t>[Grid Header] ImplementDeliver on the ground</w:t>
+      </w:r>
+    </w:p>
+    <w:p>
+      <w:pPr>
+        <w:pStyle w:val="Heading3"/>
+      </w:pPr>
+      <w:r>
+        <w:t>1 Prevent Nature Loss</w:t>
+      </w:r>
+    </w:p>
+    <w:p>
+      <w:pPr>
+        <w:pStyle w:val="ListBullet"/>
+      </w:pPr>
+      <w:r>
+        <w:t>[Baseline] Planning requires no net loss of high-value biodiversity</w:t>
+      </w:r>
+    </w:p>
+    <w:p>
+      <w:pPr>
+        <w:pStyle w:val="ListBullet"/>
+      </w:pPr>
+      <w:r>
+        <w:t>[Action] a1 Standardise BNG methodology</w:t>
+      </w:r>
+    </w:p>
+    <w:p>
+      <w:pPr>
+        <w:pStyle w:val="ListBullet"/>
+      </w:pPr>
+      <w:r>
+        <w:t>[Action] a2 Define &amp; map significant natural systems</w:t>
+      </w:r>
+    </w:p>
+    <w:p>
+      <w:pPr>
+        <w:pStyle w:val="ListBullet"/>
+      </w:pPr>
+      <w:r>
+        <w:t>[Action] a3 Define unacceptable impacts</w:t>
+      </w:r>
+    </w:p>
+    <w:p>
+      <w:pPr>
+        <w:pStyle w:val="ListBullet"/>
+      </w:pPr>
+      <w:r>
+        <w:t>[Action] a4 Standardise measurement &amp; reporting</w:t>
+      </w:r>
+    </w:p>
+    <w:p>
+      <w:pPr>
+        <w:pStyle w:val="ListBullet"/>
+      </w:pPr>
+      <w:r>
+        <w:t>[Action] b1 Integrate net gain into planning</w:t>
+      </w:r>
+    </w:p>
+    <w:p>
+      <w:pPr>
+        <w:pStyle w:val="ListBullet"/>
+      </w:pPr>
+      <w:r>
+        <w:t>[Action] b2 Implement mitigation hierarchy</w:t>
+      </w:r>
+    </w:p>
+    <w:p>
+      <w:pPr>
+        <w:pStyle w:val="ListBullet"/>
+      </w:pPr>
+      <w:r>
+        <w:t>[Action] b5 BNG in procurement &amp; design briefs</w:t>
+      </w:r>
+    </w:p>
+    <w:p>
+      <w:pPr>
+        <w:pStyle w:val="ListBullet"/>
+      </w:pPr>
+      <w:r>
+        <w:t>[Action] d1 Outcome-based monitoring</w:t>
+      </w:r>
+    </w:p>
+    <w:p>
+      <w:pPr>
+        <w:pStyle w:val="ListBullet"/>
+      </w:pPr>
+      <w:r>
+        <w:t>[Target] Measure and report onsite biodiversity values</w:t>
+      </w:r>
+    </w:p>
+    <w:p>
+      <w:pPr>
+        <w:pStyle w:val="ListBullet"/>
+      </w:pPr>
+      <w:r>
+        <w:t>[Target] Prioritise onsite protection to achieve no net loss, with restoration for residual impacts</w:t>
+      </w:r>
+    </w:p>
+    <w:p>
+      <w:pPr>
+        <w:pStyle w:val="ListBullet"/>
+      </w:pPr>
+      <w:r>
+        <w:t>[Target] No onsite loss of moderate value biodiversity</w:t>
+      </w:r>
+    </w:p>
+    <w:p>
+      <w:pPr>
+        <w:pStyle w:val="Heading3"/>
+      </w:pPr>
+      <w:r>
+        <w:t>2 Increase &amp; Connect Nature</w:t>
+      </w:r>
+    </w:p>
+    <w:p>
+      <w:pPr>
+        <w:pStyle w:val="ListBullet"/>
+      </w:pPr>
+      <w:r>
+        <w:t>[Baseline] Minimise construction-related impacts through planning</w:t>
+      </w:r>
+    </w:p>
+    <w:p>
+      <w:pPr>
+        <w:pStyle w:val="ListBullet"/>
+      </w:pPr>
+      <w:r>
+        <w:t>[Action] b3 Ecological connectivity in planning</w:t>
+      </w:r>
+    </w:p>
+    <w:p>
+      <w:pPr>
+        <w:pStyle w:val="ListBullet"/>
+      </w:pPr>
+      <w:r>
+        <w:t>[Action] b4 Bird’s-eye ecological assessment</w:t>
+      </w:r>
+    </w:p>
+    <w:p>
+      <w:pPr>
+        <w:pStyle w:val="ListBullet"/>
+      </w:pPr>
+      <w:r>
+        <w:t>[Action] b6 Incentivise urban restoration</w:t>
+      </w:r>
+    </w:p>
+    <w:p>
+      <w:pPr>
+        <w:pStyle w:val="ListBullet"/>
+      </w:pPr>
+      <w:r>
+        <w:t>[Action] b13 Cultural competency capacity building</w:t>
+      </w:r>
+    </w:p>
+    <w:p>
+      <w:pPr>
+        <w:pStyle w:val="ListBullet"/>
+      </w:pPr>
+      <w:r>
+        <w:t>[Action] c6 Indigenous-led conservation</w:t>
+      </w:r>
+    </w:p>
+    <w:p>
+      <w:pPr>
+        <w:pStyle w:val="ListBullet"/>
+      </w:pPr>
+      <w:r>
+        <w:t>[Action] c7 Invest in Indigenous businesses</w:t>
+      </w:r>
+    </w:p>
+    <w:p>
+      <w:pPr>
+        <w:pStyle w:val="ListBullet"/>
+      </w:pPr>
+      <w:r>
+        <w:t>[Target] Measure and report on biodiversity values onsite</w:t>
+      </w:r>
+    </w:p>
+    <w:p>
+      <w:pPr>
+        <w:pStyle w:val="ListBullet"/>
+      </w:pPr>
+      <w:r>
+        <w:t>[Target] Deliver at least 10% biodiversity net gain, prioritising onsite gains</w:t>
+      </w:r>
+    </w:p>
+    <w:p>
+      <w:pPr>
+        <w:pStyle w:val="ListBullet"/>
+      </w:pPr>
+      <w:r>
+        <w:t>[Target] Consider additional net gains over time, with greater weighting on onsite actions</w:t>
+      </w:r>
+    </w:p>
+    <w:p>
+      <w:pPr>
+        <w:pStyle w:val="Heading3"/>
+      </w:pPr>
+      <w:r>
+        <w:t>3 Drive Circularity</w:t>
+      </w:r>
+    </w:p>
+    <w:p>
+      <w:pPr>
+        <w:pStyle w:val="ListBullet"/>
+      </w:pPr>
+      <w:r>
+        <w:t>[Baseline] Economy circularity rate: 4.4%</w:t>
+      </w:r>
+    </w:p>
+    <w:p>
+      <w:pPr>
+        <w:pStyle w:val="ListBullet"/>
+      </w:pPr>
+      <w:r>
+        <w:t>[Action] a5 Define &amp; measure circularity</w:t>
+      </w:r>
+    </w:p>
+    <w:p>
+      <w:pPr>
+        <w:pStyle w:val="ListBullet"/>
+      </w:pPr>
+      <w:r>
+        <w:t>[Action] b7 Embed circularity in codes</w:t>
+      </w:r>
+    </w:p>
+    <w:p>
+      <w:pPr>
+        <w:pStyle w:val="ListBullet"/>
+      </w:pPr>
+      <w:r>
+        <w:t>[Action] b8 De-risk circular procurement</w:t>
+      </w:r>
+    </w:p>
+    <w:p>
+      <w:pPr>
+        <w:pStyle w:val="ListBullet"/>
+      </w:pPr>
+      <w:r>
+        <w:t>[Action] b9 Track &amp; disclose material flows</w:t>
+      </w:r>
+    </w:p>
+    <w:p>
+      <w:pPr>
+        <w:pStyle w:val="ListBullet"/>
+      </w:pPr>
+      <w:r>
+        <w:t>[Action] c1 Support circular supply chains</w:t>
+      </w:r>
+    </w:p>
+    <w:p>
+      <w:pPr>
+        <w:pStyle w:val="ListBullet"/>
+      </w:pPr>
+      <w:r>
+        <w:t>[Action] c2 Phase out high-risk materials</w:t>
+      </w:r>
+    </w:p>
+    <w:p>
+      <w:pPr>
+        <w:pStyle w:val="ListBullet"/>
+      </w:pPr>
+      <w:r>
+        <w:t>[Target] Measure the built environment's circularity rate</w:t>
+      </w:r>
+    </w:p>
+    <w:p>
+      <w:pPr>
+        <w:pStyle w:val="ListBullet"/>
+      </w:pPr>
+      <w:r>
+        <w:t>[Target] Achieve a 7.5% circularity rate through reuse-first policies</w:t>
+      </w:r>
+    </w:p>
+    <w:p>
+      <w:pPr>
+        <w:pStyle w:val="ListBullet"/>
+      </w:pPr>
+      <w:r>
+        <w:t>[Target] Achieve a 15% circularity rate through efficient density planning</w:t>
+      </w:r>
+    </w:p>
+    <w:p>
+      <w:pPr>
+        <w:pStyle w:val="ListBullet"/>
+      </w:pPr>
+      <w:r>
+        <w:t>[Target] Additional circularity rate increase will be proposed</w:t>
+      </w:r>
+    </w:p>
+    <w:p>
+      <w:pPr>
+        <w:pStyle w:val="ListBullet"/>
+      </w:pPr>
+      <w:r>
+        <w:t>[Baseline] Project-level circularity rate: unknown</w:t>
+      </w:r>
+    </w:p>
+    <w:p>
+      <w:pPr>
+        <w:pStyle w:val="ListBullet"/>
+      </w:pPr>
+      <w:r>
+        <w:t>[Target] Establish project-level circularity methods and benchmarks</w:t>
+      </w:r>
+    </w:p>
+    <w:p>
+      <w:pPr>
+        <w:pStyle w:val="ListBullet"/>
+      </w:pPr>
+      <w:r>
+        <w:t>[Target] Achieve a 10% improvement in project-level circularity</w:t>
+      </w:r>
+    </w:p>
+    <w:p>
+      <w:pPr>
+        <w:pStyle w:val="ListBullet"/>
+      </w:pPr>
+      <w:r>
+        <w:t>[Target] Achieve a 20% improvement in project-level circularity</w:t>
+      </w:r>
+    </w:p>
+    <w:p>
+      <w:pPr>
+        <w:pStyle w:val="ListBullet"/>
+      </w:pPr>
+      <w:r>
+        <w:t>[Target] Additional improvement will be proposed</w:t>
+      </w:r>
+    </w:p>
+    <w:p>
+      <w:pPr>
+        <w:pStyle w:val="Heading3"/>
+      </w:pPr>
+      <w:r>
+        <w:t>4 Choose Low-Impact Materials</w:t>
+      </w:r>
+    </w:p>
+    <w:p>
+      <w:pPr>
+        <w:pStyle w:val="ListBullet"/>
+      </w:pPr>
+      <w:r>
+        <w:t>[Baseline] Illegally harvested timber prohibited</w:t>
+      </w:r>
+    </w:p>
+    <w:p>
+      <w:pPr>
+        <w:pStyle w:val="ListBullet"/>
+      </w:pPr>
+      <w:r>
+        <w:t>[Action] a6 Define nature impact methodology</w:t>
+      </w:r>
+    </w:p>
+    <w:p>
+      <w:pPr>
+        <w:pStyle w:val="ListBullet"/>
+      </w:pPr>
+      <w:r>
+        <w:t>[Action] a7 Set material-specific targets</w:t>
+      </w:r>
+    </w:p>
+    <w:p>
+      <w:pPr>
+        <w:pStyle w:val="ListBullet"/>
+      </w:pPr>
+      <w:r>
+        <w:t>[Action] b10 Embed nature impact in procurement</w:t>
+      </w:r>
+    </w:p>
+    <w:p>
+      <w:pPr>
+        <w:pStyle w:val="ListBullet"/>
+      </w:pPr>
+      <w:r>
+        <w:t>[Action] c3 Supply chain transparency</w:t>
+      </w:r>
+    </w:p>
+    <w:p>
+      <w:pPr>
+        <w:pStyle w:val="ListBullet"/>
+      </w:pPr>
+      <w:r>
+        <w:t>[Action] c4 Promote local &amp; regenerative materials</w:t>
+      </w:r>
+    </w:p>
+    <w:p>
+      <w:pPr>
+        <w:pStyle w:val="ListBullet"/>
+      </w:pPr>
+      <w:r>
+        <w:t>[Target] Measure nature impacts of top 10 materials and develop management plans</w:t>
+      </w:r>
+    </w:p>
+    <w:p>
+      <w:pPr>
+        <w:pStyle w:val="ListBullet"/>
+      </w:pPr>
+      <w:r>
+        <w:t>[Target] Implement nature impact management plans for top 10 materials</w:t>
+      </w:r>
+    </w:p>
+    <w:p>
+      <w:pPr>
+        <w:pStyle w:val="ListBullet"/>
+      </w:pPr>
+      <w:r>
+        <w:t>[Target] Manufacturers of top 10 materials set biodiversity net gain targets</w:t>
+      </w:r>
+    </w:p>
+    <w:p>
+      <w:pPr>
+        <w:pStyle w:val="ListBullet"/>
+      </w:pPr>
+      <w:r>
+        <w:t>[Target] All nature-related supply chain impacts eliminated and compensated</w:t>
+      </w:r>
+    </w:p>
+    <w:p>
+      <w:pPr>
+        <w:pStyle w:val="Heading3"/>
+      </w:pPr>
+      <w:r>
+        <w:t>5 Invest in Nature</w:t>
+      </w:r>
+    </w:p>
+    <w:p>
+      <w:pPr>
+        <w:pStyle w:val="ListBullet"/>
+      </w:pPr>
+      <w:r>
+        <w:t>[Baseline] Nature Repair Bill introduced 2023</w:t>
+      </w:r>
+    </w:p>
+    <w:p>
+      <w:pPr>
+        <w:pStyle w:val="ListBullet"/>
+      </w:pPr>
+      <w:r>
+        <w:t>[Action] a8 Define eligible investment types</w:t>
+      </w:r>
+    </w:p>
+    <w:p>
+      <w:pPr>
+        <w:pStyle w:val="ListBullet"/>
+      </w:pPr>
+      <w:r>
+        <w:t>[Action] b11 Align investment with local priorities</w:t>
+      </w:r>
+    </w:p>
+    <w:p>
+      <w:pPr>
+        <w:pStyle w:val="ListBullet"/>
+      </w:pPr>
+      <w:r>
+        <w:t>[Action] b12 Investment into procurement &amp; planning</w:t>
+      </w:r>
+    </w:p>
+    <w:p>
+      <w:pPr>
+        <w:pStyle w:val="ListBullet"/>
+      </w:pPr>
+      <w:r>
+        <w:t>[Action] d2 Restoration outcome reporting</w:t>
+      </w:r>
+    </w:p>
+    <w:p>
+      <w:pPr>
+        <w:pStyle w:val="ListBullet"/>
+      </w:pPr>
+      <w:r>
+        <w:t>[Action] c5 Build integrity into nature markets</w:t>
+      </w:r>
+    </w:p>
+    <w:p>
+      <w:pPr>
+        <w:pStyle w:val="ListBullet"/>
+      </w:pPr>
+      <w:r>
+        <w:t>[Target] Measure and transparently disclose nature-related financial spend</w:t>
+      </w:r>
+    </w:p>
+    <w:p>
+      <w:pPr>
+        <w:pStyle w:val="ListBullet"/>
+      </w:pPr>
+      <w:r>
+        <w:t>[Target] Invest in nature restoration to address Scope 3 impacts in large developments</w:t>
+      </w:r>
+    </w:p>
+    <w:p>
+      <w:pPr>
+        <w:pStyle w:val="ListBullet"/>
+      </w:pPr>
+      <w:r>
+        <w:t>[Target] Nature restoration activities are commonplace as part of any project</w:t>
+      </w:r>
+    </w:p>
+    <w:p>
+      <w:r>
+        <w:t>🌐 Enabled by: Embedding culture, community &amp; connection to Country • Improving measurement, data &amp; decision-making</w:t>
+      </w:r>
+    </w:p>
+    <w:p>
+      <w:r>
         <w:t>────────────────────────────────────────────────────────────</w:t>
       </w:r>
     </w:p>
@@ -1314,6 +1868,38 @@
     </w:p>
     <w:p>
       <w:pPr>
+        <w:pStyle w:val="ListBullet"/>
+      </w:pPr>
+      <w:r>
+        <w:t xml:space="preserve">  Planning requires no net loss of high-value biodiversity</w:t>
+      </w:r>
+    </w:p>
+    <w:p>
+      <w:pPr>
+        <w:pStyle w:val="ListBullet"/>
+      </w:pPr>
+      <w:r>
+        <w:t xml:space="preserve">  Measure and report onsite biodiversity values</w:t>
+      </w:r>
+    </w:p>
+    <w:p>
+      <w:pPr>
+        <w:pStyle w:val="ListBullet"/>
+      </w:pPr>
+      <w:r>
+        <w:t xml:space="preserve">  Prioritise onsite protection; no net loss with restoration for residual impacts</w:t>
+      </w:r>
+    </w:p>
+    <w:p>
+      <w:pPr>
+        <w:pStyle w:val="ListBullet"/>
+      </w:pPr>
+      <w:r>
+        <w:t xml:space="preserve">  No onsite loss of moderate value biodiversity</w:t>
+      </w:r>
+    </w:p>
+    <w:p>
+      <w:pPr>
         <w:pStyle w:val="Heading4"/>
       </w:pPr>
       <w:r>
@@ -1350,6 +1936,38 @@
     </w:p>
     <w:p>
       <w:pPr>
+        <w:pStyle w:val="ListBullet"/>
+      </w:pPr>
+      <w:r>
+        <w:t xml:space="preserve">  Minimise construction-related impacts through planning</w:t>
+      </w:r>
+    </w:p>
+    <w:p>
+      <w:pPr>
+        <w:pStyle w:val="ListBullet"/>
+      </w:pPr>
+      <w:r>
+        <w:t xml:space="preserve">  Measure and report on biodiversity values onsite</w:t>
+      </w:r>
+    </w:p>
+    <w:p>
+      <w:pPr>
+        <w:pStyle w:val="ListBullet"/>
+      </w:pPr>
+      <w:r>
+        <w:t xml:space="preserve">  Deliver at least 10% biodiversity net gain, prioritising onsite gains</w:t>
+      </w:r>
+    </w:p>
+    <w:p>
+      <w:pPr>
+        <w:pStyle w:val="ListBullet"/>
+      </w:pPr>
+      <w:r>
+        <w:t xml:space="preserve">  Consider additional net gains with greater weighting on onsite actions</w:t>
+      </w:r>
+    </w:p>
+    <w:p>
+      <w:pPr>
         <w:pStyle w:val="Heading4"/>
       </w:pPr>
       <w:r>
@@ -1376,6 +1994,86 @@
     </w:p>
     <w:p>
       <w:pPr>
+        <w:pStyle w:val="ListBullet"/>
+      </w:pPr>
+      <w:r>
+        <w:t xml:space="preserve">  Economy circularity rate: 4.4%</w:t>
+      </w:r>
+    </w:p>
+    <w:p>
+      <w:pPr>
+        <w:pStyle w:val="ListBullet"/>
+      </w:pPr>
+      <w:r>
+        <w:t xml:space="preserve">  Measure the built environment's circularity rate</w:t>
+      </w:r>
+    </w:p>
+    <w:p>
+      <w:pPr>
+        <w:pStyle w:val="ListBullet"/>
+      </w:pPr>
+      <w:r>
+        <w:t xml:space="preserve">  Achieve 7.5% circularity rate through reuse-first policies</w:t>
+      </w:r>
+    </w:p>
+    <w:p>
+      <w:pPr>
+        <w:pStyle w:val="ListBullet"/>
+      </w:pPr>
+      <w:r>
+        <w:t xml:space="preserve">  Achieve 15% circularity rate through efficient density planning</w:t>
+      </w:r>
+    </w:p>
+    <w:p>
+      <w:pPr>
+        <w:pStyle w:val="ListBullet"/>
+      </w:pPr>
+      <w:r>
+        <w:t xml:space="preserve">  Additional circularity rate increase will be proposed</w:t>
+      </w:r>
+    </w:p>
+    <w:p>
+      <w:pPr>
+        <w:pStyle w:val="ListBullet"/>
+      </w:pPr>
+      <w:r>
+        <w:t xml:space="preserve">  Project-level circularity rate: unknown</w:t>
+      </w:r>
+    </w:p>
+    <w:p>
+      <w:pPr>
+        <w:pStyle w:val="ListBullet"/>
+      </w:pPr>
+      <w:r>
+        <w:t xml:space="preserve">  Establish project-level circularity methods and benchmarks</w:t>
+      </w:r>
+    </w:p>
+    <w:p>
+      <w:pPr>
+        <w:pStyle w:val="ListBullet"/>
+      </w:pPr>
+      <w:r>
+        <w:t xml:space="preserve">  Achieve 10% improvement in project-level circularity</w:t>
+      </w:r>
+    </w:p>
+    <w:p>
+      <w:pPr>
+        <w:pStyle w:val="ListBullet"/>
+      </w:pPr>
+      <w:r>
+        <w:t xml:space="preserve">  Achieve 20% improvement in project-level circularity</w:t>
+      </w:r>
+    </w:p>
+    <w:p>
+      <w:pPr>
+        <w:pStyle w:val="ListBullet"/>
+      </w:pPr>
+      <w:r>
+        <w:t xml:space="preserve">  Additional improvement will be proposed</w:t>
+      </w:r>
+    </w:p>
+    <w:p>
+      <w:pPr>
         <w:pStyle w:val="Heading4"/>
       </w:pPr>
       <w:r>
@@ -1412,6 +2110,46 @@
     </w:p>
     <w:p>
       <w:pPr>
+        <w:pStyle w:val="ListBullet"/>
+      </w:pPr>
+      <w:r>
+        <w:t xml:space="preserve">  Illegally harvested timber prohibited</w:t>
+      </w:r>
+    </w:p>
+    <w:p>
+      <w:pPr>
+        <w:pStyle w:val="ListBullet"/>
+      </w:pPr>
+      <w:r>
+        <w:t xml:space="preserve">  Measure nature impacts of top 10 materials; develop management plans</w:t>
+      </w:r>
+    </w:p>
+    <w:p>
+      <w:pPr>
+        <w:pStyle w:val="ListBullet"/>
+      </w:pPr>
+      <w:r>
+        <w:t xml:space="preserve">  Implement nature impact management plans for top 10 materials</w:t>
+      </w:r>
+    </w:p>
+    <w:p>
+      <w:pPr>
+        <w:pStyle w:val="ListBullet"/>
+      </w:pPr>
+      <w:r>
+        <w:t xml:space="preserve">  Top 10 material manufacturers set biodiversity net gain targets</w:t>
+      </w:r>
+    </w:p>
+    <w:p>
+      <w:pPr>
+        <w:pStyle w:val="ListBullet"/>
+      </w:pPr>
+      <w:r>
+        <w:t xml:space="preserve">  All supply chain impacts eliminated and compensated</w:t>
+      </w:r>
+    </w:p>
+    <w:p>
+      <w:pPr>
         <w:pStyle w:val="Heading3"/>
       </w:pPr>
       <w:r>
@@ -1421,6 +2159,38 @@
     <w:p>
       <w:r>
         <w:t>Investing in nature restoration is vital to ensure healthy ecosystems, societies, and economies. It supports climate goals and fosters economic opportunities for Indigenous communities.</w:t>
+      </w:r>
+    </w:p>
+    <w:p>
+      <w:pPr>
+        <w:pStyle w:val="ListBullet"/>
+      </w:pPr>
+      <w:r>
+        <w:t xml:space="preserve">  Nature Repair Bill introduced 2023</w:t>
+      </w:r>
+    </w:p>
+    <w:p>
+      <w:pPr>
+        <w:pStyle w:val="ListBullet"/>
+      </w:pPr>
+      <w:r>
+        <w:t xml:space="preserve">  Measure and transparently disclose nature-related financial spend</w:t>
+      </w:r>
+    </w:p>
+    <w:p>
+      <w:pPr>
+        <w:pStyle w:val="ListBullet"/>
+      </w:pPr>
+      <w:r>
+        <w:t xml:space="preserve">  Invest in nature restoration to address Scope 3 impacts in large developments</w:t>
+      </w:r>
+    </w:p>
+    <w:p>
+      <w:pPr>
+        <w:pStyle w:val="ListBullet"/>
+      </w:pPr>
+      <w:r>
+        <w:t xml:space="preserve">  Nature restoration activities are commonplace as part of any project</w:t>
       </w:r>
     </w:p>
     <w:p>
@@ -2100,115 +2870,43 @@
       </w:r>
     </w:p>
     <w:p>
-      <w:pPr>
-        <w:pStyle w:val="Heading3"/>
-      </w:pPr>
-      <w:r>
-        <w:t>Now – 2030</w:t>
-      </w:r>
-    </w:p>
-    <w:p>
       <w:r>
         <w:t>Protect high value ecosystems. Procure lower-impact materials. Integrate 'Design with Country'. Measure and report on circularity. Design to increase nature onsite.</w:t>
       </w:r>
     </w:p>
     <w:p>
-      <w:pPr>
-        <w:pStyle w:val="Heading3"/>
-      </w:pPr>
-      <w:r>
-        <w:t>2030 – 2040</w:t>
-      </w:r>
-    </w:p>
-    <w:p>
       <w:r>
         <w:t>Reuse and refurbish existing assets. Develop only on sites with low biodiversity value. Construction activities are nature positive and improve site biodiversity.</w:t>
       </w:r>
     </w:p>
     <w:p>
-      <w:pPr>
-        <w:pStyle w:val="Heading3"/>
-      </w:pPr>
-      <w:r>
-        <w:t>By 2050</w:t>
-      </w:r>
-    </w:p>
-    <w:p>
       <w:r>
         <w:t>Procure materials with no net negative nature impacts. Compensate for all direct and supply chain impacts. Co-design with community.</w:t>
       </w:r>
     </w:p>
     <w:p>
-      <w:pPr>
-        <w:pStyle w:val="Heading3"/>
-      </w:pPr>
-      <w:r>
-        <w:t>Now – 2030</w:t>
-      </w:r>
-    </w:p>
-    <w:p>
       <w:r>
         <w:t>Review and transparently disclose nature impacts. Develop and implement nature positive plans. Increase circularity in manufacturing.</w:t>
       </w:r>
     </w:p>
     <w:p>
-      <w:pPr>
-        <w:pStyle w:val="Heading3"/>
-      </w:pPr>
-      <w:r>
-        <w:t>2030 – 2040</w:t>
-      </w:r>
-    </w:p>
-    <w:p>
       <w:r>
         <w:t>Set nature positive targets. Compensate for impacts. Avoid impacts to high value species and ecosystems. Increase circular manufacturing.</w:t>
       </w:r>
     </w:p>
     <w:p>
-      <w:pPr>
-        <w:pStyle w:val="Heading3"/>
-      </w:pPr>
-      <w:r>
-        <w:t>By 2050</w:t>
-      </w:r>
-    </w:p>
-    <w:p>
       <w:r>
         <w:t>Compensate for all nature impacts and publicly report. Increase traceability and disclose raw material origins. Work with communities for local sourcing.</w:t>
       </w:r>
     </w:p>
     <w:p>
-      <w:pPr>
-        <w:pStyle w:val="Heading3"/>
-      </w:pPr>
-      <w:r>
-        <w:t>Now – 2030</w:t>
-      </w:r>
-    </w:p>
-    <w:p>
       <w:r>
         <w:t>Identify and map nature-related risks, dependencies and opportunities. Build internal capacity for nature-related assessment.</w:t>
       </w:r>
     </w:p>
     <w:p>
-      <w:pPr>
-        <w:pStyle w:val="Heading3"/>
-      </w:pPr>
-      <w:r>
-        <w:t>2030 – 2040</w:t>
-      </w:r>
-    </w:p>
-    <w:p>
       <w:r>
         <w:t>Develop policies and strategy to transition away from nature-negative investments. Engage with businesses that have high nature-related risks.</w:t>
-      </w:r>
-    </w:p>
-    <w:p>
-      <w:pPr>
-        <w:pStyle w:val="Heading3"/>
-      </w:pPr>
-      <w:r>
-        <w:t>By 2050</w:t>
       </w:r>
     </w:p>
     <w:p>
@@ -2295,6 +2993,4755 @@
     <w:p>
       <w:r>
         <w:t>© Green Building Council of Australia www.gbca.au</w:t>
+      </w:r>
+    </w:p>
+    <w:p>
+      <w:r>
+        <w:t>────────────────────────────────────────────────────────────</w:t>
+      </w:r>
+    </w:p>
+    <w:p/>
+    <w:p/>
+    <w:p>
+      <w:pPr>
+        <w:pStyle w:val="Heading1"/>
+      </w:pPr>
+      <w:r>
+        <w:t>INTERACTIVE ROADMAP — Expandable Panel Details</w:t>
+      </w:r>
+    </w:p>
+    <w:p>
+      <w:r>
+        <w:t>The following content appears when users click the "+" buttons on roadmap targets. Each panel contains context, required actions, what GBCA is doing, and what industry needs to do.</w:t>
+      </w:r>
+    </w:p>
+    <w:p>
+      <w:r>
+        <w:t>────────────────────────────────────────────────────────────</w:t>
+      </w:r>
+    </w:p>
+    <w:p>
+      <w:pPr>
+        <w:pStyle w:val="Heading2"/>
+      </w:pPr>
+      <w:r>
+        <w:t>Principle 1: Prevent Nature Loss</w:t>
+      </w:r>
+    </w:p>
+    <w:p/>
+    <w:p>
+      <w:pPr>
+        <w:jc w:val="left"/>
+      </w:pPr>
+      <w:r>
+        <w:rPr>
+          <w:color w:val="969696"/>
+          <w:sz w:val="16"/>
+        </w:rPr>
+        <w:t>[PANEL: p1-measure]</w:t>
+      </w:r>
+    </w:p>
+    <w:p>
+      <w:pPr>
+        <w:pStyle w:val="Heading3"/>
+      </w:pPr>
+      <w:r>
+        <w:t>Measure and report onsite biodiversity values</w:t>
+      </w:r>
+    </w:p>
+    <w:p>
+      <w:r>
+        <w:t>(Target: 2028)</w:t>
+      </w:r>
+    </w:p>
+    <w:p>
+      <w:pPr>
+        <w:pStyle w:val="Heading4"/>
+      </w:pPr>
+      <w:r>
+        <w:t>Context</w:t>
+      </w:r>
+    </w:p>
+    <w:p>
+      <w:r>
+        <w:t>In Australia, the construction sector represents 22% of the consumption extinction footprint. Habitat loss from land use change and fragmentation is a key driver of nature loss. Understanding what exists onsite is a critical first step in preventing further loss.</w:t>
+      </w:r>
+    </w:p>
+    <w:p>
+      <w:pPr>
+        <w:pStyle w:val="Heading4"/>
+      </w:pPr>
+      <w:r>
+        <w:t>Actions Needed in the Next Five Years</w:t>
+      </w:r>
+    </w:p>
+    <w:p>
+      <w:pPr>
+        <w:pStyle w:val="ListBullet"/>
+      </w:pPr>
+      <w:r>
+        <w:t>Define and map significant natural systems using nationally consistent criteria and spatial datasets, drawing from science and Indigenous knowledge.</w:t>
+      </w:r>
+    </w:p>
+    <w:p>
+      <w:pPr>
+        <w:pStyle w:val="ListBullet"/>
+      </w:pPr>
+      <w:r>
+        <w:t>Identify "no go" zones to clarify development approval processes and improve environmental outcomes.</w:t>
+      </w:r>
+    </w:p>
+    <w:p>
+      <w:pPr>
+        <w:pStyle w:val="ListBullet"/>
+      </w:pPr>
+      <w:r>
+        <w:t>Define "unacceptable impacts" and environmental standards to establish a baseline for demonstrating improvements.</w:t>
+      </w:r>
+    </w:p>
+    <w:p>
+      <w:pPr>
+        <w:pStyle w:val="ListBullet"/>
+      </w:pPr>
+      <w:r>
+        <w:t>Develop robust, consistent methods for assessing nature losses and gains, with transparent public reporting.</w:t>
+      </w:r>
+    </w:p>
+    <w:p>
+      <w:pPr>
+        <w:pStyle w:val="ListBullet"/>
+      </w:pPr>
+      <w:r>
+        <w:t>Develop and implement cultural competency education programs to include Aboriginal and Torres Strait Islander cultural values in planning, design and construction.</w:t>
+      </w:r>
+    </w:p>
+    <w:p>
+      <w:pPr>
+        <w:pStyle w:val="Heading4"/>
+      </w:pPr>
+      <w:r>
+        <w:t>What GBCA Is Doing</w:t>
+      </w:r>
+    </w:p>
+    <w:p>
+      <w:pPr>
+        <w:pStyle w:val="ListBullet"/>
+      </w:pPr>
+      <w:r>
+        <w:t>Green Star Buildings v1.1: All rated buildings must measure and report on biodiversity values found onsite.</w:t>
+      </w:r>
+    </w:p>
+    <w:p>
+      <w:pPr>
+        <w:pStyle w:val="ListBullet"/>
+      </w:pPr>
+      <w:r>
+        <w:t>Green Star Communities v2: All rated precincts must measure and report on biodiversity values.</w:t>
+      </w:r>
+    </w:p>
+    <w:p>
+      <w:pPr>
+        <w:pStyle w:val="ListBullet"/>
+      </w:pPr>
+      <w:r>
+        <w:t>Green Star Minimum Expectations apply to developments that contain and interface with sensitive species and ecological communities.</w:t>
+      </w:r>
+    </w:p>
+    <w:p>
+      <w:pPr>
+        <w:pStyle w:val="ListBullet"/>
+      </w:pPr>
+      <w:r>
+        <w:t>Advocating for a national nature evaluation metric with government.</w:t>
+      </w:r>
+    </w:p>
+    <w:p>
+      <w:pPr>
+        <w:pStyle w:val="ListBullet"/>
+      </w:pPr>
+      <w:r>
+        <w:t>Supporting Australia\'s Environment Information Australia and platforms like PLANR for better biodiversity data integration.</w:t>
+      </w:r>
+    </w:p>
+    <w:p>
+      <w:pPr>
+        <w:pStyle w:val="Heading4"/>
+      </w:pPr>
+      <w:r>
+        <w:t>What Industry Needs to Do</w:t>
+      </w:r>
+    </w:p>
+    <w:p>
+      <w:pPr>
+        <w:pStyle w:val="ListBullet"/>
+      </w:pPr>
+      <w:r>
+        <w:t>Engage qualified ecologists to assess onsite biodiversity values prior to development.</w:t>
+      </w:r>
+    </w:p>
+    <w:p>
+      <w:pPr>
+        <w:pStyle w:val="ListBullet"/>
+      </w:pPr>
+      <w:r>
+        <w:t>Use tools such as the Atlas of Living Australia and PLANR to identify site biodiversity values.</w:t>
+      </w:r>
+    </w:p>
+    <w:p>
+      <w:pPr>
+        <w:pStyle w:val="ListBullet"/>
+      </w:pPr>
+      <w:r>
+        <w:t>Undertake early engagement with Aboriginal and Torres Strait Islander communities to understand cultural biodiversity values.</w:t>
+      </w:r>
+    </w:p>
+    <w:p>
+      <w:pPr>
+        <w:pStyle w:val="ListBullet"/>
+      </w:pPr>
+      <w:r>
+        <w:t>Establish internal processes for biodiversity baseline measurement and reporting.</w:t>
+      </w:r>
+    </w:p>
+    <w:p>
+      <w:pPr>
+        <w:pStyle w:val="ListBullet"/>
+      </w:pPr>
+      <w:r>
+        <w:t>Map high-value biodiversity and develop site-specific nature management plans.</w:t>
+      </w:r>
+    </w:p>
+    <w:p>
+      <w:r>
+        <w:t>────────────────────────────────────────</w:t>
+      </w:r>
+    </w:p>
+    <w:p/>
+    <w:p>
+      <w:pPr>
+        <w:jc w:val="left"/>
+      </w:pPr>
+      <w:r>
+        <w:rPr>
+          <w:color w:val="969696"/>
+          <w:sz w:val="16"/>
+        </w:rPr>
+        <w:t>[PANEL: p1-nonetloss]</w:t>
+      </w:r>
+    </w:p>
+    <w:p>
+      <w:pPr>
+        <w:pStyle w:val="Heading3"/>
+      </w:pPr>
+      <w:r>
+        <w:t>Prioritise onsite protection to achieve no net loss, with restoration for residual impacts</w:t>
+      </w:r>
+    </w:p>
+    <w:p>
+      <w:r>
+        <w:t>(Target: 2030)</w:t>
+      </w:r>
+    </w:p>
+    <w:p>
+      <w:pPr>
+        <w:pStyle w:val="Heading4"/>
+      </w:pPr>
+      <w:r>
+        <w:t>Context</w:t>
+      </w:r>
+    </w:p>
+    <w:p>
+      <w:r>
+        <w:t>No net loss means development takes precaution to protect biodiversity values. If impacts are deemed necessary, they must be compensated through onsite solutions, off-site offsets or financial contributions. The mitigation hierarchy of avoid, minimise, restore and offset must be applied.</w:t>
+      </w:r>
+    </w:p>
+    <w:p>
+      <w:pPr>
+        <w:pStyle w:val="Heading4"/>
+      </w:pPr>
+      <w:r>
+        <w:t>Actions Needed in the Next Five Years</w:t>
+      </w:r>
+    </w:p>
+    <w:p>
+      <w:pPr>
+        <w:pStyle w:val="ListBullet"/>
+      </w:pPr>
+      <w:r>
+        <w:t>Integrate biodiversity net gain and avoidance-first requirements into planning policy, development approvals, and environmental assessment frameworks.</w:t>
+      </w:r>
+    </w:p>
+    <w:p>
+      <w:pPr>
+        <w:pStyle w:val="ListBullet"/>
+      </w:pPr>
+      <w:r>
+        <w:t>Mandate avoidance of impacts in areas of ecological or cultural value and ensure nature investments are truly equivalent and long-term.</w:t>
+      </w:r>
+    </w:p>
+    <w:p>
+      <w:pPr>
+        <w:pStyle w:val="ListBullet"/>
+      </w:pPr>
+      <w:r>
+        <w:t>Support Indigenous-led conservation and stewardship, working in partnership with Traditional Custodians to protect cultural landscapes.</w:t>
+      </w:r>
+    </w:p>
+    <w:p>
+      <w:pPr>
+        <w:pStyle w:val="ListBullet"/>
+      </w:pPr>
+      <w:r>
+        <w:t>Standardise measurement and reporting: develop robust, consistent methods for assessing nature losses and gains.</w:t>
+      </w:r>
+    </w:p>
+    <w:p>
+      <w:pPr>
+        <w:pStyle w:val="ListBullet"/>
+      </w:pPr>
+      <w:r>
+        <w:t>Define and map significant natural systems to identify no-go zones for development.</w:t>
+      </w:r>
+    </w:p>
+    <w:p>
+      <w:pPr>
+        <w:pStyle w:val="Heading4"/>
+      </w:pPr>
+      <w:r>
+        <w:t>What GBCA Is Doing</w:t>
+      </w:r>
+    </w:p>
+    <w:p>
+      <w:pPr>
+        <w:pStyle w:val="ListBullet"/>
+      </w:pPr>
+      <w:r>
+        <w:t>Green Star Buildings v1.1: 5 Star rated buildings must demonstrate no net loss from 2028; 6 Star must achieve 10% biodiversity net gain.</w:t>
+      </w:r>
+    </w:p>
+    <w:p>
+      <w:pPr>
+        <w:pStyle w:val="ListBullet"/>
+      </w:pPr>
+      <w:r>
+        <w:t>Green Star Communities v2: 5 Star precincts must show no net loss from 2027.</w:t>
+      </w:r>
+    </w:p>
+    <w:p>
+      <w:pPr>
+        <w:pStyle w:val="ListBullet"/>
+      </w:pPr>
+      <w:r>
+        <w:t>Advocating for integration of net gain requirements into planning and building codes.</w:t>
+      </w:r>
+    </w:p>
+    <w:p>
+      <w:pPr>
+        <w:pStyle w:val="ListBullet"/>
+      </w:pPr>
+      <w:r>
+        <w:t>Advocating for alignment of land planning laws across jurisdictions for better consistency.</w:t>
+      </w:r>
+    </w:p>
+    <w:p>
+      <w:pPr>
+        <w:pStyle w:val="ListBullet"/>
+      </w:pPr>
+      <w:r>
+        <w:t>Working with government on building standards to protect nature and cultural heritage assets.</w:t>
+      </w:r>
+    </w:p>
+    <w:p>
+      <w:pPr>
+        <w:pStyle w:val="Heading4"/>
+      </w:pPr>
+      <w:r>
+        <w:t>What Industry Needs to Do</w:t>
+      </w:r>
+    </w:p>
+    <w:p>
+      <w:pPr>
+        <w:pStyle w:val="ListBullet"/>
+      </w:pPr>
+      <w:r>
+        <w:t>Protect high-value ecosystems onsite and apply the mitigation and conservation hierarchy.</w:t>
+      </w:r>
+    </w:p>
+    <w:p>
+      <w:pPr>
+        <w:pStyle w:val="ListBullet"/>
+      </w:pPr>
+      <w:r>
+        <w:t>Use biodiversity net gain assessment tools to measure and demonstrate no net loss.</w:t>
+      </w:r>
+    </w:p>
+    <w:p>
+      <w:pPr>
+        <w:pStyle w:val="ListBullet"/>
+      </w:pPr>
+      <w:r>
+        <w:t>Integrate "Design with Country" principles into development designs.</w:t>
+      </w:r>
+    </w:p>
+    <w:p>
+      <w:pPr>
+        <w:pStyle w:val="ListBullet"/>
+      </w:pPr>
+      <w:r>
+        <w:t>Compensate for any residual impacts through verified restoration investments.</w:t>
+      </w:r>
+    </w:p>
+    <w:p>
+      <w:pPr>
+        <w:pStyle w:val="ListBullet"/>
+      </w:pPr>
+      <w:r>
+        <w:t>Undertake due diligence during site acquisition to consider biodiversity of high value.</w:t>
+      </w:r>
+    </w:p>
+    <w:p>
+      <w:r>
+        <w:t>────────────────────────────────────────</w:t>
+      </w:r>
+    </w:p>
+    <w:p/>
+    <w:p>
+      <w:pPr>
+        <w:jc w:val="left"/>
+      </w:pPr>
+      <w:r>
+        <w:rPr>
+          <w:color w:val="969696"/>
+          <w:sz w:val="16"/>
+        </w:rPr>
+        <w:t>[PANEL: p1-noloss]</w:t>
+      </w:r>
+    </w:p>
+    <w:p>
+      <w:pPr>
+        <w:pStyle w:val="Heading3"/>
+      </w:pPr>
+      <w:r>
+        <w:t>No onsite loss of moderate value biodiversity</w:t>
+      </w:r>
+    </w:p>
+    <w:p>
+      <w:r>
+        <w:t>(Target: 2050)</w:t>
+      </w:r>
+    </w:p>
+    <w:p>
+      <w:pPr>
+        <w:pStyle w:val="Heading4"/>
+      </w:pPr>
+      <w:r>
+        <w:t>Context</w:t>
+      </w:r>
+    </w:p>
+    <w:p>
+      <w:r>
+        <w:t>By 2050, development must avoid impacting key natural values within its footprint entirely. This means no loss of species, habitats, ecological and cultural features of local, regional or state significance. This represents the full realisation of nature-positive development.</w:t>
+      </w:r>
+    </w:p>
+    <w:p>
+      <w:pPr>
+        <w:pStyle w:val="Heading4"/>
+      </w:pPr>
+      <w:r>
+        <w:t>Actions Needed in the Next Five Years</w:t>
+      </w:r>
+    </w:p>
+    <w:p>
+      <w:pPr>
+        <w:pStyle w:val="ListBullet"/>
+      </w:pPr>
+      <w:r>
+        <w:t>Land use zoning and planning avoids both high-value and moderate-value biodiversity entirely.</w:t>
+      </w:r>
+    </w:p>
+    <w:p>
+      <w:pPr>
+        <w:pStyle w:val="ListBullet"/>
+      </w:pPr>
+      <w:r>
+        <w:t>Density limits increased to limit urban growth into undeveloped areas.</w:t>
+      </w:r>
+    </w:p>
+    <w:p>
+      <w:pPr>
+        <w:pStyle w:val="ListBullet"/>
+      </w:pPr>
+      <w:r>
+        <w:t>Reuse and refurbish existing assets; develop only on sites with limited (low) biodiversity value.</w:t>
+      </w:r>
+    </w:p>
+    <w:p>
+      <w:pPr>
+        <w:pStyle w:val="ListBullet"/>
+      </w:pPr>
+      <w:r>
+        <w:t>Design and construction activities are fully nature positive and improve site biodiversity value.</w:t>
+      </w:r>
+    </w:p>
+    <w:p>
+      <w:pPr>
+        <w:pStyle w:val="ListBullet"/>
+      </w:pPr>
+      <w:r>
+        <w:t>All planning frameworks incorporate strong nature protection as standard practice.</w:t>
+      </w:r>
+    </w:p>
+    <w:p>
+      <w:pPr>
+        <w:pStyle w:val="Heading4"/>
+      </w:pPr>
+      <w:r>
+        <w:t>What GBCA Is Doing</w:t>
+      </w:r>
+    </w:p>
+    <w:p>
+      <w:pPr>
+        <w:pStyle w:val="ListBullet"/>
+      </w:pPr>
+      <w:r>
+        <w:t>Green Star rating tools will require all new developments to demonstrate no loss of moderate to high-value biodiversity.</w:t>
+      </w:r>
+    </w:p>
+    <w:p>
+      <w:pPr>
+        <w:pStyle w:val="ListBullet"/>
+      </w:pPr>
+      <w:r>
+        <w:t>Continue to update targets in Green Star as the roadmap evolves.</w:t>
+      </w:r>
+    </w:p>
+    <w:p>
+      <w:pPr>
+        <w:pStyle w:val="ListBullet"/>
+      </w:pPr>
+      <w:r>
+        <w:t>Advocating for policies that prioritise regeneration, repair and increased urban density.</w:t>
+      </w:r>
+    </w:p>
+    <w:p>
+      <w:pPr>
+        <w:pStyle w:val="ListBullet"/>
+      </w:pPr>
+      <w:r>
+        <w:t>Supporting the development of national standards for comprehensive biodiversity protection.</w:t>
+      </w:r>
+    </w:p>
+    <w:p>
+      <w:pPr>
+        <w:pStyle w:val="Heading4"/>
+      </w:pPr>
+      <w:r>
+        <w:t>What Industry Needs to Do</w:t>
+      </w:r>
+    </w:p>
+    <w:p>
+      <w:pPr>
+        <w:pStyle w:val="ListBullet"/>
+      </w:pPr>
+      <w:r>
+        <w:t>Reuse and refurbish existing assets rather than developing on greenfield sites.</w:t>
+      </w:r>
+    </w:p>
+    <w:p>
+      <w:pPr>
+        <w:pStyle w:val="ListBullet"/>
+      </w:pPr>
+      <w:r>
+        <w:t>Design all construction activities to be nature positive and improve site biodiversity.</w:t>
+      </w:r>
+    </w:p>
+    <w:p>
+      <w:pPr>
+        <w:pStyle w:val="ListBullet"/>
+      </w:pPr>
+      <w:r>
+        <w:t>Procure materials with no net negative nature impacts.</w:t>
+      </w:r>
+    </w:p>
+    <w:p>
+      <w:pPr>
+        <w:pStyle w:val="ListBullet"/>
+      </w:pPr>
+      <w:r>
+        <w:t>Compensate for all direct and supply chain impacts.</w:t>
+      </w:r>
+    </w:p>
+    <w:p>
+      <w:pPr>
+        <w:pStyle w:val="ListBullet"/>
+      </w:pPr>
+      <w:r>
+        <w:t>Fully integrate nature-positive outcomes as standard business practice.</w:t>
+      </w:r>
+    </w:p>
+    <w:p>
+      <w:r>
+        <w:t>────────────────────────────────────────</w:t>
+      </w:r>
+    </w:p>
+    <w:p>
+      <w:pPr>
+        <w:pStyle w:val="Heading2"/>
+      </w:pPr>
+      <w:r>
+        <w:t>Principle 2: Increase &amp; Connect Nature</w:t>
+      </w:r>
+    </w:p>
+    <w:p/>
+    <w:p>
+      <w:pPr>
+        <w:jc w:val="left"/>
+      </w:pPr>
+      <w:r>
+        <w:rPr>
+          <w:color w:val="969696"/>
+          <w:sz w:val="16"/>
+        </w:rPr>
+        <w:t>[PANEL: p2-measure]</w:t>
+      </w:r>
+    </w:p>
+    <w:p>
+      <w:pPr>
+        <w:pStyle w:val="Heading3"/>
+      </w:pPr>
+      <w:r>
+        <w:t>Measure and report on biodiversity values onsite</w:t>
+      </w:r>
+    </w:p>
+    <w:p>
+      <w:r>
+        <w:t>(Target: 2028)</w:t>
+      </w:r>
+    </w:p>
+    <w:p>
+      <w:pPr>
+        <w:pStyle w:val="Heading4"/>
+      </w:pPr>
+      <w:r>
+        <w:t>Context</w:t>
+      </w:r>
+    </w:p>
+    <w:p>
+      <w:r>
+        <w:t>Place-based developments that consider and respond to local environmental and cultural contexts are an important part of regenerating nature. Understanding existing biodiversity values onsite is the foundation for demonstrating net gain.</w:t>
+      </w:r>
+    </w:p>
+    <w:p>
+      <w:pPr>
+        <w:pStyle w:val="Heading4"/>
+      </w:pPr>
+      <w:r>
+        <w:t>Actions Needed in the Next Five Years</w:t>
+      </w:r>
+    </w:p>
+    <w:p>
+      <w:pPr>
+        <w:pStyle w:val="ListBullet"/>
+      </w:pPr>
+      <w:r>
+        <w:t>Standardise biodiversity net gain (BNG) methodology: develop a nationally consistent, science-based framework for assessing biodiversity condition, baseline values, and uplift potential.</w:t>
+      </w:r>
+    </w:p>
+    <w:p>
+      <w:pPr>
+        <w:pStyle w:val="ListBullet"/>
+      </w:pPr>
+      <w:r>
+        <w:t>Align with emerging TNFD metrics and global best practice for measurement consistency.</w:t>
+      </w:r>
+    </w:p>
+    <w:p>
+      <w:pPr>
+        <w:pStyle w:val="ListBullet"/>
+      </w:pPr>
+      <w:r>
+        <w:t>Advocate for ecological connectivity in planning to enhance links between habitats, including corridors and stepping-stones.</w:t>
+      </w:r>
+    </w:p>
+    <w:p>
+      <w:pPr>
+        <w:pStyle w:val="ListBullet"/>
+      </w:pPr>
+      <w:r>
+        <w:t>Support precinct-scale and catchment-scale approaches to deliver connected nature networks across urban regions.</w:t>
+      </w:r>
+    </w:p>
+    <w:p>
+      <w:pPr>
+        <w:pStyle w:val="ListBullet"/>
+      </w:pPr>
+      <w:r>
+        <w:t>Advocate for monitoring of outcomes for EPBC compliance, shifting from compliance-based reporting to measuring ecological outcomes.</w:t>
+      </w:r>
+    </w:p>
+    <w:p>
+      <w:pPr>
+        <w:pStyle w:val="Heading4"/>
+      </w:pPr>
+      <w:r>
+        <w:t>What GBCA Is Doing</w:t>
+      </w:r>
+    </w:p>
+    <w:p>
+      <w:pPr>
+        <w:pStyle w:val="ListBullet"/>
+      </w:pPr>
+      <w:r>
+        <w:t>Green Star Buildings v1.1: All ratings require measurement and reporting of onsite biodiversity values.</w:t>
+      </w:r>
+    </w:p>
+    <w:p>
+      <w:pPr>
+        <w:pStyle w:val="ListBullet"/>
+      </w:pPr>
+      <w:r>
+        <w:t>Green Star Communities v2: All ratings require measurement and reporting of biodiversity values.</w:t>
+      </w:r>
+    </w:p>
+    <w:p>
+      <w:pPr>
+        <w:pStyle w:val="ListBullet"/>
+      </w:pPr>
+      <w:r>
+        <w:t>Working to develop a nationally consistent BNG methodology aligned with international standards.</w:t>
+      </w:r>
+    </w:p>
+    <w:p>
+      <w:pPr>
+        <w:pStyle w:val="ListBullet"/>
+      </w:pPr>
+      <w:r>
+        <w:t>Advocating for biodiversity net gain requirements in government and commercial procurement and design briefs.</w:t>
+      </w:r>
+    </w:p>
+    <w:p>
+      <w:pPr>
+        <w:pStyle w:val="Heading4"/>
+      </w:pPr>
+      <w:r>
+        <w:t>What Industry Needs to Do</w:t>
+      </w:r>
+    </w:p>
+    <w:p>
+      <w:pPr>
+        <w:pStyle w:val="ListBullet"/>
+      </w:pPr>
+      <w:r>
+        <w:t>Commission ecological assessments using standardised BNG methodology for all development sites.</w:t>
+      </w:r>
+    </w:p>
+    <w:p>
+      <w:pPr>
+        <w:pStyle w:val="ListBullet"/>
+      </w:pPr>
+      <w:r>
+        <w:t>Map existing habitats, species corridors and ecological connectivity around sites.</w:t>
+      </w:r>
+    </w:p>
+    <w:p>
+      <w:pPr>
+        <w:pStyle w:val="ListBullet"/>
+      </w:pPr>
+      <w:r>
+        <w:t>Consider how your development connects to surrounding ecosystems at a landscape scale.</w:t>
+      </w:r>
+    </w:p>
+    <w:p>
+      <w:pPr>
+        <w:pStyle w:val="ListBullet"/>
+      </w:pPr>
+      <w:r>
+        <w:t>Engage with Traditional Custodians to understand cultural ecological values onsite.</w:t>
+      </w:r>
+    </w:p>
+    <w:p>
+      <w:r>
+        <w:t>────────────────────────────────────────</w:t>
+      </w:r>
+    </w:p>
+    <w:p/>
+    <w:p>
+      <w:pPr>
+        <w:jc w:val="left"/>
+      </w:pPr>
+      <w:r>
+        <w:rPr>
+          <w:color w:val="969696"/>
+          <w:sz w:val="16"/>
+        </w:rPr>
+        <w:t>[PANEL: p2-bng]</w:t>
+      </w:r>
+    </w:p>
+    <w:p>
+      <w:pPr>
+        <w:pStyle w:val="Heading3"/>
+      </w:pPr>
+      <w:r>
+        <w:t>Deliver at least 10% biodiversity net gain, prioritising onsite gains</w:t>
+      </w:r>
+    </w:p>
+    <w:p>
+      <w:r>
+        <w:t>(Target: 2030)</w:t>
+      </w:r>
+    </w:p>
+    <w:p>
+      <w:pPr>
+        <w:pStyle w:val="Heading4"/>
+      </w:pPr>
+      <w:r>
+        <w:t>Context</w:t>
+      </w:r>
+    </w:p>
+    <w:p>
+      <w:r>
+        <w:t>Biodiversity Net Gain means that after avoiding and minimising impacts, the development delivers biodiversity values that exceed the pre-development baseline. The UK's Environment Act 2021 mandates 10% BNG for all major developments, showing this is achievable at scale.</w:t>
+      </w:r>
+    </w:p>
+    <w:p>
+      <w:pPr>
+        <w:pStyle w:val="Heading4"/>
+      </w:pPr>
+      <w:r>
+        <w:t>Actions Needed in the Next Five Years</w:t>
+      </w:r>
+    </w:p>
+    <w:p>
+      <w:pPr>
+        <w:pStyle w:val="ListBullet"/>
+      </w:pPr>
+      <w:r>
+        <w:t>Advocate for biodiversity net gain in procurement and design briefs for government and commercial developments.</w:t>
+      </w:r>
+    </w:p>
+    <w:p>
+      <w:pPr>
+        <w:pStyle w:val="ListBullet"/>
+      </w:pPr>
+      <w:r>
+        <w:t>Incentivise urban and regional restoration through grants, density bonuses, or integrated infrastructure funding.</w:t>
+      </w:r>
+    </w:p>
+    <w:p>
+      <w:pPr>
+        <w:pStyle w:val="ListBullet"/>
+      </w:pPr>
+      <w:r>
+        <w:t>Support large-scale revegetation, green infrastructure, and nature-based solutions in urban environments.</w:t>
+      </w:r>
+    </w:p>
+    <w:p>
+      <w:pPr>
+        <w:pStyle w:val="ListBullet"/>
+      </w:pPr>
+      <w:r>
+        <w:t>Ensure monitoring is transparent, repeatable and clearly linked to BNG claims.</w:t>
+      </w:r>
+    </w:p>
+    <w:p>
+      <w:pPr>
+        <w:pStyle w:val="ListBullet"/>
+      </w:pPr>
+      <w:r>
+        <w:t>Strengthen planning requirements so developments enhance ecological links between habitats.</w:t>
+      </w:r>
+    </w:p>
+    <w:p>
+      <w:pPr>
+        <w:pStyle w:val="Heading4"/>
+      </w:pPr>
+      <w:r>
+        <w:t>What GBCA Is Doing</w:t>
+      </w:r>
+    </w:p>
+    <w:p>
+      <w:pPr>
+        <w:pStyle w:val="ListBullet"/>
+      </w:pPr>
+      <w:r>
+        <w:t>Green Star Buildings v1.1: 6 Star buildings must achieve 10% BNG now; 5 Star from 2028; 4 Star from 2030.</w:t>
+      </w:r>
+    </w:p>
+    <w:p>
+      <w:pPr>
+        <w:pStyle w:val="ListBullet"/>
+      </w:pPr>
+      <w:r>
+        <w:t>Green Star Communities v2: 6 Star precincts need significant BNG from 2027; 5 Star needs 10% from 2030.</w:t>
+      </w:r>
+    </w:p>
+    <w:p>
+      <w:pPr>
+        <w:pStyle w:val="ListBullet"/>
+      </w:pPr>
+      <w:r>
+        <w:t>Introducing the Nature Positive Pathway across all Green Star rating tools.</w:t>
+      </w:r>
+    </w:p>
+    <w:p>
+      <w:pPr>
+        <w:pStyle w:val="ListBullet"/>
+      </w:pPr>
+      <w:r>
+        <w:t>Advocating for incorporation of BNG requirements into planning systems nationally.</w:t>
+      </w:r>
+    </w:p>
+    <w:p>
+      <w:pPr>
+        <w:pStyle w:val="ListBullet"/>
+      </w:pPr>
+      <w:r>
+        <w:t>Developing training and guidance to help industry deliver BNG outcomes.</w:t>
+      </w:r>
+    </w:p>
+    <w:p>
+      <w:pPr>
+        <w:pStyle w:val="Heading4"/>
+      </w:pPr>
+      <w:r>
+        <w:t>What Industry Needs to Do</w:t>
+      </w:r>
+    </w:p>
+    <w:p>
+      <w:pPr>
+        <w:pStyle w:val="ListBullet"/>
+      </w:pPr>
+      <w:r>
+        <w:t>Set biodiversity net gain as a goal for all developments and have this inform designs.</w:t>
+      </w:r>
+    </w:p>
+    <w:p>
+      <w:pPr>
+        <w:pStyle w:val="ListBullet"/>
+      </w:pPr>
+      <w:r>
+        <w:t>Design and construct to increase nature onsite; avoid negative impacts to surrounding biodiversity.</w:t>
+      </w:r>
+    </w:p>
+    <w:p>
+      <w:pPr>
+        <w:pStyle w:val="ListBullet"/>
+      </w:pPr>
+      <w:r>
+        <w:t>Integrate biophilic design principles and ecological connectivity into landscape design.</w:t>
+      </w:r>
+    </w:p>
+    <w:p>
+      <w:pPr>
+        <w:pStyle w:val="ListBullet"/>
+      </w:pPr>
+      <w:r>
+        <w:t>Monitor and report on BNG outcomes over time.</w:t>
+      </w:r>
+    </w:p>
+    <w:p>
+      <w:pPr>
+        <w:pStyle w:val="ListBullet"/>
+      </w:pPr>
+      <w:r>
+        <w:t>Work with First Nations and community to incorporate "Designing with Country" principles.</w:t>
+      </w:r>
+    </w:p>
+    <w:p>
+      <w:r>
+        <w:t>────────────────────────────────────────</w:t>
+      </w:r>
+    </w:p>
+    <w:p/>
+    <w:p>
+      <w:pPr>
+        <w:jc w:val="left"/>
+      </w:pPr>
+      <w:r>
+        <w:rPr>
+          <w:color w:val="969696"/>
+          <w:sz w:val="16"/>
+        </w:rPr>
+        <w:t>[PANEL: p2-additional]</w:t>
+      </w:r>
+    </w:p>
+    <w:p>
+      <w:pPr>
+        <w:pStyle w:val="Heading3"/>
+      </w:pPr>
+      <w:r>
+        <w:t>Consider additional net gains over time, with greater weighting on onsite actions</w:t>
+      </w:r>
+    </w:p>
+    <w:p>
+      <w:r>
+        <w:t>(Target: 2035-2050)</w:t>
+      </w:r>
+    </w:p>
+    <w:p>
+      <w:pPr>
+        <w:pStyle w:val="Heading4"/>
+      </w:pPr>
+      <w:r>
+        <w:t>Context</w:t>
+      </w:r>
+    </w:p>
+    <w:p>
+      <w:r>
+        <w:t>As measurement methods improve and the science matures, additional net gains may need to be considered. The emphasis is on onsite actions which deliver the most direct and verifiable ecological improvements.</w:t>
+      </w:r>
+    </w:p>
+    <w:p>
+      <w:pPr>
+        <w:pStyle w:val="Heading4"/>
+      </w:pPr>
+      <w:r>
+        <w:t>Actions Needed in the Next Five Years</w:t>
+      </w:r>
+    </w:p>
+    <w:p>
+      <w:pPr>
+        <w:pStyle w:val="ListBullet"/>
+      </w:pPr>
+      <w:r>
+        <w:t>Advocate for a bird\'s-eye view of ecological impact assessment at landscape scale.</w:t>
+      </w:r>
+    </w:p>
+    <w:p>
+      <w:pPr>
+        <w:pStyle w:val="ListBullet"/>
+      </w:pPr>
+      <w:r>
+        <w:t>Support precinct-scale and catchment-scale approaches to deliver connected nature networks across urban regions.</w:t>
+      </w:r>
+    </w:p>
+    <w:p>
+      <w:pPr>
+        <w:pStyle w:val="ListBullet"/>
+      </w:pPr>
+      <w:r>
+        <w:t>Advocate for monitoring of outcomes over time to track actual habitat condition, species movement and ecosystem function.</w:t>
+      </w:r>
+    </w:p>
+    <w:p>
+      <w:pPr>
+        <w:pStyle w:val="ListBullet"/>
+      </w:pPr>
+      <w:r>
+        <w:t>Shift from compliance-based reporting to measuring ecological outcomes.</w:t>
+      </w:r>
+    </w:p>
+    <w:p>
+      <w:pPr>
+        <w:pStyle w:val="ListBullet"/>
+      </w:pPr>
+      <w:r>
+        <w:t>Incentivise urban and regional restoration through grants, density bonuses, or infrastructure funding.</w:t>
+      </w:r>
+    </w:p>
+    <w:p>
+      <w:pPr>
+        <w:pStyle w:val="Heading4"/>
+      </w:pPr>
+      <w:r>
+        <w:t>What GBCA Is Doing</w:t>
+      </w:r>
+    </w:p>
+    <w:p>
+      <w:pPr>
+        <w:pStyle w:val="ListBullet"/>
+      </w:pPr>
+      <w:r>
+        <w:t>Green Star Communities v2: From 2033, all projects need to show at least 10% net gain regardless of star rating.</w:t>
+      </w:r>
+    </w:p>
+    <w:p>
+      <w:pPr>
+        <w:pStyle w:val="ListBullet"/>
+      </w:pPr>
+      <w:r>
+        <w:t>Continue updating BNG requirements as science and methodology evolves.</w:t>
+      </w:r>
+    </w:p>
+    <w:p>
+      <w:pPr>
+        <w:pStyle w:val="ListBullet"/>
+      </w:pPr>
+      <w:r>
+        <w:t>Research and reporting to monitor progress against roadmap targets.</w:t>
+      </w:r>
+    </w:p>
+    <w:p>
+      <w:pPr>
+        <w:pStyle w:val="ListBullet"/>
+      </w:pPr>
+      <w:r>
+        <w:t>Advocating for increased density limits and urban infill to reduce pressure on natural areas.</w:t>
+      </w:r>
+    </w:p>
+    <w:p>
+      <w:pPr>
+        <w:pStyle w:val="Heading4"/>
+      </w:pPr>
+      <w:r>
+        <w:t>What Industry Needs to Do</w:t>
+      </w:r>
+    </w:p>
+    <w:p>
+      <w:pPr>
+        <w:pStyle w:val="ListBullet"/>
+      </w:pPr>
+      <w:r>
+        <w:t>Scale up nature restoration efforts beyond minimum requirements.</w:t>
+      </w:r>
+    </w:p>
+    <w:p>
+      <w:pPr>
+        <w:pStyle w:val="ListBullet"/>
+      </w:pPr>
+      <w:r>
+        <w:t>Invest in landscape-scale ecological connectivity and wildlife corridors.</w:t>
+      </w:r>
+    </w:p>
+    <w:p>
+      <w:pPr>
+        <w:pStyle w:val="ListBullet"/>
+      </w:pPr>
+      <w:r>
+        <w:t>Share knowledge and experiences to help broader industry deliver on goals.</w:t>
+      </w:r>
+    </w:p>
+    <w:p>
+      <w:pPr>
+        <w:pStyle w:val="ListBullet"/>
+      </w:pPr>
+      <w:r>
+        <w:t>Co-design with communities including Aboriginal and Torres Strait Islander Peoples for place-based solutions.</w:t>
+      </w:r>
+    </w:p>
+    <w:p>
+      <w:r>
+        <w:t>────────────────────────────────────────</w:t>
+      </w:r>
+    </w:p>
+    <w:p>
+      <w:pPr>
+        <w:pStyle w:val="Heading2"/>
+      </w:pPr>
+      <w:r>
+        <w:t>Principle 3: Drive Circularity</w:t>
+      </w:r>
+    </w:p>
+    <w:p/>
+    <w:p>
+      <w:pPr>
+        <w:jc w:val="left"/>
+      </w:pPr>
+      <w:r>
+        <w:rPr>
+          <w:color w:val="969696"/>
+          <w:sz w:val="16"/>
+        </w:rPr>
+        <w:t>[PANEL: p3-sector-measure]</w:t>
+      </w:r>
+    </w:p>
+    <w:p>
+      <w:pPr>
+        <w:pStyle w:val="Heading3"/>
+      </w:pPr>
+      <w:r>
+        <w:t>Measure the built environment\</w:t>
+      </w:r>
+    </w:p>
+    <w:p>
+      <w:r>
+        <w:t>(Target: 2028)</w:t>
+      </w:r>
+    </w:p>
+    <w:p>
+      <w:pPr>
+        <w:pStyle w:val="Heading4"/>
+      </w:pPr>
+      <w:r>
+        <w:t>Context</w:t>
+      </w:r>
+    </w:p>
+    <w:p>
+      <w:r>
+        <w:t>Australia's overall circularity rate is just 4.4%, compared to a global average of 7.5%. The built environment is responsible for over 50% of raw material extraction and a third of total waste. Understanding circularity at the sector level is essential for setting meaningful improvement targets.</w:t>
+      </w:r>
+    </w:p>
+    <w:p>
+      <w:pPr>
+        <w:pStyle w:val="Heading4"/>
+      </w:pPr>
+      <w:r>
+        <w:t>Actions Needed in the Next Five Years</w:t>
+      </w:r>
+    </w:p>
+    <w:p>
+      <w:pPr>
+        <w:pStyle w:val="ListBullet"/>
+      </w:pPr>
+      <w:r>
+        <w:t>Define and measure circularity in the built environment: establish a consistent method for calculating circularity rate across material categories, lifecycle stages, and building typologies.</w:t>
+      </w:r>
+    </w:p>
+    <w:p>
+      <w:pPr>
+        <w:pStyle w:val="ListBullet"/>
+      </w:pPr>
+      <w:r>
+        <w:t>Align measurement with ISO and EU standards for international consistency.</w:t>
+      </w:r>
+    </w:p>
+    <w:p>
+      <w:pPr>
+        <w:pStyle w:val="ListBullet"/>
+      </w:pPr>
+      <w:r>
+        <w:t>Map material flows at precinct, building and fitout levels, including imports and exports.</w:t>
+      </w:r>
+    </w:p>
+    <w:p>
+      <w:pPr>
+        <w:pStyle w:val="ListBullet"/>
+      </w:pPr>
+      <w:r>
+        <w:t>Track key materials (concrete, steel, aluminium, timber) by reuse and recycling rates.</w:t>
+      </w:r>
+    </w:p>
+    <w:p>
+      <w:pPr>
+        <w:pStyle w:val="ListBullet"/>
+      </w:pPr>
+      <w:r>
+        <w:t>Account for supply chain impacts, including embodied biodiversity loss, water use, and carbon emissions.</w:t>
+      </w:r>
+    </w:p>
+    <w:p>
+      <w:pPr>
+        <w:pStyle w:val="Heading4"/>
+      </w:pPr>
+      <w:r>
+        <w:t>What GBCA Is Doing</w:t>
+      </w:r>
+    </w:p>
+    <w:p>
+      <w:pPr>
+        <w:pStyle w:val="ListBullet"/>
+      </w:pPr>
+      <w:r>
+        <w:t>Advocating for development of a circular economy calculation methodology nationally.</w:t>
+      </w:r>
+    </w:p>
+    <w:p>
+      <w:pPr>
+        <w:pStyle w:val="ListBullet"/>
+      </w:pPr>
+      <w:r>
+        <w:t>Research and reporting to monitor progress against circularity targets.</w:t>
+      </w:r>
+    </w:p>
+    <w:p>
+      <w:pPr>
+        <w:pStyle w:val="ListBullet"/>
+      </w:pPr>
+      <w:r>
+        <w:t>Working with government on inclusion of circular economy requirements into planning law.</w:t>
+      </w:r>
+    </w:p>
+    <w:p>
+      <w:pPr>
+        <w:pStyle w:val="ListBullet"/>
+      </w:pPr>
+      <w:r>
+        <w:t>Partnering with stakeholders to develop consistent measurement approaches.</w:t>
+      </w:r>
+    </w:p>
+    <w:p>
+      <w:pPr>
+        <w:pStyle w:val="Heading4"/>
+      </w:pPr>
+      <w:r>
+        <w:t>What Industry Needs to Do</w:t>
+      </w:r>
+    </w:p>
+    <w:p>
+      <w:pPr>
+        <w:pStyle w:val="ListBullet"/>
+      </w:pPr>
+      <w:r>
+        <w:t>Begin tracking material flows and circularity metrics at the organisational level.</w:t>
+      </w:r>
+    </w:p>
+    <w:p>
+      <w:pPr>
+        <w:pStyle w:val="ListBullet"/>
+      </w:pPr>
+      <w:r>
+        <w:t>Invest in data systems to capture material reuse, recycling and waste across projects.</w:t>
+      </w:r>
+    </w:p>
+    <w:p>
+      <w:pPr>
+        <w:pStyle w:val="ListBullet"/>
+      </w:pPr>
+      <w:r>
+        <w:t>Support development of industry-wide circularity benchmarks.</w:t>
+      </w:r>
+    </w:p>
+    <w:p>
+      <w:pPr>
+        <w:pStyle w:val="ListBullet"/>
+      </w:pPr>
+      <w:r>
+        <w:t>Engage with supply chains to understand embodied nature impacts of key materials.</w:t>
+      </w:r>
+    </w:p>
+    <w:p>
+      <w:r>
+        <w:t>────────────────────────────────────────</w:t>
+      </w:r>
+    </w:p>
+    <w:p/>
+    <w:p>
+      <w:pPr>
+        <w:jc w:val="left"/>
+      </w:pPr>
+      <w:r>
+        <w:rPr>
+          <w:color w:val="969696"/>
+          <w:sz w:val="16"/>
+        </w:rPr>
+        <w:t>[PANEL: p3-sector-7]</w:t>
+      </w:r>
+    </w:p>
+    <w:p>
+      <w:pPr>
+        <w:pStyle w:val="Heading3"/>
+      </w:pPr>
+      <w:r>
+        <w:t>Achieve a 7.5% circularity rate through reuse-first policies</w:t>
+      </w:r>
+    </w:p>
+    <w:p>
+      <w:r>
+        <w:t>(Target: 2030)</w:t>
+      </w:r>
+    </w:p>
+    <w:p>
+      <w:pPr>
+        <w:pStyle w:val="Heading4"/>
+      </w:pPr>
+      <w:r>
+        <w:t>Context</w:t>
+      </w:r>
+    </w:p>
+    <w:p>
+      <w:r>
+        <w:t>Reaching the global average circularity rate of 7.5% requires embedding reuse-first policies such as "if not, then why" asset reuse approaches. This means prioritising adaptive reuse of existing buildings over demolition and new build.</w:t>
+      </w:r>
+    </w:p>
+    <w:p>
+      <w:pPr>
+        <w:pStyle w:val="Heading4"/>
+      </w:pPr>
+      <w:r>
+        <w:t>Actions Needed in the Next Five Years</w:t>
+      </w:r>
+    </w:p>
+    <w:p>
+      <w:pPr>
+        <w:pStyle w:val="ListBullet"/>
+      </w:pPr>
+      <w:r>
+        <w:t>Embed circularity in planning and building codes: incentivise adaptive reuse, modular design, and design-for-disassembly.</w:t>
+      </w:r>
+    </w:p>
+    <w:p>
+      <w:pPr>
+        <w:pStyle w:val="ListBullet"/>
+      </w:pPr>
+      <w:r>
+        <w:t>Support circular supply chains: encourage reused, remanufactured, or recyclable materials.</w:t>
+      </w:r>
+    </w:p>
+    <w:p>
+      <w:pPr>
+        <w:pStyle w:val="ListBullet"/>
+      </w:pPr>
+      <w:r>
+        <w:t>De-risk circular procurement: update government procurement policies to allow for reused and recycled materials.</w:t>
+      </w:r>
+    </w:p>
+    <w:p>
+      <w:pPr>
+        <w:pStyle w:val="ListBullet"/>
+      </w:pPr>
+      <w:r>
+        <w:t>Track and disclose material flows: require material passports, digital twins, or lifecycle assessments.</w:t>
+      </w:r>
+    </w:p>
+    <w:p>
+      <w:pPr>
+        <w:pStyle w:val="ListBullet"/>
+      </w:pPr>
+      <w:r>
+        <w:t>Invest in reverse logistics, take-back schemes, and local material recovery infrastructure.</w:t>
+      </w:r>
+    </w:p>
+    <w:p>
+      <w:pPr>
+        <w:pStyle w:val="Heading4"/>
+      </w:pPr>
+      <w:r>
+        <w:t>What GBCA Is Doing</w:t>
+      </w:r>
+    </w:p>
+    <w:p>
+      <w:pPr>
+        <w:pStyle w:val="ListBullet"/>
+      </w:pPr>
+      <w:r>
+        <w:t>New Circularity credit in Green Star Buildings v1.1 Positive category to help quantify and improve circularity rate.</w:t>
+      </w:r>
+    </w:p>
+    <w:p>
+      <w:pPr>
+        <w:pStyle w:val="ListBullet"/>
+      </w:pPr>
+      <w:r>
+        <w:t>Green Star Fitouts includes a new Circular category responding to fitout churn waste.</w:t>
+      </w:r>
+    </w:p>
+    <w:p>
+      <w:pPr>
+        <w:pStyle w:val="ListBullet"/>
+      </w:pPr>
+      <w:r>
+        <w:t>Advocating for "if not, then why" reuse of asset policies in planning.</w:t>
+      </w:r>
+    </w:p>
+    <w:p>
+      <w:pPr>
+        <w:pStyle w:val="ListBullet"/>
+      </w:pPr>
+      <w:r>
+        <w:t>Advocating for government procurement to prioritise reused and recycled materials.</w:t>
+      </w:r>
+    </w:p>
+    <w:p>
+      <w:pPr>
+        <w:pStyle w:val="Heading4"/>
+      </w:pPr>
+      <w:r>
+        <w:t>What Industry Needs to Do</w:t>
+      </w:r>
+    </w:p>
+    <w:p>
+      <w:pPr>
+        <w:pStyle w:val="ListBullet"/>
+      </w:pPr>
+      <w:r>
+        <w:t>Implement "if not, then why" reuse policies for all existing assets before demolition.</w:t>
+      </w:r>
+    </w:p>
+    <w:p>
+      <w:pPr>
+        <w:pStyle w:val="ListBullet"/>
+      </w:pPr>
+      <w:r>
+        <w:t>Incorporate circularity principles into design: modular design, design for disassembly.</w:t>
+      </w:r>
+    </w:p>
+    <w:p>
+      <w:pPr>
+        <w:pStyle w:val="ListBullet"/>
+      </w:pPr>
+      <w:r>
+        <w:t>Procure materials with higher recycled content and lower nature impacts.</w:t>
+      </w:r>
+    </w:p>
+    <w:p>
+      <w:pPr>
+        <w:pStyle w:val="ListBullet"/>
+      </w:pPr>
+      <w:r>
+        <w:t>Measure and report on project circularity rate.</w:t>
+      </w:r>
+    </w:p>
+    <w:p>
+      <w:pPr>
+        <w:pStyle w:val="ListBullet"/>
+      </w:pPr>
+      <w:r>
+        <w:t>Invest in innovation for circular materials and construction methods.</w:t>
+      </w:r>
+    </w:p>
+    <w:p>
+      <w:r>
+        <w:t>────────────────────────────────────────</w:t>
+      </w:r>
+    </w:p>
+    <w:p/>
+    <w:p>
+      <w:pPr>
+        <w:jc w:val="left"/>
+      </w:pPr>
+      <w:r>
+        <w:rPr>
+          <w:color w:val="969696"/>
+          <w:sz w:val="16"/>
+        </w:rPr>
+        <w:t>[PANEL: p3-sector-15]</w:t>
+      </w:r>
+    </w:p>
+    <w:p>
+      <w:pPr>
+        <w:pStyle w:val="Heading3"/>
+      </w:pPr>
+      <w:r>
+        <w:t>Achieve a 15% circularity rate through efficient density planning</w:t>
+      </w:r>
+    </w:p>
+    <w:p>
+      <w:r>
+        <w:t>(Target: 2035)</w:t>
+      </w:r>
+    </w:p>
+    <w:p>
+      <w:pPr>
+        <w:pStyle w:val="Heading4"/>
+      </w:pPr>
+      <w:r>
+        <w:t>Context</w:t>
+      </w:r>
+    </w:p>
+    <w:p>
+      <w:r>
+        <w:t>Doubling the circularity rate requires systemic changes including increasing urban density to reduce greenfield development, promoting smaller and more efficient dwellings, and significantly expanding material reuse and recycling infrastructure.</w:t>
+      </w:r>
+    </w:p>
+    <w:p>
+      <w:pPr>
+        <w:pStyle w:val="Heading4"/>
+      </w:pPr>
+      <w:r>
+        <w:t>Actions Needed in the Next Five Years</w:t>
+      </w:r>
+    </w:p>
+    <w:p>
+      <w:pPr>
+        <w:pStyle w:val="ListBullet"/>
+      </w:pPr>
+      <w:r>
+        <w:t>Advocate for policies that prioritise increased density and smaller dwellings to reduce material demand.</w:t>
+      </w:r>
+    </w:p>
+    <w:p>
+      <w:pPr>
+        <w:pStyle w:val="ListBullet"/>
+      </w:pPr>
+      <w:r>
+        <w:t>Scale up circular supply chains nationally with major investment in reuse infrastructure.</w:t>
+      </w:r>
+    </w:p>
+    <w:p>
+      <w:pPr>
+        <w:pStyle w:val="ListBullet"/>
+      </w:pPr>
+      <w:r>
+        <w:t>Implement material passports and digital tracking across all major developments.</w:t>
+      </w:r>
+    </w:p>
+    <w:p>
+      <w:pPr>
+        <w:pStyle w:val="ListBullet"/>
+      </w:pPr>
+      <w:r>
+        <w:t>Require lifecycle assessments as standard for all building projects.</w:t>
+      </w:r>
+    </w:p>
+    <w:p>
+      <w:pPr>
+        <w:pStyle w:val="ListBullet"/>
+      </w:pPr>
+      <w:r>
+        <w:t>Promote and scale up local material recovery and remanufacturing infrastructure.</w:t>
+      </w:r>
+    </w:p>
+    <w:p>
+      <w:pPr>
+        <w:pStyle w:val="Heading4"/>
+      </w:pPr>
+      <w:r>
+        <w:t>What GBCA Is Doing</w:t>
+      </w:r>
+    </w:p>
+    <w:p>
+      <w:pPr>
+        <w:pStyle w:val="ListBullet"/>
+      </w:pPr>
+      <w:r>
+        <w:t>Green Star v1.2: Circularity benchmarks become mandatory at higher star ratings.</w:t>
+      </w:r>
+    </w:p>
+    <w:p>
+      <w:pPr>
+        <w:pStyle w:val="ListBullet"/>
+      </w:pPr>
+      <w:r>
+        <w:t>Advocating for density and efficient housing policies that reduce material consumption.</w:t>
+      </w:r>
+    </w:p>
+    <w:p>
+      <w:pPr>
+        <w:pStyle w:val="ListBullet"/>
+      </w:pPr>
+      <w:r>
+        <w:t>Collaborating with industry to scale circular economy solutions.</w:t>
+      </w:r>
+    </w:p>
+    <w:p>
+      <w:pPr>
+        <w:pStyle w:val="Heading4"/>
+      </w:pPr>
+      <w:r>
+        <w:t>What Industry Needs to Do</w:t>
+      </w:r>
+    </w:p>
+    <w:p>
+      <w:pPr>
+        <w:pStyle w:val="ListBullet"/>
+      </w:pPr>
+      <w:r>
+        <w:t>Adopt design-for-disassembly as standard practice for all new developments.</w:t>
+      </w:r>
+    </w:p>
+    <w:p>
+      <w:pPr>
+        <w:pStyle w:val="ListBullet"/>
+      </w:pPr>
+      <w:r>
+        <w:t>Invest in and use remanufactured and recycled materials at scale.</w:t>
+      </w:r>
+    </w:p>
+    <w:p>
+      <w:pPr>
+        <w:pStyle w:val="ListBullet"/>
+      </w:pPr>
+      <w:r>
+        <w:t>Measure, track and publicly report on circularity rates.</w:t>
+      </w:r>
+    </w:p>
+    <w:p>
+      <w:pPr>
+        <w:pStyle w:val="ListBullet"/>
+      </w:pPr>
+      <w:r>
+        <w:t>Prioritise increased density and efficient design to minimise material consumption.</w:t>
+      </w:r>
+    </w:p>
+    <w:p>
+      <w:r>
+        <w:t>────────────────────────────────────────</w:t>
+      </w:r>
+    </w:p>
+    <w:p/>
+    <w:p>
+      <w:pPr>
+        <w:jc w:val="left"/>
+      </w:pPr>
+      <w:r>
+        <w:rPr>
+          <w:color w:val="969696"/>
+          <w:sz w:val="16"/>
+        </w:rPr>
+        <w:t>[PANEL: p3-sector-future]</w:t>
+      </w:r>
+    </w:p>
+    <w:p>
+      <w:pPr>
+        <w:pStyle w:val="Heading3"/>
+      </w:pPr>
+      <w:r>
+        <w:t>Additional circularity rate increase will be proposed</w:t>
+      </w:r>
+    </w:p>
+    <w:p>
+      <w:r>
+        <w:t>(Target: 2050)</w:t>
+      </w:r>
+    </w:p>
+    <w:p>
+      <w:pPr>
+        <w:pStyle w:val="Heading4"/>
+      </w:pPr>
+      <w:r>
+        <w:t>Context</w:t>
+      </w:r>
+    </w:p>
+    <w:p>
+      <w:r>
+        <w:t>As industry develops methods to calculate and improve circularity, additional targets will be introduced that are both timely and ambitious. Under studied scenarios, a circularity rate of up to 32% is achievable through increased recycling and reduced fossil fuel use.</w:t>
+      </w:r>
+    </w:p>
+    <w:p>
+      <w:pPr>
+        <w:pStyle w:val="Heading4"/>
+      </w:pPr>
+      <w:r>
+        <w:t>Actions Needed in the Next Five Years</w:t>
+      </w:r>
+    </w:p>
+    <w:p>
+      <w:pPr>
+        <w:pStyle w:val="ListBullet"/>
+      </w:pPr>
+      <w:r>
+        <w:t>Continue scaling circular economy practices across the entire value chain.</w:t>
+      </w:r>
+    </w:p>
+    <w:p>
+      <w:pPr>
+        <w:pStyle w:val="ListBullet"/>
+      </w:pPr>
+      <w:r>
+        <w:t>Develop next-generation material tracking and circular design technologies.</w:t>
+      </w:r>
+    </w:p>
+    <w:p>
+      <w:pPr>
+        <w:pStyle w:val="ListBullet"/>
+      </w:pPr>
+      <w:r>
+        <w:t>Embed circularity as a fundamental principle in all built environment activities.</w:t>
+      </w:r>
+    </w:p>
+    <w:p>
+      <w:pPr>
+        <w:pStyle w:val="ListBullet"/>
+      </w:pPr>
+      <w:r>
+        <w:t>Achieve near-zero waste across construction, demolition and operations.</w:t>
+      </w:r>
+    </w:p>
+    <w:p>
+      <w:pPr>
+        <w:pStyle w:val="Heading4"/>
+      </w:pPr>
+      <w:r>
+        <w:t>What GBCA Is Doing</w:t>
+      </w:r>
+    </w:p>
+    <w:p>
+      <w:pPr>
+        <w:pStyle w:val="ListBullet"/>
+      </w:pPr>
+      <w:r>
+        <w:t>Future Green Star updates will incorporate increasingly ambitious circularity targets.</w:t>
+      </w:r>
+    </w:p>
+    <w:p>
+      <w:pPr>
+        <w:pStyle w:val="ListBullet"/>
+      </w:pPr>
+      <w:r>
+        <w:t>Monitoring and reporting on progress to inform target setting.</w:t>
+      </w:r>
+    </w:p>
+    <w:p>
+      <w:pPr>
+        <w:pStyle w:val="ListBullet"/>
+      </w:pPr>
+      <w:r>
+        <w:t>Collaborating internationally on circularity standards and best practice.</w:t>
+      </w:r>
+    </w:p>
+    <w:p>
+      <w:pPr>
+        <w:pStyle w:val="Heading4"/>
+      </w:pPr>
+      <w:r>
+        <w:t>What Industry Needs to Do</w:t>
+      </w:r>
+    </w:p>
+    <w:p>
+      <w:pPr>
+        <w:pStyle w:val="ListBullet"/>
+      </w:pPr>
+      <w:r>
+        <w:t>Operating within a fully circular built environment economy.</w:t>
+      </w:r>
+    </w:p>
+    <w:p>
+      <w:pPr>
+        <w:pStyle w:val="ListBullet"/>
+      </w:pPr>
+      <w:r>
+        <w:t>All materials tracked, reused and recycled with near-zero waste to landfill.</w:t>
+      </w:r>
+    </w:p>
+    <w:p>
+      <w:pPr>
+        <w:pStyle w:val="ListBullet"/>
+      </w:pPr>
+      <w:r>
+        <w:t>Innovation in regenerative and bio-based materials widespread.</w:t>
+      </w:r>
+    </w:p>
+    <w:p>
+      <w:r>
+        <w:t>────────────────────────────────────────</w:t>
+      </w:r>
+    </w:p>
+    <w:p/>
+    <w:p>
+      <w:pPr>
+        <w:jc w:val="left"/>
+      </w:pPr>
+      <w:r>
+        <w:rPr>
+          <w:color w:val="969696"/>
+          <w:sz w:val="16"/>
+        </w:rPr>
+        <w:t>[PANEL: p3-proj-measure]</w:t>
+      </w:r>
+    </w:p>
+    <w:p>
+      <w:pPr>
+        <w:pStyle w:val="Heading3"/>
+      </w:pPr>
+      <w:r>
+        <w:t>Establish project-level circularity methods and benchmarks</w:t>
+      </w:r>
+    </w:p>
+    <w:p>
+      <w:r>
+        <w:t>(Target: 2028)</w:t>
+      </w:r>
+    </w:p>
+    <w:p>
+      <w:pPr>
+        <w:pStyle w:val="Heading4"/>
+      </w:pPr>
+      <w:r>
+        <w:t>Context</w:t>
+      </w:r>
+    </w:p>
+    <w:p>
+      <w:r>
+        <w:t>Project-level circularity rates are currently unknown across the industry. Establishing consistent measurement methods at the project level is essential for setting meaningful improvement benchmarks.</w:t>
+      </w:r>
+    </w:p>
+    <w:p>
+      <w:pPr>
+        <w:pStyle w:val="Heading4"/>
+      </w:pPr>
+      <w:r>
+        <w:t>Actions Needed in the Next Five Years</w:t>
+      </w:r>
+    </w:p>
+    <w:p>
+      <w:pPr>
+        <w:pStyle w:val="ListBullet"/>
+      </w:pPr>
+      <w:r>
+        <w:t>Develop project-level circularity measurement methodologies aligned with sector-level approaches.</w:t>
+      </w:r>
+    </w:p>
+    <w:p>
+      <w:pPr>
+        <w:pStyle w:val="ListBullet"/>
+      </w:pPr>
+      <w:r>
+        <w:t>Establish baseline benchmarks for different project types (residential, commercial, infrastructure).</w:t>
+      </w:r>
+    </w:p>
+    <w:p>
+      <w:pPr>
+        <w:pStyle w:val="ListBullet"/>
+      </w:pPr>
+      <w:r>
+        <w:t>Capture design strategies that extend asset life, enable disassembly, and reduce waste.</w:t>
+      </w:r>
+    </w:p>
+    <w:p>
+      <w:pPr>
+        <w:pStyle w:val="ListBullet"/>
+      </w:pPr>
+      <w:r>
+        <w:t>Measure stock accumulation, recognising that buildings store materials over decades.</w:t>
+      </w:r>
+    </w:p>
+    <w:p>
+      <w:pPr>
+        <w:pStyle w:val="ListBullet"/>
+      </w:pPr>
+      <w:r>
+        <w:t>Pilot project-level circularity measurement on Green Star certified projects.</w:t>
+      </w:r>
+    </w:p>
+    <w:p>
+      <w:pPr>
+        <w:pStyle w:val="Heading4"/>
+      </w:pPr>
+      <w:r>
+        <w:t>What GBCA Is Doing</w:t>
+      </w:r>
+    </w:p>
+    <w:p>
+      <w:pPr>
+        <w:pStyle w:val="ListBullet"/>
+      </w:pPr>
+      <w:r>
+        <w:t>Green Star Buildings v1.1: Voluntary circularity measurement credit introduced.</w:t>
+      </w:r>
+    </w:p>
+    <w:p>
+      <w:pPr>
+        <w:pStyle w:val="ListBullet"/>
+      </w:pPr>
+      <w:r>
+        <w:t>Green Star Communities v2: Voluntary project-level circularity measurement.</w:t>
+      </w:r>
+    </w:p>
+    <w:p>
+      <w:pPr>
+        <w:pStyle w:val="ListBullet"/>
+      </w:pPr>
+      <w:r>
+        <w:t>Developing project-level circularity benchmarking methodology.</w:t>
+      </w:r>
+    </w:p>
+    <w:p>
+      <w:pPr>
+        <w:pStyle w:val="ListBullet"/>
+      </w:pPr>
+      <w:r>
+        <w:t>Partnering with industry to pilot and refine measurement approaches.</w:t>
+      </w:r>
+    </w:p>
+    <w:p>
+      <w:pPr>
+        <w:pStyle w:val="Heading4"/>
+      </w:pPr>
+      <w:r>
+        <w:t>What Industry Needs to Do</w:t>
+      </w:r>
+    </w:p>
+    <w:p>
+      <w:pPr>
+        <w:pStyle w:val="ListBullet"/>
+      </w:pPr>
+      <w:r>
+        <w:t>Begin measuring and tracking material flows at the project level.</w:t>
+      </w:r>
+    </w:p>
+    <w:p>
+      <w:pPr>
+        <w:pStyle w:val="ListBullet"/>
+      </w:pPr>
+      <w:r>
+        <w:t>Pilot circularity assessments on upcoming developments.</w:t>
+      </w:r>
+    </w:p>
+    <w:p>
+      <w:pPr>
+        <w:pStyle w:val="ListBullet"/>
+      </w:pPr>
+      <w:r>
+        <w:t>Benchmark your projects against emerging industry standards.</w:t>
+      </w:r>
+    </w:p>
+    <w:p>
+      <w:pPr>
+        <w:pStyle w:val="ListBullet"/>
+      </w:pPr>
+      <w:r>
+        <w:t>Share measurement data to contribute to industry-wide benchmarking.</w:t>
+      </w:r>
+    </w:p>
+    <w:p>
+      <w:r>
+        <w:t>────────────────────────────────────────</w:t>
+      </w:r>
+    </w:p>
+    <w:p/>
+    <w:p>
+      <w:pPr>
+        <w:jc w:val="left"/>
+      </w:pPr>
+      <w:r>
+        <w:rPr>
+          <w:color w:val="969696"/>
+          <w:sz w:val="16"/>
+        </w:rPr>
+        <w:t>[PANEL: p3-proj-10]</w:t>
+      </w:r>
+    </w:p>
+    <w:p>
+      <w:pPr>
+        <w:pStyle w:val="Heading3"/>
+      </w:pPr>
+      <w:r>
+        <w:t>Achieve a 10% improvement in project-level circularity</w:t>
+      </w:r>
+    </w:p>
+    <w:p>
+      <w:r>
+        <w:t>(Target: 2030)</w:t>
+      </w:r>
+    </w:p>
+    <w:p>
+      <w:pPr>
+        <w:pStyle w:val="Heading4"/>
+      </w:pPr>
+      <w:r>
+        <w:t>Context</w:t>
+      </w:r>
+    </w:p>
+    <w:p>
+      <w:r>
+        <w:t>Once baselines are established, a 10% improvement in project-level circularity drives meaningful change in design, procurement and construction practices.</w:t>
+      </w:r>
+    </w:p>
+    <w:p>
+      <w:pPr>
+        <w:pStyle w:val="Heading4"/>
+      </w:pPr>
+      <w:r>
+        <w:t>Actions Needed in the Next Five Years</w:t>
+      </w:r>
+    </w:p>
+    <w:p>
+      <w:pPr>
+        <w:pStyle w:val="ListBullet"/>
+      </w:pPr>
+      <w:r>
+        <w:t>Implement circular design principles: design for disassembly, modular construction, material reuse.</w:t>
+      </w:r>
+    </w:p>
+    <w:p>
+      <w:pPr>
+        <w:pStyle w:val="ListBullet"/>
+      </w:pPr>
+      <w:r>
+        <w:t>Require material passports to track embedded impacts and reuse potential.</w:t>
+      </w:r>
+    </w:p>
+    <w:p>
+      <w:pPr>
+        <w:pStyle w:val="ListBullet"/>
+      </w:pPr>
+      <w:r>
+        <w:t>De-risk circular procurement by removing performance and liability barriers.</w:t>
+      </w:r>
+    </w:p>
+    <w:p>
+      <w:pPr>
+        <w:pStyle w:val="ListBullet"/>
+      </w:pPr>
+      <w:r>
+        <w:t>Support suppliers providing reused, remanufactured, or recyclable materials.</w:t>
+      </w:r>
+    </w:p>
+    <w:p>
+      <w:pPr>
+        <w:pStyle w:val="Heading4"/>
+      </w:pPr>
+      <w:r>
+        <w:t>What GBCA Is Doing</w:t>
+      </w:r>
+    </w:p>
+    <w:p>
+      <w:pPr>
+        <w:pStyle w:val="ListBullet"/>
+      </w:pPr>
+      <w:r>
+        <w:t>Green Star Buildings v1.2: 6 Star projects required to demonstrate 10% improvement.</w:t>
+      </w:r>
+    </w:p>
+    <w:p>
+      <w:pPr>
+        <w:pStyle w:val="ListBullet"/>
+      </w:pPr>
+      <w:r>
+        <w:t>Green Star Communities v2.1: 6 Star precincts required to meet improvement targets.</w:t>
+      </w:r>
+    </w:p>
+    <w:p>
+      <w:pPr>
+        <w:pStyle w:val="ListBullet"/>
+      </w:pPr>
+      <w:r>
+        <w:t>Developing training and guidance on achieving project-level circularity.</w:t>
+      </w:r>
+    </w:p>
+    <w:p>
+      <w:pPr>
+        <w:pStyle w:val="Heading4"/>
+      </w:pPr>
+      <w:r>
+        <w:t>What Industry Needs to Do</w:t>
+      </w:r>
+    </w:p>
+    <w:p>
+      <w:pPr>
+        <w:pStyle w:val="ListBullet"/>
+      </w:pPr>
+      <w:r>
+        <w:t>Set circularity improvement targets for all new projects.</w:t>
+      </w:r>
+    </w:p>
+    <w:p>
+      <w:pPr>
+        <w:pStyle w:val="ListBullet"/>
+      </w:pPr>
+      <w:r>
+        <w:t>Integrate circular design into project briefs and procurement requirements.</w:t>
+      </w:r>
+    </w:p>
+    <w:p>
+      <w:pPr>
+        <w:pStyle w:val="ListBullet"/>
+      </w:pPr>
+      <w:r>
+        <w:t>Track and report on circularity improvements achieved.</w:t>
+      </w:r>
+    </w:p>
+    <w:p>
+      <w:pPr>
+        <w:pStyle w:val="ListBullet"/>
+      </w:pPr>
+      <w:r>
+        <w:t>Invest in circular materials and construction methods.</w:t>
+      </w:r>
+    </w:p>
+    <w:p>
+      <w:r>
+        <w:t>────────────────────────────────────────</w:t>
+      </w:r>
+    </w:p>
+    <w:p/>
+    <w:p>
+      <w:pPr>
+        <w:jc w:val="left"/>
+      </w:pPr>
+      <w:r>
+        <w:rPr>
+          <w:color w:val="969696"/>
+          <w:sz w:val="16"/>
+        </w:rPr>
+        <w:t>[PANEL: p3-proj-20]</w:t>
+      </w:r>
+    </w:p>
+    <w:p>
+      <w:pPr>
+        <w:pStyle w:val="Heading3"/>
+      </w:pPr>
+      <w:r>
+        <w:t>Achieve a 20% improvement in project-level circularity</w:t>
+      </w:r>
+    </w:p>
+    <w:p>
+      <w:r>
+        <w:t>(Target: 2035)</w:t>
+      </w:r>
+    </w:p>
+    <w:p>
+      <w:pPr>
+        <w:pStyle w:val="Heading4"/>
+      </w:pPr>
+      <w:r>
+        <w:t>Context</w:t>
+      </w:r>
+    </w:p>
+    <w:p>
+      <w:r>
+        <w:t>A 20% improvement in project-level circularity requires significant shifts in design practice, material sourcing, and construction methods across the industry.</w:t>
+      </w:r>
+    </w:p>
+    <w:p>
+      <w:pPr>
+        <w:pStyle w:val="Heading4"/>
+      </w:pPr>
+      <w:r>
+        <w:t>Actions Needed in the Next Five Years</w:t>
+      </w:r>
+    </w:p>
+    <w:p>
+      <w:pPr>
+        <w:pStyle w:val="ListBullet"/>
+      </w:pPr>
+      <w:r>
+        <w:t>Scale circular procurement practices across the supply chain.</w:t>
+      </w:r>
+    </w:p>
+    <w:p>
+      <w:pPr>
+        <w:pStyle w:val="ListBullet"/>
+      </w:pPr>
+      <w:r>
+        <w:t>Implement comprehensive material tracking and digital twin approaches.</w:t>
+      </w:r>
+    </w:p>
+    <w:p>
+      <w:pPr>
+        <w:pStyle w:val="ListBullet"/>
+      </w:pPr>
+      <w:r>
+        <w:t>Design all new buildings for full disassembly and material recovery at end of life.</w:t>
+      </w:r>
+    </w:p>
+    <w:p>
+      <w:pPr>
+        <w:pStyle w:val="ListBullet"/>
+      </w:pPr>
+      <w:r>
+        <w:t>Invest in local material recovery and remanufacturing infrastructure.</w:t>
+      </w:r>
+    </w:p>
+    <w:p>
+      <w:pPr>
+        <w:pStyle w:val="Heading4"/>
+      </w:pPr>
+      <w:r>
+        <w:t>What GBCA Is Doing</w:t>
+      </w:r>
+    </w:p>
+    <w:p>
+      <w:pPr>
+        <w:pStyle w:val="ListBullet"/>
+      </w:pPr>
+      <w:r>
+        <w:t>Green Star v1.2: 5 Star and 6 Star projects must demonstrate 20% improvement.</w:t>
+      </w:r>
+    </w:p>
+    <w:p>
+      <w:pPr>
+        <w:pStyle w:val="ListBullet"/>
+      </w:pPr>
+      <w:r>
+        <w:t>Updating rating tools to reflect increased ambition.</w:t>
+      </w:r>
+    </w:p>
+    <w:p>
+      <w:pPr>
+        <w:pStyle w:val="ListBullet"/>
+      </w:pPr>
+      <w:r>
+        <w:t>Research and reporting on circularity progress and best practice.</w:t>
+      </w:r>
+    </w:p>
+    <w:p>
+      <w:pPr>
+        <w:pStyle w:val="Heading4"/>
+      </w:pPr>
+      <w:r>
+        <w:t>What Industry Needs to Do</w:t>
+      </w:r>
+    </w:p>
+    <w:p>
+      <w:pPr>
+        <w:pStyle w:val="ListBullet"/>
+      </w:pPr>
+      <w:r>
+        <w:t>Achieve 20% circularity improvement as standard across all new developments.</w:t>
+      </w:r>
+    </w:p>
+    <w:p>
+      <w:pPr>
+        <w:pStyle w:val="ListBullet"/>
+      </w:pPr>
+      <w:r>
+        <w:t>Champion circular innovation in materials and design.</w:t>
+      </w:r>
+    </w:p>
+    <w:p>
+      <w:pPr>
+        <w:pStyle w:val="ListBullet"/>
+      </w:pPr>
+      <w:r>
+        <w:t>Share knowledge and case studies to accelerate sector-wide transformation.</w:t>
+      </w:r>
+    </w:p>
+    <w:p>
+      <w:r>
+        <w:t>────────────────────────────────────────</w:t>
+      </w:r>
+    </w:p>
+    <w:p/>
+    <w:p>
+      <w:pPr>
+        <w:jc w:val="left"/>
+      </w:pPr>
+      <w:r>
+        <w:rPr>
+          <w:color w:val="969696"/>
+          <w:sz w:val="16"/>
+        </w:rPr>
+        <w:t>[PANEL: p3-proj-future]</w:t>
+      </w:r>
+    </w:p>
+    <w:p>
+      <w:pPr>
+        <w:pStyle w:val="Heading3"/>
+      </w:pPr>
+      <w:r>
+        <w:t>Additional project-level improvement will be proposed</w:t>
+      </w:r>
+    </w:p>
+    <w:p>
+      <w:r>
+        <w:t>(Target: 2050)</w:t>
+      </w:r>
+    </w:p>
+    <w:p>
+      <w:pPr>
+        <w:pStyle w:val="Heading4"/>
+      </w:pPr>
+      <w:r>
+        <w:t>Context</w:t>
+      </w:r>
+    </w:p>
+    <w:p>
+      <w:r>
+        <w:t>Future project-level circularity targets will be informed by progress and evolving methods. The aim is near-zero waste construction with maximum material circularity.</w:t>
+      </w:r>
+    </w:p>
+    <w:p>
+      <w:pPr>
+        <w:pStyle w:val="Heading4"/>
+      </w:pPr>
+      <w:r>
+        <w:t>Actions Needed in the Next Five Years</w:t>
+      </w:r>
+    </w:p>
+    <w:p>
+      <w:pPr>
+        <w:pStyle w:val="ListBullet"/>
+      </w:pPr>
+      <w:r>
+        <w:t>All new projects designed for maximum circularity and minimum waste.</w:t>
+      </w:r>
+    </w:p>
+    <w:p>
+      <w:pPr>
+        <w:pStyle w:val="ListBullet"/>
+      </w:pPr>
+      <w:r>
+        <w:t>Comprehensive material tracking and recovery systems in place.</w:t>
+      </w:r>
+    </w:p>
+    <w:p>
+      <w:pPr>
+        <w:pStyle w:val="ListBullet"/>
+      </w:pPr>
+      <w:r>
+        <w:t>Zero waste to landfill from construction and demolition activities.</w:t>
+      </w:r>
+    </w:p>
+    <w:p>
+      <w:pPr>
+        <w:pStyle w:val="Heading4"/>
+      </w:pPr>
+      <w:r>
+        <w:t>What GBCA Is Doing</w:t>
+      </w:r>
+    </w:p>
+    <w:p>
+      <w:pPr>
+        <w:pStyle w:val="ListBullet"/>
+      </w:pPr>
+      <w:r>
+        <w:t>Continuously evolving Green Star targets to drive increasing ambition.</w:t>
+      </w:r>
+    </w:p>
+    <w:p>
+      <w:pPr>
+        <w:pStyle w:val="ListBullet"/>
+      </w:pPr>
+      <w:r>
+        <w:t>Collaborating internationally on project-level circularity standards.</w:t>
+      </w:r>
+    </w:p>
+    <w:p>
+      <w:pPr>
+        <w:pStyle w:val="Heading4"/>
+      </w:pPr>
+      <w:r>
+        <w:t>What Industry Needs to Do</w:t>
+      </w:r>
+    </w:p>
+    <w:p>
+      <w:pPr>
+        <w:pStyle w:val="ListBullet"/>
+      </w:pPr>
+      <w:r>
+        <w:t>Operating within a fully circular project delivery model.</w:t>
+      </w:r>
+    </w:p>
+    <w:p>
+      <w:pPr>
+        <w:pStyle w:val="ListBullet"/>
+      </w:pPr>
+      <w:r>
+        <w:t>All construction materials tracked, reused and recycled.</w:t>
+      </w:r>
+    </w:p>
+    <w:p>
+      <w:r>
+        <w:t>────────────────────────────────────────</w:t>
+      </w:r>
+    </w:p>
+    <w:p>
+      <w:pPr>
+        <w:pStyle w:val="Heading2"/>
+      </w:pPr>
+      <w:r>
+        <w:t>Principle 4: Choose Low-Impact Materials</w:t>
+      </w:r>
+    </w:p>
+    <w:p/>
+    <w:p>
+      <w:pPr>
+        <w:jc w:val="left"/>
+      </w:pPr>
+      <w:r>
+        <w:rPr>
+          <w:color w:val="969696"/>
+          <w:sz w:val="16"/>
+        </w:rPr>
+        <w:t>[PANEL: p4-measure]</w:t>
+      </w:r>
+    </w:p>
+    <w:p>
+      <w:pPr>
+        <w:pStyle w:val="Heading3"/>
+      </w:pPr>
+      <w:r>
+        <w:t>Measure nature impacts of top 10 materials and develop management plans</w:t>
+      </w:r>
+    </w:p>
+    <w:p>
+      <w:r>
+        <w:t>(Target: 2028)</w:t>
+      </w:r>
+    </w:p>
+    <w:p>
+      <w:pPr>
+        <w:pStyle w:val="Heading4"/>
+      </w:pPr>
+      <w:r>
+        <w:t>Context</w:t>
+      </w:r>
+    </w:p>
+    <w:p>
+      <w:r>
+        <w:t>It is estimated that 95% of a building's nature impact is embodied in its materials. Construction materials, especially steel, concrete, timber, aluminium and plastics, are highly resource and emissions intensive. Understanding these impacts is the first step to reducing them.</w:t>
+      </w:r>
+    </w:p>
+    <w:p>
+      <w:pPr>
+        <w:pStyle w:val="Heading4"/>
+      </w:pPr>
+      <w:r>
+        <w:t>Actions Needed in the Next Five Years</w:t>
+      </w:r>
+    </w:p>
+    <w:p>
+      <w:pPr>
+        <w:pStyle w:val="ListBullet"/>
+      </w:pPr>
+      <w:r>
+        <w:t>Set material-specific targets and trajectories that reflect whole-of-life impacts and avoid trade-offs between carbon and nature outcomes.</w:t>
+      </w:r>
+    </w:p>
+    <w:p>
+      <w:pPr>
+        <w:pStyle w:val="ListBullet"/>
+      </w:pPr>
+      <w:r>
+        <w:t>Improve supply chain transparency and traceability: require suppliers to disclose material origin, production impacts and compliance.</w:t>
+      </w:r>
+    </w:p>
+    <w:p>
+      <w:pPr>
+        <w:pStyle w:val="ListBullet"/>
+      </w:pPr>
+      <w:r>
+        <w:t>Use tools like Environmental Product Declarations, FSC, PEFC or digital product passports.</w:t>
+      </w:r>
+    </w:p>
+    <w:p>
+      <w:pPr>
+        <w:pStyle w:val="ListBullet"/>
+      </w:pPr>
+      <w:r>
+        <w:t>Promote local and regenerative materials that support regional ecosystems and reduce transport emissions.</w:t>
+      </w:r>
+    </w:p>
+    <w:p>
+      <w:pPr>
+        <w:pStyle w:val="ListBullet"/>
+      </w:pPr>
+      <w:r>
+        <w:t>Embed nature impact criteria in procurement: update specifications and contracts to prioritise low-impact products.</w:t>
+      </w:r>
+    </w:p>
+    <w:p>
+      <w:pPr>
+        <w:pStyle w:val="Heading4"/>
+      </w:pPr>
+      <w:r>
+        <w:t>What GBCA Is Doing</w:t>
+      </w:r>
+    </w:p>
+    <w:p>
+      <w:pPr>
+        <w:pStyle w:val="ListBullet"/>
+      </w:pPr>
+      <w:r>
+        <w:t>Responsible Products Framework Version B: including new nature-related and circular-related criteria (expected Q3 2026).</w:t>
+      </w:r>
+    </w:p>
+    <w:p>
+      <w:pPr>
+        <w:pStyle w:val="ListBullet"/>
+      </w:pPr>
+      <w:r>
+        <w:t>Green Star credits reward lower-impact materials in the Responsible category.</w:t>
+      </w:r>
+    </w:p>
+    <w:p>
+      <w:pPr>
+        <w:pStyle w:val="ListBullet"/>
+      </w:pPr>
+      <w:r>
+        <w:t>The Responsible Products Framework defines qualities that products assessed by independent initiatives must comply with.</w:t>
+      </w:r>
+    </w:p>
+    <w:p>
+      <w:pPr>
+        <w:pStyle w:val="ListBullet"/>
+      </w:pPr>
+      <w:r>
+        <w:t>Advocating for material-specific targets across the industry.</w:t>
+      </w:r>
+    </w:p>
+    <w:p>
+      <w:pPr>
+        <w:pStyle w:val="ListBullet"/>
+      </w:pPr>
+      <w:r>
+        <w:t>Championing advancements in innovation in the supply chain.</w:t>
+      </w:r>
+    </w:p>
+    <w:p>
+      <w:pPr>
+        <w:pStyle w:val="Heading4"/>
+      </w:pPr>
+      <w:r>
+        <w:t>What Industry Needs to Do</w:t>
+      </w:r>
+    </w:p>
+    <w:p>
+      <w:pPr>
+        <w:pStyle w:val="ListBullet"/>
+      </w:pPr>
+      <w:r>
+        <w:t>Review nature impacts of your key materials (concrete, steel, aluminium, timber, glass).</w:t>
+      </w:r>
+    </w:p>
+    <w:p>
+      <w:pPr>
+        <w:pStyle w:val="ListBullet"/>
+      </w:pPr>
+      <w:r>
+        <w:t>Engage with supply chains to understand biodiversity, water and pollution impacts.</w:t>
+      </w:r>
+    </w:p>
+    <w:p>
+      <w:pPr>
+        <w:pStyle w:val="ListBullet"/>
+      </w:pPr>
+      <w:r>
+        <w:t>Develop management plans for your top materials with clear impact reduction pathways.</w:t>
+      </w:r>
+    </w:p>
+    <w:p>
+      <w:pPr>
+        <w:pStyle w:val="ListBullet"/>
+      </w:pPr>
+      <w:r>
+        <w:t>Increase traceability by disclosing origins and impacts of raw materials.</w:t>
+      </w:r>
+    </w:p>
+    <w:p>
+      <w:pPr>
+        <w:pStyle w:val="ListBullet"/>
+      </w:pPr>
+      <w:r>
+        <w:t>Procure certified and responsibly sourced materials (FSC, PEFC, EPDs).</w:t>
+      </w:r>
+    </w:p>
+    <w:p>
+      <w:r>
+        <w:t>────────────────────────────────────────</w:t>
+      </w:r>
+    </w:p>
+    <w:p/>
+    <w:p>
+      <w:pPr>
+        <w:jc w:val="left"/>
+      </w:pPr>
+      <w:r>
+        <w:rPr>
+          <w:color w:val="969696"/>
+          <w:sz w:val="16"/>
+        </w:rPr>
+        <w:t>[PANEL: p4-implement]</w:t>
+      </w:r>
+    </w:p>
+    <w:p>
+      <w:pPr>
+        <w:pStyle w:val="Heading3"/>
+      </w:pPr>
+      <w:r>
+        <w:t>Implement nature impact management plans for top 10 materials</w:t>
+      </w:r>
+    </w:p>
+    <w:p>
+      <w:r>
+        <w:t>(Target: 2030)</w:t>
+      </w:r>
+    </w:p>
+    <w:p>
+      <w:pPr>
+        <w:pStyle w:val="Heading4"/>
+      </w:pPr>
+      <w:r>
+        <w:t>Context</w:t>
+      </w:r>
+    </w:p>
+    <w:p>
+      <w:r>
+        <w:t>Moving from measurement to action, this target requires active implementation of plans to reduce, manage and compensate for nature impacts from the most-used construction materials.</w:t>
+      </w:r>
+    </w:p>
+    <w:p>
+      <w:pPr>
+        <w:pStyle w:val="Heading4"/>
+      </w:pPr>
+      <w:r>
+        <w:t>Actions Needed in the Next Five Years</w:t>
+      </w:r>
+    </w:p>
+    <w:p>
+      <w:pPr>
+        <w:pStyle w:val="ListBullet"/>
+      </w:pPr>
+      <w:r>
+        <w:t>Phase out high-risk materials with high biodiversity or pollution risk unless verifiably low-impact or third-party certified.</w:t>
+      </w:r>
+    </w:p>
+    <w:p>
+      <w:pPr>
+        <w:pStyle w:val="ListBullet"/>
+      </w:pPr>
+      <w:r>
+        <w:t>Promote local and regenerative materials that support regional ecosystems.</w:t>
+      </w:r>
+    </w:p>
+    <w:p>
+      <w:pPr>
+        <w:pStyle w:val="ListBullet"/>
+      </w:pPr>
+      <w:r>
+        <w:t>Embed nature impact criteria in procurement, especially in public and institutional projects.</w:t>
+      </w:r>
+    </w:p>
+    <w:p>
+      <w:pPr>
+        <w:pStyle w:val="ListBullet"/>
+      </w:pPr>
+      <w:r>
+        <w:t>Require suppliers to demonstrate compliance with environmental and human rights standards.</w:t>
+      </w:r>
+    </w:p>
+    <w:p>
+      <w:pPr>
+        <w:pStyle w:val="ListBullet"/>
+      </w:pPr>
+      <w:r>
+        <w:t>Invest in innovation for low-impact alternative materials.</w:t>
+      </w:r>
+    </w:p>
+    <w:p>
+      <w:pPr>
+        <w:pStyle w:val="Heading4"/>
+      </w:pPr>
+      <w:r>
+        <w:t>What GBCA Is Doing</w:t>
+      </w:r>
+    </w:p>
+    <w:p>
+      <w:pPr>
+        <w:pStyle w:val="ListBullet"/>
+      </w:pPr>
+      <w:r>
+        <w:t>Responsible Products Framework Version B: initiatives expected to transition by 2028.</w:t>
+      </w:r>
+    </w:p>
+    <w:p>
+      <w:pPr>
+        <w:pStyle w:val="ListBullet"/>
+      </w:pPr>
+      <w:r>
+        <w:t>Green Star credits actively reward procurement of low-impact materials.</w:t>
+      </w:r>
+    </w:p>
+    <w:p>
+      <w:pPr>
+        <w:pStyle w:val="ListBullet"/>
+      </w:pPr>
+      <w:r>
+        <w:t>Advocating for government procurement to require nature impact management plans.</w:t>
+      </w:r>
+    </w:p>
+    <w:p>
+      <w:pPr>
+        <w:pStyle w:val="ListBullet"/>
+      </w:pPr>
+      <w:r>
+        <w:t>Training and education to build industry capacity for responsible material selection.</w:t>
+      </w:r>
+    </w:p>
+    <w:p>
+      <w:pPr>
+        <w:pStyle w:val="Heading4"/>
+      </w:pPr>
+      <w:r>
+        <w:t>What Industry Needs to Do</w:t>
+      </w:r>
+    </w:p>
+    <w:p>
+      <w:pPr>
+        <w:pStyle w:val="ListBullet"/>
+      </w:pPr>
+      <w:r>
+        <w:t>Implement management plans to reduce nature impacts of key materials.</w:t>
+      </w:r>
+    </w:p>
+    <w:p>
+      <w:pPr>
+        <w:pStyle w:val="ListBullet"/>
+      </w:pPr>
+      <w:r>
+        <w:t>Procure materials with lower nature-related impacts as standard practice.</w:t>
+      </w:r>
+    </w:p>
+    <w:p>
+      <w:pPr>
+        <w:pStyle w:val="ListBullet"/>
+      </w:pPr>
+      <w:r>
+        <w:t>Work with suppliers to improve transparency and reduce upstream impacts.</w:t>
+      </w:r>
+    </w:p>
+    <w:p>
+      <w:pPr>
+        <w:pStyle w:val="ListBullet"/>
+      </w:pPr>
+      <w:r>
+        <w:t>Avoid materials with high biodiversity or pollution risk.</w:t>
+      </w:r>
+    </w:p>
+    <w:p>
+      <w:pPr>
+        <w:pStyle w:val="ListBullet"/>
+      </w:pPr>
+      <w:r>
+        <w:t>Invest in and support the development of alternative low-impact materials.</w:t>
+      </w:r>
+    </w:p>
+    <w:p>
+      <w:r>
+        <w:t>────────────────────────────────────────</w:t>
+      </w:r>
+    </w:p>
+    <w:p/>
+    <w:p>
+      <w:pPr>
+        <w:jc w:val="left"/>
+      </w:pPr>
+      <w:r>
+        <w:rPr>
+          <w:color w:val="969696"/>
+          <w:sz w:val="16"/>
+        </w:rPr>
+        <w:t>[PANEL: p4-bng]</w:t>
+      </w:r>
+    </w:p>
+    <w:p>
+      <w:pPr>
+        <w:pStyle w:val="Heading3"/>
+      </w:pPr>
+      <w:r>
+        <w:t>Manufacturers of top 10 materials set biodiversity net gain targets</w:t>
+      </w:r>
+    </w:p>
+    <w:p>
+      <w:r>
+        <w:t>(Target: 2035)</w:t>
+      </w:r>
+    </w:p>
+    <w:p>
+      <w:pPr>
+        <w:pStyle w:val="Heading4"/>
+      </w:pPr>
+      <w:r>
+        <w:t>Context</w:t>
+      </w:r>
+    </w:p>
+    <w:p>
+      <w:r>
+        <w:t>This target shifts responsibility to manufacturers, requiring them to actively set and work towards biodiversity net gain targets for their operations and supply chains.</w:t>
+      </w:r>
+    </w:p>
+    <w:p>
+      <w:pPr>
+        <w:pStyle w:val="Heading4"/>
+      </w:pPr>
+      <w:r>
+        <w:t>Actions Needed in the Next Five Years</w:t>
+      </w:r>
+    </w:p>
+    <w:p>
+      <w:pPr>
+        <w:pStyle w:val="ListBullet"/>
+      </w:pPr>
+      <w:r>
+        <w:t>Support manufacturers in setting science-based biodiversity targets.</w:t>
+      </w:r>
+    </w:p>
+    <w:p>
+      <w:pPr>
+        <w:pStyle w:val="ListBullet"/>
+      </w:pPr>
+      <w:r>
+        <w:t>Establish verification and monitoring frameworks for manufacturer BNG claims.</w:t>
+      </w:r>
+    </w:p>
+    <w:p>
+      <w:pPr>
+        <w:pStyle w:val="ListBullet"/>
+      </w:pPr>
+      <w:r>
+        <w:t>Create market incentives for manufacturers meeting or exceeding BNG targets.</w:t>
+      </w:r>
+    </w:p>
+    <w:p>
+      <w:pPr>
+        <w:pStyle w:val="ListBullet"/>
+      </w:pPr>
+      <w:r>
+        <w:t>Support traceability and digital product passports as standard.</w:t>
+      </w:r>
+    </w:p>
+    <w:p>
+      <w:pPr>
+        <w:pStyle w:val="Heading4"/>
+      </w:pPr>
+      <w:r>
+        <w:t>What GBCA Is Doing</w:t>
+      </w:r>
+    </w:p>
+    <w:p>
+      <w:pPr>
+        <w:pStyle w:val="ListBullet"/>
+      </w:pPr>
+      <w:r>
+        <w:t>Responsible Products Framework Version C: expected to require manufacturer BNG targets.</w:t>
+      </w:r>
+    </w:p>
+    <w:p>
+      <w:pPr>
+        <w:pStyle w:val="ListBullet"/>
+      </w:pPr>
+      <w:r>
+        <w:t>Advocating for manufacturer accountability for nature impacts.</w:t>
+      </w:r>
+    </w:p>
+    <w:p>
+      <w:pPr>
+        <w:pStyle w:val="ListBullet"/>
+      </w:pPr>
+      <w:r>
+        <w:t>Working with industry bodies to establish manufacturer BNG standards.</w:t>
+      </w:r>
+    </w:p>
+    <w:p>
+      <w:pPr>
+        <w:pStyle w:val="Heading4"/>
+      </w:pPr>
+      <w:r>
+        <w:t>What Industry Needs to Do</w:t>
+      </w:r>
+    </w:p>
+    <w:p>
+      <w:pPr>
+        <w:pStyle w:val="ListBullet"/>
+      </w:pPr>
+      <w:r>
+        <w:t>Set biodiversity net gain targets for manufacturing operations.</w:t>
+      </w:r>
+    </w:p>
+    <w:p>
+      <w:pPr>
+        <w:pStyle w:val="ListBullet"/>
+      </w:pPr>
+      <w:r>
+        <w:t>Compensate for nature impacts from material extraction and production.</w:t>
+      </w:r>
+    </w:p>
+    <w:p>
+      <w:pPr>
+        <w:pStyle w:val="ListBullet"/>
+      </w:pPr>
+      <w:r>
+        <w:t>Invest in nature restoration at extraction and manufacturing sites.</w:t>
+      </w:r>
+    </w:p>
+    <w:p>
+      <w:pPr>
+        <w:pStyle w:val="ListBullet"/>
+      </w:pPr>
+      <w:r>
+        <w:t>Transparently report on progress towards BNG targets.</w:t>
+      </w:r>
+    </w:p>
+    <w:p>
+      <w:pPr>
+        <w:pStyle w:val="ListBullet"/>
+      </w:pPr>
+      <w:r>
+        <w:t>Work with local communities to increase locally sourced materials and support capacity building.</w:t>
+      </w:r>
+    </w:p>
+    <w:p>
+      <w:r>
+        <w:t>────────────────────────────────────────</w:t>
+      </w:r>
+    </w:p>
+    <w:p/>
+    <w:p>
+      <w:pPr>
+        <w:jc w:val="left"/>
+      </w:pPr>
+      <w:r>
+        <w:rPr>
+          <w:color w:val="969696"/>
+          <w:sz w:val="16"/>
+        </w:rPr>
+        <w:t>[PANEL: p4-eliminate]</w:t>
+      </w:r>
+    </w:p>
+    <w:p>
+      <w:pPr>
+        <w:pStyle w:val="Heading3"/>
+      </w:pPr>
+      <w:r>
+        <w:t>All nature-related supply chain impacts eliminated and compensated</w:t>
+      </w:r>
+    </w:p>
+    <w:p>
+      <w:r>
+        <w:t>(Target: 2050)</w:t>
+      </w:r>
+    </w:p>
+    <w:p>
+      <w:pPr>
+        <w:pStyle w:val="Heading4"/>
+      </w:pPr>
+      <w:r>
+        <w:t>Context</w:t>
+      </w:r>
+    </w:p>
+    <w:p>
+      <w:r>
+        <w:t>By 2050, all nature-related impacts from the construction supply chain should be fully eliminated or compensated, achieving truly nature-positive materials across the built environment.</w:t>
+      </w:r>
+    </w:p>
+    <w:p>
+      <w:pPr>
+        <w:pStyle w:val="Heading4"/>
+      </w:pPr>
+      <w:r>
+        <w:t>Actions Needed in the Next Five Years</w:t>
+      </w:r>
+    </w:p>
+    <w:p>
+      <w:pPr>
+        <w:pStyle w:val="ListBullet"/>
+      </w:pPr>
+      <w:r>
+        <w:t>All materials used in construction are nature-positive: sustainably sourced, traceable and circular.</w:t>
+      </w:r>
+    </w:p>
+    <w:p>
+      <w:pPr>
+        <w:pStyle w:val="ListBullet"/>
+      </w:pPr>
+      <w:r>
+        <w:t>Complete supply chain transparency and traceability for all construction materials.</w:t>
+      </w:r>
+    </w:p>
+    <w:p>
+      <w:pPr>
+        <w:pStyle w:val="ListBullet"/>
+      </w:pPr>
+      <w:r>
+        <w:t>Full compensation for any remaining nature impacts through verified restoration.</w:t>
+      </w:r>
+    </w:p>
+    <w:p>
+      <w:pPr>
+        <w:pStyle w:val="ListBullet"/>
+      </w:pPr>
+      <w:r>
+        <w:t>Regenerative and circular materials are the industry standard.</w:t>
+      </w:r>
+    </w:p>
+    <w:p>
+      <w:pPr>
+        <w:pStyle w:val="Heading4"/>
+      </w:pPr>
+      <w:r>
+        <w:t>What GBCA Is Doing</w:t>
+      </w:r>
+    </w:p>
+    <w:p>
+      <w:pPr>
+        <w:pStyle w:val="ListBullet"/>
+      </w:pPr>
+      <w:r>
+        <w:t>Green Star tools will require demonstration of fully nature-positive supply chains.</w:t>
+      </w:r>
+    </w:p>
+    <w:p>
+      <w:pPr>
+        <w:pStyle w:val="ListBullet"/>
+      </w:pPr>
+      <w:r>
+        <w:t>Responsible Products Framework will reflect full nature-positive requirements.</w:t>
+      </w:r>
+    </w:p>
+    <w:p>
+      <w:pPr>
+        <w:pStyle w:val="ListBullet"/>
+      </w:pPr>
+      <w:r>
+        <w:t>Continued advocacy for strong regulatory requirements on supply chain impacts.</w:t>
+      </w:r>
+    </w:p>
+    <w:p>
+      <w:pPr>
+        <w:pStyle w:val="Heading4"/>
+      </w:pPr>
+      <w:r>
+        <w:t>What Industry Needs to Do</w:t>
+      </w:r>
+    </w:p>
+    <w:p>
+      <w:pPr>
+        <w:pStyle w:val="ListBullet"/>
+      </w:pPr>
+      <w:r>
+        <w:t>All materials sourced with zero nature-negative impacts.</w:t>
+      </w:r>
+    </w:p>
+    <w:p>
+      <w:pPr>
+        <w:pStyle w:val="ListBullet"/>
+      </w:pPr>
+      <w:r>
+        <w:t>Full compensation for any residual impacts through verified restoration investments.</w:t>
+      </w:r>
+    </w:p>
+    <w:p>
+      <w:pPr>
+        <w:pStyle w:val="ListBullet"/>
+      </w:pPr>
+      <w:r>
+        <w:t>Supply chain fully transparent with complete traceability of origins and impacts.</w:t>
+      </w:r>
+    </w:p>
+    <w:p>
+      <w:pPr>
+        <w:pStyle w:val="ListBullet"/>
+      </w:pPr>
+      <w:r>
+        <w:t>Innovation in regenerative materials widespread and commercially viable.</w:t>
+      </w:r>
+    </w:p>
+    <w:p>
+      <w:r>
+        <w:t>────────────────────────────────────────</w:t>
+      </w:r>
+    </w:p>
+    <w:p>
+      <w:pPr>
+        <w:pStyle w:val="Heading2"/>
+      </w:pPr>
+      <w:r>
+        <w:t>Principle 5: Invest in Nature</w:t>
+      </w:r>
+    </w:p>
+    <w:p/>
+    <w:p>
+      <w:pPr>
+        <w:jc w:val="left"/>
+      </w:pPr>
+      <w:r>
+        <w:rPr>
+          <w:color w:val="969696"/>
+          <w:sz w:val="16"/>
+        </w:rPr>
+        <w:t>[PANEL: p5-measure]</w:t>
+      </w:r>
+    </w:p>
+    <w:p>
+      <w:pPr>
+        <w:pStyle w:val="Heading3"/>
+      </w:pPr>
+      <w:r>
+        <w:t>Measure and transparently disclose nature-related financial spend</w:t>
+      </w:r>
+    </w:p>
+    <w:p>
+      <w:r>
+        <w:t>(Target: 2028)</w:t>
+      </w:r>
+    </w:p>
+    <w:p>
+      <w:pPr>
+        <w:pStyle w:val="Heading4"/>
+      </w:pPr>
+      <w:r>
+        <w:t>Context</w:t>
+      </w:r>
+    </w:p>
+    <w:p>
+      <w:r>
+        <w:t>Despite the significant role thriving nature plays in economies, financial flows are not directed towards improving nature. An estimated US$7 trillion is invested in nature-negative activities globally. Understanding and disclosing nature-related spend is the first step to redirecting investment.</w:t>
+      </w:r>
+    </w:p>
+    <w:p>
+      <w:pPr>
+        <w:pStyle w:val="Heading4"/>
+      </w:pPr>
+      <w:r>
+        <w:t>Actions Needed in the Next Five Years</w:t>
+      </w:r>
+    </w:p>
+    <w:p>
+      <w:pPr>
+        <w:pStyle w:val="ListBullet"/>
+      </w:pPr>
+      <w:r>
+        <w:t>Define methodology for calculating nature-related impact and investment from products and materials used in development.</w:t>
+      </w:r>
+    </w:p>
+    <w:p>
+      <w:pPr>
+        <w:pStyle w:val="ListBullet"/>
+      </w:pPr>
+      <w:r>
+        <w:t>Define eligible investment types and outcomes: clarify what qualifies as "nature investment" including restoration, land management, species recovery and co-benefit initiatives.</w:t>
+      </w:r>
+    </w:p>
+    <w:p>
+      <w:pPr>
+        <w:pStyle w:val="ListBullet"/>
+      </w:pPr>
+      <w:r>
+        <w:t>Align investment with local priorities: direct funding toward regionally significant ecosystems.</w:t>
+      </w:r>
+    </w:p>
+    <w:p>
+      <w:pPr>
+        <w:pStyle w:val="ListBullet"/>
+      </w:pPr>
+      <w:r>
+        <w:t>Build integrity into emerging nature markets: support high-integrity biodiversity credits, metrics and registries.</w:t>
+      </w:r>
+    </w:p>
+    <w:p>
+      <w:pPr>
+        <w:pStyle w:val="ListBullet"/>
+      </w:pPr>
+      <w:r>
+        <w:t>Invest in Indigenous-owned businesses: prioritise spend in Indigenous-owned businesses for nature regeneration.</w:t>
+      </w:r>
+    </w:p>
+    <w:p>
+      <w:pPr>
+        <w:pStyle w:val="Heading4"/>
+      </w:pPr>
+      <w:r>
+        <w:t>What GBCA Is Doing</w:t>
+      </w:r>
+    </w:p>
+    <w:p>
+      <w:pPr>
+        <w:pStyle w:val="ListBullet"/>
+      </w:pPr>
+      <w:r>
+        <w:t>Green Star Buildings v1.1: Voluntary nature-related financial spend disclosure credit.</w:t>
+      </w:r>
+    </w:p>
+    <w:p>
+      <w:pPr>
+        <w:pStyle w:val="ListBullet"/>
+      </w:pPr>
+      <w:r>
+        <w:t>Green Star Communities v2: Voluntary disclosure of nature-related spend.</w:t>
+      </w:r>
+    </w:p>
+    <w:p>
+      <w:pPr>
+        <w:pStyle w:val="ListBullet"/>
+      </w:pPr>
+      <w:r>
+        <w:t>Advocating for transparent reporting frameworks for nature investment.</w:t>
+      </w:r>
+    </w:p>
+    <w:p>
+      <w:pPr>
+        <w:pStyle w:val="ListBullet"/>
+      </w:pPr>
+      <w:r>
+        <w:t>Promoting nature stewardship and investments with co-benefits (Indigenous, community, resilience).</w:t>
+      </w:r>
+    </w:p>
+    <w:p>
+      <w:pPr>
+        <w:pStyle w:val="ListBullet"/>
+      </w:pPr>
+      <w:r>
+        <w:t>Supporting the expansion of the Nature Repair Market.</w:t>
+      </w:r>
+    </w:p>
+    <w:p>
+      <w:pPr>
+        <w:pStyle w:val="Heading4"/>
+      </w:pPr>
+      <w:r>
+        <w:t>What Industry Needs to Do</w:t>
+      </w:r>
+    </w:p>
+    <w:p>
+      <w:pPr>
+        <w:pStyle w:val="ListBullet"/>
+      </w:pPr>
+      <w:r>
+        <w:t>Begin tracking and reporting nature-related financial spend across projects.</w:t>
+      </w:r>
+    </w:p>
+    <w:p>
+      <w:pPr>
+        <w:pStyle w:val="ListBullet"/>
+      </w:pPr>
+      <w:r>
+        <w:t>Identify and map nature-related risks, dependencies and opportunities in investment decisions.</w:t>
+      </w:r>
+    </w:p>
+    <w:p>
+      <w:pPr>
+        <w:pStyle w:val="ListBullet"/>
+      </w:pPr>
+      <w:r>
+        <w:t>Build internal capacity to measure nature-related impacts and investment returns.</w:t>
+      </w:r>
+    </w:p>
+    <w:p>
+      <w:pPr>
+        <w:pStyle w:val="ListBullet"/>
+      </w:pPr>
+      <w:r>
+        <w:t>Develop policies to transition away from nature-negative investments.</w:t>
+      </w:r>
+    </w:p>
+    <w:p>
+      <w:pPr>
+        <w:pStyle w:val="ListBullet"/>
+      </w:pPr>
+      <w:r>
+        <w:t>Engage with the emerging Nature Repair Market and biodiversity credit mechanisms.</w:t>
+      </w:r>
+    </w:p>
+    <w:p>
+      <w:r>
+        <w:t>────────────────────────────────────────</w:t>
+      </w:r>
+    </w:p>
+    <w:p/>
+    <w:p>
+      <w:pPr>
+        <w:jc w:val="left"/>
+      </w:pPr>
+      <w:r>
+        <w:rPr>
+          <w:color w:val="969696"/>
+          <w:sz w:val="16"/>
+        </w:rPr>
+        <w:t>[PANEL: p5-invest]</w:t>
+      </w:r>
+    </w:p>
+    <w:p>
+      <w:pPr>
+        <w:pStyle w:val="Heading3"/>
+      </w:pPr>
+      <w:r>
+        <w:t>Invest in nature restoration to address Scope 3 impacts in large developments</w:t>
+      </w:r>
+    </w:p>
+    <w:p>
+      <w:r>
+        <w:t>(Target: 2030)</w:t>
+      </w:r>
+    </w:p>
+    <w:p>
+      <w:pPr>
+        <w:pStyle w:val="Heading4"/>
+      </w:pPr>
+      <w:r>
+        <w:t>Context</w:t>
+      </w:r>
+    </w:p>
+    <w:p>
+      <w:r>
+        <w:t>Nature provides tangible and intangible benefits valued at an estimated $44 trillion. Investing in nature restoration supports climate goals, fosters economic opportunities for Indigenous communities, and builds long-term environmental resilience. Currently only US$200 billion goes to nature-positive initiatives globally.</w:t>
+      </w:r>
+    </w:p>
+    <w:p>
+      <w:pPr>
+        <w:pStyle w:val="Heading4"/>
+      </w:pPr>
+      <w:r>
+        <w:t>Actions Needed in the Next Five Years</w:t>
+      </w:r>
+    </w:p>
+    <w:p>
+      <w:pPr>
+        <w:pStyle w:val="ListBullet"/>
+      </w:pPr>
+      <w:r>
+        <w:t>Incorporate investment into procurement and planning: embed nature investment as a standard project requirement.</w:t>
+      </w:r>
+    </w:p>
+    <w:p>
+      <w:pPr>
+        <w:pStyle w:val="ListBullet"/>
+      </w:pPr>
+      <w:r>
+        <w:t>Monitor and report restoration outcomes: require transparency on funds use and ecological gains delivered.</w:t>
+      </w:r>
+    </w:p>
+    <w:p>
+      <w:pPr>
+        <w:pStyle w:val="ListBullet"/>
+      </w:pPr>
+      <w:r>
+        <w:t>Align investment with local biodiversity strategies and regionally significant ecosystems.</w:t>
+      </w:r>
+    </w:p>
+    <w:p>
+      <w:pPr>
+        <w:pStyle w:val="ListBullet"/>
+      </w:pPr>
+      <w:r>
+        <w:t>Support the development of high-integrity biodiversity credits and registries.</w:t>
+      </w:r>
+    </w:p>
+    <w:p>
+      <w:pPr>
+        <w:pStyle w:val="ListBullet"/>
+      </w:pPr>
+      <w:r>
+        <w:t>Invest in Indigenous-owned businesses to support integration of Traditional knowledge in nature regeneration.</w:t>
+      </w:r>
+    </w:p>
+    <w:p>
+      <w:pPr>
+        <w:pStyle w:val="Heading4"/>
+      </w:pPr>
+      <w:r>
+        <w:t>What GBCA Is Doing</w:t>
+      </w:r>
+    </w:p>
+    <w:p>
+      <w:pPr>
+        <w:pStyle w:val="ListBullet"/>
+      </w:pPr>
+      <w:r>
+        <w:t>Green Star Buildings v1.1: 6 Star projects must invest in nature restoration from now; 5 Star from 2028.</w:t>
+      </w:r>
+    </w:p>
+    <w:p>
+      <w:pPr>
+        <w:pStyle w:val="ListBullet"/>
+      </w:pPr>
+      <w:r>
+        <w:t>Green Star Communities v2.1: Investment in nature restoration required for higher-rated precincts from 2030.</w:t>
+      </w:r>
+    </w:p>
+    <w:p>
+      <w:pPr>
+        <w:pStyle w:val="ListBullet"/>
+      </w:pPr>
+      <w:r>
+        <w:t>Advocating for government-led and funded projects to achieve BNG at scale consistent with nature repair targets.</w:t>
+      </w:r>
+    </w:p>
+    <w:p>
+      <w:pPr>
+        <w:pStyle w:val="ListBullet"/>
+      </w:pPr>
+      <w:r>
+        <w:t>Promoting nature-based solutions in partnership with industry.</w:t>
+      </w:r>
+    </w:p>
+    <w:p>
+      <w:pPr>
+        <w:pStyle w:val="Heading4"/>
+      </w:pPr>
+      <w:r>
+        <w:t>What Industry Needs to Do</w:t>
+      </w:r>
+    </w:p>
+    <w:p>
+      <w:pPr>
+        <w:pStyle w:val="ListBullet"/>
+      </w:pPr>
+      <w:r>
+        <w:t>Direct project spend towards nature-based solutions within and external to the project.</w:t>
+      </w:r>
+    </w:p>
+    <w:p>
+      <w:pPr>
+        <w:pStyle w:val="ListBullet"/>
+      </w:pPr>
+      <w:r>
+        <w:t>Offset all Scope 3 carbon emissions of large developments using nature-based solutions.</w:t>
+      </w:r>
+    </w:p>
+    <w:p>
+      <w:pPr>
+        <w:pStyle w:val="ListBullet"/>
+      </w:pPr>
+      <w:r>
+        <w:t>Partner with local restoration organisations and Indigenous land management programs.</w:t>
+      </w:r>
+    </w:p>
+    <w:p>
+      <w:pPr>
+        <w:pStyle w:val="ListBullet"/>
+      </w:pPr>
+      <w:r>
+        <w:t>Invest in landscape-scale restoration aligned with regional biodiversity strategies.</w:t>
+      </w:r>
+    </w:p>
+    <w:p>
+      <w:pPr>
+        <w:pStyle w:val="ListBullet"/>
+      </w:pPr>
+      <w:r>
+        <w:t>Work with the supply chain to compensate for upstream nature impacts.</w:t>
+      </w:r>
+    </w:p>
+    <w:p>
+      <w:r>
+        <w:t>────────────────────────────────────────</w:t>
+      </w:r>
+    </w:p>
+    <w:p/>
+    <w:p>
+      <w:pPr>
+        <w:jc w:val="left"/>
+      </w:pPr>
+      <w:r>
+        <w:rPr>
+          <w:color w:val="969696"/>
+          <w:sz w:val="16"/>
+        </w:rPr>
+        <w:t>[PANEL: p5-commonplace]</w:t>
+      </w:r>
+    </w:p>
+    <w:p>
+      <w:pPr>
+        <w:pStyle w:val="Heading3"/>
+      </w:pPr>
+      <w:r>
+        <w:t>Nature restoration activities are commonplace as part of any project</w:t>
+      </w:r>
+    </w:p>
+    <w:p>
+      <w:r>
+        <w:t>(Target: 2050)</w:t>
+      </w:r>
+    </w:p>
+    <w:p>
+      <w:pPr>
+        <w:pStyle w:val="Heading4"/>
+      </w:pPr>
+      <w:r>
+        <w:t>Context</w:t>
+      </w:r>
+    </w:p>
+    <w:p>
+      <w:r>
+        <w:t>By 2050, investing in nature restoration should be as standard as investing in design quality or safety. All projects, regardless of size, should routinely contribute to ecosystem restoration and regeneration.</w:t>
+      </w:r>
+    </w:p>
+    <w:p>
+      <w:pPr>
+        <w:pStyle w:val="Heading4"/>
+      </w:pPr>
+      <w:r>
+        <w:t>Actions Needed in the Next Five Years</w:t>
+      </w:r>
+    </w:p>
+    <w:p>
+      <w:pPr>
+        <w:pStyle w:val="ListBullet"/>
+      </w:pPr>
+      <w:r>
+        <w:t>Nature investment embedded as standard in all project budgets and procurement.</w:t>
+      </w:r>
+    </w:p>
+    <w:p>
+      <w:pPr>
+        <w:pStyle w:val="ListBullet"/>
+      </w:pPr>
+      <w:r>
+        <w:t>Comprehensive monitoring and reporting of restoration outcomes across all projects.</w:t>
+      </w:r>
+    </w:p>
+    <w:p>
+      <w:pPr>
+        <w:pStyle w:val="ListBullet"/>
+      </w:pPr>
+      <w:r>
+        <w:t>Long-term stewardship models established for all nature investments.</w:t>
+      </w:r>
+    </w:p>
+    <w:p>
+      <w:pPr>
+        <w:pStyle w:val="ListBullet"/>
+      </w:pPr>
+      <w:r>
+        <w:t>Fully integrated nature-positive financial flows across the built environment.</w:t>
+      </w:r>
+    </w:p>
+    <w:p>
+      <w:pPr>
+        <w:pStyle w:val="Heading4"/>
+      </w:pPr>
+      <w:r>
+        <w:t>What GBCA Is Doing</w:t>
+      </w:r>
+    </w:p>
+    <w:p>
+      <w:pPr>
+        <w:pStyle w:val="ListBullet"/>
+      </w:pPr>
+      <w:r>
+        <w:t>All Green Star rated projects will require nature restoration investment as a standard requirement.</w:t>
+      </w:r>
+    </w:p>
+    <w:p>
+      <w:pPr>
+        <w:pStyle w:val="ListBullet"/>
+      </w:pPr>
+      <w:r>
+        <w:t>Continuous monitoring and reporting of cumulative restoration outcomes.</w:t>
+      </w:r>
+    </w:p>
+    <w:p>
+      <w:pPr>
+        <w:pStyle w:val="ListBullet"/>
+      </w:pPr>
+      <w:r>
+        <w:t>Collaborating internationally on nature investment standards and best practice.</w:t>
+      </w:r>
+    </w:p>
+    <w:p>
+      <w:pPr>
+        <w:pStyle w:val="Heading4"/>
+      </w:pPr>
+      <w:r>
+        <w:t>What Industry Needs to Do</w:t>
+      </w:r>
+    </w:p>
+    <w:p>
+      <w:pPr>
+        <w:pStyle w:val="ListBullet"/>
+      </w:pPr>
+      <w:r>
+        <w:t>All projects invest in nature restoration as standard practice.</w:t>
+      </w:r>
+    </w:p>
+    <w:p>
+      <w:pPr>
+        <w:pStyle w:val="ListBullet"/>
+      </w:pPr>
+      <w:r>
+        <w:t>Nature investment integrated into standard project budgets.</w:t>
+      </w:r>
+    </w:p>
+    <w:p>
+      <w:pPr>
+        <w:pStyle w:val="ListBullet"/>
+      </w:pPr>
+      <w:r>
+        <w:t>Long-term stewardship and monitoring of restoration outcomes embedded in operations.</w:t>
+      </w:r>
+    </w:p>
+    <w:p>
+      <w:pPr>
+        <w:pStyle w:val="ListBullet"/>
+      </w:pPr>
+      <w:r>
+        <w:t>Nature-positive investment returns tracked and reported publicly.</w:t>
+      </w:r>
+    </w:p>
+    <w:p>
+      <w:r>
+        <w:t>────────────────────────────────────────</w:t>
+      </w:r>
+    </w:p>
+    <w:p/>
+    <w:p/>
+    <w:p>
+      <w:pPr>
+        <w:pStyle w:val="Heading1"/>
+      </w:pPr>
+      <w:r>
+        <w:t>ACTION NETWORK — 30 Actions (shown on hover)</w:t>
+      </w:r>
+    </w:p>
+    <w:p>
+      <w:r>
+        <w:t>The following 30 actions appear in the interactive action network diagram. Each action has a title, description, phase, principle, and dependencies.</w:t>
+      </w:r>
+    </w:p>
+    <w:p>
+      <w:r>
+        <w:t>────────────────────────────────────────────────────────────</w:t>
+      </w:r>
+    </w:p>
+    <w:p>
+      <w:pPr>
+        <w:pStyle w:val="Heading2"/>
+      </w:pPr>
+      <w:r>
+        <w:t>Principle 1: Prevent Nature Loss</w:t>
+      </w:r>
+    </w:p>
+    <w:p/>
+    <w:p>
+      <w:pPr>
+        <w:jc w:val="left"/>
+      </w:pPr>
+      <w:r>
+        <w:rPr>
+          <w:color w:val="969696"/>
+          <w:sz w:val="16"/>
+        </w:rPr>
+        <w:t>[ACTION: a1]</w:t>
+      </w:r>
+    </w:p>
+    <w:p>
+      <w:pPr>
+        <w:pStyle w:val="Heading3"/>
+      </w:pPr>
+      <w:r>
+        <w:t>A1: Standardise BNG methodology</w:t>
+      </w:r>
+    </w:p>
+    <w:p>
+      <w:r>
+        <w:t>Phase: Define</w:t>
+      </w:r>
+    </w:p>
+    <w:p>
+      <w:r>
+        <w:t>Develop a nationally consistent, science-based framework for assessing biodiversity condition, baseline values, and uplift potential.</w:t>
+      </w:r>
+    </w:p>
+    <w:p/>
+    <w:p>
+      <w:pPr>
+        <w:jc w:val="left"/>
+      </w:pPr>
+      <w:r>
+        <w:rPr>
+          <w:color w:val="969696"/>
+          <w:sz w:val="16"/>
+        </w:rPr>
+        <w:t>[ACTION: a2]</w:t>
+      </w:r>
+    </w:p>
+    <w:p>
+      <w:pPr>
+        <w:pStyle w:val="Heading3"/>
+      </w:pPr>
+      <w:r>
+        <w:t>A2: Define &amp; map significant natural systems</w:t>
+      </w:r>
+    </w:p>
+    <w:p>
+      <w:r>
+        <w:t>Phase: Define</w:t>
+      </w:r>
+    </w:p>
+    <w:p>
+      <w:r>
+        <w:t>Create nationally consistent criteria and spatial datasets for identifying important biodiversity, drawing from science and Indigenous knowledge.</w:t>
+      </w:r>
+    </w:p>
+    <w:p>
+      <w:r>
+        <w:t>Depends on: a1 (Standardise BNG methodology)</w:t>
+      </w:r>
+    </w:p>
+    <w:p/>
+    <w:p>
+      <w:pPr>
+        <w:jc w:val="left"/>
+      </w:pPr>
+      <w:r>
+        <w:rPr>
+          <w:color w:val="969696"/>
+          <w:sz w:val="16"/>
+        </w:rPr>
+        <w:t>[ACTION: a3]</w:t>
+      </w:r>
+    </w:p>
+    <w:p>
+      <w:pPr>
+        <w:pStyle w:val="Heading3"/>
+      </w:pPr>
+      <w:r>
+        <w:t>A3: Define unacceptable impacts</w:t>
+      </w:r>
+    </w:p>
+    <w:p>
+      <w:r>
+        <w:t>Phase: Define</w:t>
+      </w:r>
+    </w:p>
+    <w:p>
+      <w:r>
+        <w:t>Define unacceptable impacts and environmental standards to establish a baseline from which to demonstrate improvements.</w:t>
+      </w:r>
+    </w:p>
+    <w:p>
+      <w:r>
+        <w:t>Depends on: a1 (Standardise BNG methodology)</w:t>
+      </w:r>
+    </w:p>
+    <w:p/>
+    <w:p>
+      <w:pPr>
+        <w:jc w:val="left"/>
+      </w:pPr>
+      <w:r>
+        <w:rPr>
+          <w:color w:val="969696"/>
+          <w:sz w:val="16"/>
+        </w:rPr>
+        <w:t>[ACTION: a4]</w:t>
+      </w:r>
+    </w:p>
+    <w:p>
+      <w:pPr>
+        <w:pStyle w:val="Heading3"/>
+      </w:pPr>
+      <w:r>
+        <w:t>A4: Standardise measurement &amp; reporting</w:t>
+      </w:r>
+    </w:p>
+    <w:p>
+      <w:r>
+        <w:t>Phase: Define</w:t>
+      </w:r>
+    </w:p>
+    <w:p>
+      <w:r>
+        <w:t>Develop robust, consistent methods for assessing nature losses and gains, with transparent public reporting.</w:t>
+      </w:r>
+    </w:p>
+    <w:p>
+      <w:r>
+        <w:t>Depends on: a1 (Standardise BNG methodology), a3 (Define unacceptable impacts)</w:t>
+      </w:r>
+    </w:p>
+    <w:p/>
+    <w:p>
+      <w:pPr>
+        <w:jc w:val="left"/>
+      </w:pPr>
+      <w:r>
+        <w:rPr>
+          <w:color w:val="969696"/>
+          <w:sz w:val="16"/>
+        </w:rPr>
+        <w:t>[ACTION: b1]</w:t>
+      </w:r>
+    </w:p>
+    <w:p>
+      <w:pPr>
+        <w:pStyle w:val="Heading3"/>
+      </w:pPr>
+      <w:r>
+        <w:t>B1: Integrate net gain into planning</w:t>
+      </w:r>
+    </w:p>
+    <w:p>
+      <w:r>
+        <w:t>Phase: Advocate</w:t>
+      </w:r>
+    </w:p>
+    <w:p>
+      <w:r>
+        <w:t>Embed biodiversity net gain and avoidance-first requirements into planning policy, development approvals, and environmental assessment frameworks.</w:t>
+      </w:r>
+    </w:p>
+    <w:p>
+      <w:r>
+        <w:t>Depends on: a1 (Standardise BNG methodology), a2 (Define &amp; map significant natural systems), a3 (Define unacceptable impacts)</w:t>
+      </w:r>
+    </w:p>
+    <w:p/>
+    <w:p>
+      <w:pPr>
+        <w:jc w:val="left"/>
+      </w:pPr>
+      <w:r>
+        <w:rPr>
+          <w:color w:val="969696"/>
+          <w:sz w:val="16"/>
+        </w:rPr>
+        <w:t>[ACTION: b2]</w:t>
+      </w:r>
+    </w:p>
+    <w:p>
+      <w:pPr>
+        <w:pStyle w:val="Heading3"/>
+      </w:pPr>
+      <w:r>
+        <w:t>B2: Implement mitigation hierarchy</w:t>
+      </w:r>
+    </w:p>
+    <w:p>
+      <w:r>
+        <w:t>Phase: Advocate</w:t>
+      </w:r>
+    </w:p>
+    <w:p>
+      <w:r>
+        <w:t>Mandate avoidance of impacts in areas of ecological or cultural value and ensure any nature investments are truly equivalent and long-term.</w:t>
+      </w:r>
+    </w:p>
+    <w:p>
+      <w:r>
+        <w:t>Depends on: a3 (Define unacceptable impacts), b1 (Integrate net gain into planning)</w:t>
+      </w:r>
+    </w:p>
+    <w:p/>
+    <w:p>
+      <w:pPr>
+        <w:jc w:val="left"/>
+      </w:pPr>
+      <w:r>
+        <w:rPr>
+          <w:color w:val="969696"/>
+          <w:sz w:val="16"/>
+        </w:rPr>
+        <w:t>[ACTION: b5]</w:t>
+      </w:r>
+    </w:p>
+    <w:p>
+      <w:pPr>
+        <w:pStyle w:val="Heading3"/>
+      </w:pPr>
+      <w:r>
+        <w:t>B5: BNG in procurement &amp; design briefs</w:t>
+      </w:r>
+    </w:p>
+    <w:p>
+      <w:r>
+        <w:t>Phase: Advocate</w:t>
+      </w:r>
+    </w:p>
+    <w:p>
+      <w:r>
+        <w:t>Require biodiversity uplift targets in government and commercial developments.</w:t>
+      </w:r>
+    </w:p>
+    <w:p>
+      <w:r>
+        <w:t>Depends on: a4 (Standardise measurement &amp; reporting), b1 (Integrate net gain into planning)</w:t>
+      </w:r>
+    </w:p>
+    <w:p/>
+    <w:p>
+      <w:pPr>
+        <w:jc w:val="left"/>
+      </w:pPr>
+      <w:r>
+        <w:rPr>
+          <w:color w:val="969696"/>
+          <w:sz w:val="16"/>
+        </w:rPr>
+        <w:t>[ACTION: d1]</w:t>
+      </w:r>
+    </w:p>
+    <w:p>
+      <w:pPr>
+        <w:pStyle w:val="Heading3"/>
+      </w:pPr>
+      <w:r>
+        <w:t>D1: Advocate for outcome-based monitoring</w:t>
+      </w:r>
+    </w:p>
+    <w:p>
+      <w:r>
+        <w:t>Phase: Advocate</w:t>
+      </w:r>
+    </w:p>
+    <w:p>
+      <w:r>
+        <w:t>Shift from compliance-based reporting to measuring ecological outcomes over time.</w:t>
+      </w:r>
+    </w:p>
+    <w:p>
+      <w:r>
+        <w:t>Depends on: a4 (Standardise measurement &amp; reporting), b1 (Integrate net gain into planning), b2 (Implement mitigation hierarchy)</w:t>
+      </w:r>
+    </w:p>
+    <w:p>
+      <w:pPr>
+        <w:pStyle w:val="Heading2"/>
+      </w:pPr>
+      <w:r>
+        <w:t>Principle 2: Increase &amp; Connect Nature</w:t>
+      </w:r>
+    </w:p>
+    <w:p/>
+    <w:p>
+      <w:pPr>
+        <w:jc w:val="left"/>
+      </w:pPr>
+      <w:r>
+        <w:rPr>
+          <w:color w:val="969696"/>
+          <w:sz w:val="16"/>
+        </w:rPr>
+        <w:t>[ACTION: b3]</w:t>
+      </w:r>
+    </w:p>
+    <w:p>
+      <w:pPr>
+        <w:pStyle w:val="Heading3"/>
+      </w:pPr>
+      <w:r>
+        <w:t>B3: Ecological connectivity in planning</w:t>
+      </w:r>
+    </w:p>
+    <w:p>
+      <w:r>
+        <w:t>Phase: Advocate</w:t>
+      </w:r>
+    </w:p>
+    <w:p>
+      <w:r>
+        <w:t>Strengthen planning requirements so developments enhance ecological links between habitats.</w:t>
+      </w:r>
+    </w:p>
+    <w:p>
+      <w:r>
+        <w:t>Depends on: a2 (Define &amp; map significant natural systems), b1 (Integrate net gain into planning)</w:t>
+      </w:r>
+    </w:p>
+    <w:p/>
+    <w:p>
+      <w:pPr>
+        <w:jc w:val="left"/>
+      </w:pPr>
+      <w:r>
+        <w:rPr>
+          <w:color w:val="969696"/>
+          <w:sz w:val="16"/>
+        </w:rPr>
+        <w:t>[ACTION: b4]</w:t>
+      </w:r>
+    </w:p>
+    <w:p>
+      <w:pPr>
+        <w:pStyle w:val="Heading3"/>
+      </w:pPr>
+      <w:r>
+        <w:t>B4: Bird's-eye ecological assessment</w:t>
+      </w:r>
+    </w:p>
+    <w:p>
+      <w:r>
+        <w:t>Phase: Advocate</w:t>
+      </w:r>
+    </w:p>
+    <w:p>
+      <w:r>
+        <w:t>Support precinct-scale and catchment-scale approaches to deliver connected nature networks.</w:t>
+      </w:r>
+    </w:p>
+    <w:p>
+      <w:r>
+        <w:t>Depends on: a2 (Define &amp; map significant natural systems), b3 (Ecological connectivity in planning)</w:t>
+      </w:r>
+    </w:p>
+    <w:p/>
+    <w:p>
+      <w:pPr>
+        <w:jc w:val="left"/>
+      </w:pPr>
+      <w:r>
+        <w:rPr>
+          <w:color w:val="969696"/>
+          <w:sz w:val="16"/>
+        </w:rPr>
+        <w:t>[ACTION: b6]</w:t>
+      </w:r>
+    </w:p>
+    <w:p>
+      <w:pPr>
+        <w:pStyle w:val="Heading3"/>
+      </w:pPr>
+      <w:r>
+        <w:t>B6: Incentivise urban restoration</w:t>
+      </w:r>
+    </w:p>
+    <w:p>
+      <w:r>
+        <w:t>Phase: Advocate</w:t>
+      </w:r>
+    </w:p>
+    <w:p>
+      <w:r>
+        <w:t>Support large-scale revegetation, green infrastructure, and nature-based solutions in urban environments.</w:t>
+      </w:r>
+    </w:p>
+    <w:p>
+      <w:r>
+        <w:t>Depends on: b3 (Ecological connectivity in planning), b5 (BNG in procurement &amp; design briefs)</w:t>
+      </w:r>
+    </w:p>
+    <w:p/>
+    <w:p>
+      <w:pPr>
+        <w:jc w:val="left"/>
+      </w:pPr>
+      <w:r>
+        <w:rPr>
+          <w:color w:val="969696"/>
+          <w:sz w:val="16"/>
+        </w:rPr>
+        <w:t>[ACTION: b13]</w:t>
+      </w:r>
+    </w:p>
+    <w:p>
+      <w:pPr>
+        <w:pStyle w:val="Heading3"/>
+      </w:pPr>
+      <w:r>
+        <w:t>B13: Cultural competency capacity building</w:t>
+      </w:r>
+    </w:p>
+    <w:p>
+      <w:r>
+        <w:t>Phase: Advocate</w:t>
+      </w:r>
+    </w:p>
+    <w:p>
+      <w:r>
+        <w:t>Develop cultural competency education programs for inclusion of Aboriginal and Torres Strait Islander values.</w:t>
+      </w:r>
+    </w:p>
+    <w:p/>
+    <w:p>
+      <w:pPr>
+        <w:jc w:val="left"/>
+      </w:pPr>
+      <w:r>
+        <w:rPr>
+          <w:color w:val="969696"/>
+          <w:sz w:val="16"/>
+        </w:rPr>
+        <w:t>[ACTION: c6]</w:t>
+      </w:r>
+    </w:p>
+    <w:p>
+      <w:pPr>
+        <w:pStyle w:val="Heading3"/>
+      </w:pPr>
+      <w:r>
+        <w:t>C6: Indigenous-led conservation</w:t>
+      </w:r>
+    </w:p>
+    <w:p>
+      <w:r>
+        <w:t>Phase: Implement</w:t>
+      </w:r>
+    </w:p>
+    <w:p>
+      <w:r>
+        <w:t>Work in partnership with Traditional Custodians to protect cultural landscapes and integrate Traditional Ecological Knowledge.</w:t>
+      </w:r>
+    </w:p>
+    <w:p>
+      <w:r>
+        <w:t>Depends on: b13 (Cultural competency capacity building), a2 (Define &amp; map significant natural systems)</w:t>
+      </w:r>
+    </w:p>
+    <w:p/>
+    <w:p>
+      <w:pPr>
+        <w:jc w:val="left"/>
+      </w:pPr>
+      <w:r>
+        <w:rPr>
+          <w:color w:val="969696"/>
+          <w:sz w:val="16"/>
+        </w:rPr>
+        <w:t>[ACTION: c7]</w:t>
+      </w:r>
+    </w:p>
+    <w:p>
+      <w:pPr>
+        <w:pStyle w:val="Heading3"/>
+      </w:pPr>
+      <w:r>
+        <w:t>C7: Invest in Indigenous businesses</w:t>
+      </w:r>
+    </w:p>
+    <w:p>
+      <w:r>
+        <w:t>Phase: Implement</w:t>
+      </w:r>
+    </w:p>
+    <w:p>
+      <w:r>
+        <w:t>Support integration of Aboriginal and Torres Strait Islander knowledge by prioritising spend in Indigenous-owned businesses.</w:t>
+      </w:r>
+    </w:p>
+    <w:p>
+      <w:r>
+        <w:t>Depends on: b13 (Cultural competency capacity building), c6 (Indigenous-led conservation)</w:t>
+      </w:r>
+    </w:p>
+    <w:p>
+      <w:pPr>
+        <w:pStyle w:val="Heading2"/>
+      </w:pPr>
+      <w:r>
+        <w:t>Principle 3: Drive Circularity</w:t>
+      </w:r>
+    </w:p>
+    <w:p/>
+    <w:p>
+      <w:pPr>
+        <w:jc w:val="left"/>
+      </w:pPr>
+      <w:r>
+        <w:rPr>
+          <w:color w:val="969696"/>
+          <w:sz w:val="16"/>
+        </w:rPr>
+        <w:t>[ACTION: a5]</w:t>
+      </w:r>
+    </w:p>
+    <w:p>
+      <w:pPr>
+        <w:pStyle w:val="Heading3"/>
+      </w:pPr>
+      <w:r>
+        <w:t>A5: Define &amp; measure circularity</w:t>
+      </w:r>
+    </w:p>
+    <w:p>
+      <w:r>
+        <w:t>Phase: Define</w:t>
+      </w:r>
+    </w:p>
+    <w:p>
+      <w:r>
+        <w:t>Establish a consistent method for calculating circularity rate across material categories and building typologies.</w:t>
+      </w:r>
+    </w:p>
+    <w:p/>
+    <w:p>
+      <w:pPr>
+        <w:jc w:val="left"/>
+      </w:pPr>
+      <w:r>
+        <w:rPr>
+          <w:color w:val="969696"/>
+          <w:sz w:val="16"/>
+        </w:rPr>
+        <w:t>[ACTION: b7]</w:t>
+      </w:r>
+    </w:p>
+    <w:p>
+      <w:pPr>
+        <w:pStyle w:val="Heading3"/>
+      </w:pPr>
+      <w:r>
+        <w:t>B7: Embed circularity in codes</w:t>
+      </w:r>
+    </w:p>
+    <w:p>
+      <w:r>
+        <w:t>Phase: Advocate</w:t>
+      </w:r>
+    </w:p>
+    <w:p>
+      <w:r>
+        <w:t>Incentivise adaptive reuse, modular design, and design-for-disassembly through updated codes and rating tools.</w:t>
+      </w:r>
+    </w:p>
+    <w:p>
+      <w:r>
+        <w:t>Depends on: a5 (Define &amp; measure circularity)</w:t>
+      </w:r>
+    </w:p>
+    <w:p/>
+    <w:p>
+      <w:pPr>
+        <w:jc w:val="left"/>
+      </w:pPr>
+      <w:r>
+        <w:rPr>
+          <w:color w:val="969696"/>
+          <w:sz w:val="16"/>
+        </w:rPr>
+        <w:t>[ACTION: b8]</w:t>
+      </w:r>
+    </w:p>
+    <w:p>
+      <w:pPr>
+        <w:pStyle w:val="Heading3"/>
+      </w:pPr>
+      <w:r>
+        <w:t>B8: De-risk circular procurement</w:t>
+      </w:r>
+    </w:p>
+    <w:p>
+      <w:r>
+        <w:t>Phase: Advocate</w:t>
+      </w:r>
+    </w:p>
+    <w:p>
+      <w:r>
+        <w:t>Update government procurement policies to allow for reused and recycled materials.</w:t>
+      </w:r>
+    </w:p>
+    <w:p>
+      <w:r>
+        <w:t>Depends on: a5 (Define &amp; measure circularity), b7 (Embed circularity in codes)</w:t>
+      </w:r>
+    </w:p>
+    <w:p/>
+    <w:p>
+      <w:pPr>
+        <w:jc w:val="left"/>
+      </w:pPr>
+      <w:r>
+        <w:rPr>
+          <w:color w:val="969696"/>
+          <w:sz w:val="16"/>
+        </w:rPr>
+        <w:t>[ACTION: b9]</w:t>
+      </w:r>
+    </w:p>
+    <w:p>
+      <w:pPr>
+        <w:pStyle w:val="Heading3"/>
+      </w:pPr>
+      <w:r>
+        <w:t>B9: Track &amp; disclose material flows</w:t>
+      </w:r>
+    </w:p>
+    <w:p>
+      <w:r>
+        <w:t>Phase: Advocate</w:t>
+      </w:r>
+    </w:p>
+    <w:p>
+      <w:r>
+        <w:t>Require material passports, digital twins, or lifecycle assessments to track embedded impacts.</w:t>
+      </w:r>
+    </w:p>
+    <w:p>
+      <w:r>
+        <w:t>Depends on: a5 (Define &amp; measure circularity), a7 (Set material-specific targets)</w:t>
+      </w:r>
+    </w:p>
+    <w:p/>
+    <w:p>
+      <w:pPr>
+        <w:jc w:val="left"/>
+      </w:pPr>
+      <w:r>
+        <w:rPr>
+          <w:color w:val="969696"/>
+          <w:sz w:val="16"/>
+        </w:rPr>
+        <w:t>[ACTION: c1]</w:t>
+      </w:r>
+    </w:p>
+    <w:p>
+      <w:pPr>
+        <w:pStyle w:val="Heading3"/>
+      </w:pPr>
+      <w:r>
+        <w:t>C1: Support circular supply chains</w:t>
+      </w:r>
+    </w:p>
+    <w:p>
+      <w:r>
+        <w:t>Phase: Implement</w:t>
+      </w:r>
+    </w:p>
+    <w:p>
+      <w:r>
+        <w:t>Encourage suppliers to provide reused, remanufactured, or recyclable materials.</w:t>
+      </w:r>
+    </w:p>
+    <w:p>
+      <w:r>
+        <w:t>Depends on: b7 (Embed circularity in codes), b8 (De-risk circular procurement)</w:t>
+      </w:r>
+    </w:p>
+    <w:p/>
+    <w:p>
+      <w:pPr>
+        <w:jc w:val="left"/>
+      </w:pPr>
+      <w:r>
+        <w:rPr>
+          <w:color w:val="969696"/>
+          <w:sz w:val="16"/>
+        </w:rPr>
+        <w:t>[ACTION: c2]</w:t>
+      </w:r>
+    </w:p>
+    <w:p>
+      <w:pPr>
+        <w:pStyle w:val="Heading3"/>
+      </w:pPr>
+      <w:r>
+        <w:t>C2: Phase out high-risk materials</w:t>
+      </w:r>
+    </w:p>
+    <w:p>
+      <w:r>
+        <w:t>Phase: Implement</w:t>
+      </w:r>
+    </w:p>
+    <w:p>
+      <w:r>
+        <w:t>Restrict or de-prioritise materials with high biodiversity or pollution risk.</w:t>
+      </w:r>
+    </w:p>
+    <w:p>
+      <w:r>
+        <w:t>Depends on: a7 (Set material-specific targets), b9 (Track &amp; disclose material flows)</w:t>
+      </w:r>
+    </w:p>
+    <w:p>
+      <w:pPr>
+        <w:pStyle w:val="Heading2"/>
+      </w:pPr>
+      <w:r>
+        <w:t>Principle 4: Choose Low-Impact Materials</w:t>
+      </w:r>
+    </w:p>
+    <w:p/>
+    <w:p>
+      <w:pPr>
+        <w:jc w:val="left"/>
+      </w:pPr>
+      <w:r>
+        <w:rPr>
+          <w:color w:val="969696"/>
+          <w:sz w:val="16"/>
+        </w:rPr>
+        <w:t>[ACTION: a6]</w:t>
+      </w:r>
+    </w:p>
+    <w:p>
+      <w:pPr>
+        <w:pStyle w:val="Heading3"/>
+      </w:pPr>
+      <w:r>
+        <w:t>A6: Define nature impact methodology</w:t>
+      </w:r>
+    </w:p>
+    <w:p>
+      <w:r>
+        <w:t>Phase: Define</w:t>
+      </w:r>
+    </w:p>
+    <w:p>
+      <w:r>
+        <w:t>Define methodologies for calculating nature-related impact from products and materials used in development.</w:t>
+      </w:r>
+    </w:p>
+    <w:p>
+      <w:r>
+        <w:t>Depends on: a1 (Standardise BNG methodology)</w:t>
+      </w:r>
+    </w:p>
+    <w:p/>
+    <w:p>
+      <w:pPr>
+        <w:jc w:val="left"/>
+      </w:pPr>
+      <w:r>
+        <w:rPr>
+          <w:color w:val="969696"/>
+          <w:sz w:val="16"/>
+        </w:rPr>
+        <w:t>[ACTION: a7]</w:t>
+      </w:r>
+    </w:p>
+    <w:p>
+      <w:pPr>
+        <w:pStyle w:val="Heading3"/>
+      </w:pPr>
+      <w:r>
+        <w:t>A7: Set material-specific targets</w:t>
+      </w:r>
+    </w:p>
+    <w:p>
+      <w:r>
+        <w:t>Phase: Define</w:t>
+      </w:r>
+    </w:p>
+    <w:p>
+      <w:r>
+        <w:t>Set material-specific targets and trajectories that reflect whole-of-life impacts.</w:t>
+      </w:r>
+    </w:p>
+    <w:p>
+      <w:r>
+        <w:t>Depends on: a6 (Define nature impact methodology), a5 (Define &amp; measure circularity)</w:t>
+      </w:r>
+    </w:p>
+    <w:p/>
+    <w:p>
+      <w:pPr>
+        <w:jc w:val="left"/>
+      </w:pPr>
+      <w:r>
+        <w:rPr>
+          <w:color w:val="969696"/>
+          <w:sz w:val="16"/>
+        </w:rPr>
+        <w:t>[ACTION: b10]</w:t>
+      </w:r>
+    </w:p>
+    <w:p>
+      <w:pPr>
+        <w:pStyle w:val="Heading3"/>
+      </w:pPr>
+      <w:r>
+        <w:t>B10: Embed nature impact in procurement</w:t>
+      </w:r>
+    </w:p>
+    <w:p>
+      <w:r>
+        <w:t>Phase: Advocate</w:t>
+      </w:r>
+    </w:p>
+    <w:p>
+      <w:r>
+        <w:t>Update specifications and contracts to prioritise low-impact and responsibly sourced products.</w:t>
+      </w:r>
+    </w:p>
+    <w:p>
+      <w:r>
+        <w:t>Depends on: a6 (Define nature impact methodology), a7 (Set material-specific targets)</w:t>
+      </w:r>
+    </w:p>
+    <w:p/>
+    <w:p>
+      <w:pPr>
+        <w:jc w:val="left"/>
+      </w:pPr>
+      <w:r>
+        <w:rPr>
+          <w:color w:val="969696"/>
+          <w:sz w:val="16"/>
+        </w:rPr>
+        <w:t>[ACTION: c3]</w:t>
+      </w:r>
+    </w:p>
+    <w:p>
+      <w:pPr>
+        <w:pStyle w:val="Heading3"/>
+      </w:pPr>
+      <w:r>
+        <w:t>C3: Supply chain transparency</w:t>
+      </w:r>
+    </w:p>
+    <w:p>
+      <w:r>
+        <w:t>Phase: Implement</w:t>
+      </w:r>
+    </w:p>
+    <w:p>
+      <w:r>
+        <w:t>Require suppliers to disclose material origin, production impacts, and compliance with environmental standards.</w:t>
+      </w:r>
+    </w:p>
+    <w:p>
+      <w:r>
+        <w:t>Depends on: b9 (Track &amp; disclose material flows), b10 (Embed nature impact in procurement)</w:t>
+      </w:r>
+    </w:p>
+    <w:p/>
+    <w:p>
+      <w:pPr>
+        <w:jc w:val="left"/>
+      </w:pPr>
+      <w:r>
+        <w:rPr>
+          <w:color w:val="969696"/>
+          <w:sz w:val="16"/>
+        </w:rPr>
+        <w:t>[ACTION: c4]</w:t>
+      </w:r>
+    </w:p>
+    <w:p>
+      <w:pPr>
+        <w:pStyle w:val="Heading3"/>
+      </w:pPr>
+      <w:r>
+        <w:t>C4: Promote local &amp; regenerative materials</w:t>
+      </w:r>
+    </w:p>
+    <w:p>
+      <w:r>
+        <w:t>Phase: Implement</w:t>
+      </w:r>
+    </w:p>
+    <w:p>
+      <w:r>
+        <w:t>Encourage locally sourced, bio-based, or regenerative materials that support regional ecosystems.</w:t>
+      </w:r>
+    </w:p>
+    <w:p>
+      <w:r>
+        <w:t>Depends on: a7 (Set material-specific targets), c3 (Supply chain transparency)</w:t>
+      </w:r>
+    </w:p>
+    <w:p>
+      <w:pPr>
+        <w:pStyle w:val="Heading2"/>
+      </w:pPr>
+      <w:r>
+        <w:t>Principle 5: Invest in Nature</w:t>
+      </w:r>
+    </w:p>
+    <w:p/>
+    <w:p>
+      <w:pPr>
+        <w:jc w:val="left"/>
+      </w:pPr>
+      <w:r>
+        <w:rPr>
+          <w:color w:val="969696"/>
+          <w:sz w:val="16"/>
+        </w:rPr>
+        <w:t>[ACTION: a8]</w:t>
+      </w:r>
+    </w:p>
+    <w:p>
+      <w:pPr>
+        <w:pStyle w:val="Heading3"/>
+      </w:pPr>
+      <w:r>
+        <w:t>A8: Define eligible investment types</w:t>
+      </w:r>
+    </w:p>
+    <w:p>
+      <w:r>
+        <w:t>Phase: Define</w:t>
+      </w:r>
+    </w:p>
+    <w:p>
+      <w:r>
+        <w:t>Clarify what qualifies as nature investment, including restoration, land management, and species recovery.</w:t>
+      </w:r>
+    </w:p>
+    <w:p/>
+    <w:p>
+      <w:pPr>
+        <w:jc w:val="left"/>
+      </w:pPr>
+      <w:r>
+        <w:rPr>
+          <w:color w:val="969696"/>
+          <w:sz w:val="16"/>
+        </w:rPr>
+        <w:t>[ACTION: b11]</w:t>
+      </w:r>
+    </w:p>
+    <w:p>
+      <w:pPr>
+        <w:pStyle w:val="Heading3"/>
+      </w:pPr>
+      <w:r>
+        <w:t>B11: Align investment with local priorities</w:t>
+      </w:r>
+    </w:p>
+    <w:p>
+      <w:r>
+        <w:t>Phase: Advocate</w:t>
+      </w:r>
+    </w:p>
+    <w:p>
+      <w:r>
+        <w:t>Direct funding toward regionally significant ecosystems and local biodiversity strategies.</w:t>
+      </w:r>
+    </w:p>
+    <w:p>
+      <w:r>
+        <w:t>Depends on: a8 (Define eligible investment types), a2 (Define &amp; map significant natural systems)</w:t>
+      </w:r>
+    </w:p>
+    <w:p/>
+    <w:p>
+      <w:pPr>
+        <w:jc w:val="left"/>
+      </w:pPr>
+      <w:r>
+        <w:rPr>
+          <w:color w:val="969696"/>
+          <w:sz w:val="16"/>
+        </w:rPr>
+        <w:t>[ACTION: b12]</w:t>
+      </w:r>
+    </w:p>
+    <w:p>
+      <w:pPr>
+        <w:pStyle w:val="Heading3"/>
+      </w:pPr>
+      <w:r>
+        <w:t>B12: Investment into procurement &amp; planning</w:t>
+      </w:r>
+    </w:p>
+    <w:p>
+      <w:r>
+        <w:t>Phase: Advocate</w:t>
+      </w:r>
+    </w:p>
+    <w:p>
+      <w:r>
+        <w:t>Embed nature investment as a standard project requirement in government and institutional contracts.</w:t>
+      </w:r>
+    </w:p>
+    <w:p>
+      <w:r>
+        <w:t>Depends on: a8 (Define eligible investment types), b5 (BNG in procurement &amp; design briefs)</w:t>
+      </w:r>
+    </w:p>
+    <w:p/>
+    <w:p>
+      <w:pPr>
+        <w:jc w:val="left"/>
+      </w:pPr>
+      <w:r>
+        <w:rPr>
+          <w:color w:val="969696"/>
+          <w:sz w:val="16"/>
+        </w:rPr>
+        <w:t>[ACTION: d2]</w:t>
+      </w:r>
+    </w:p>
+    <w:p>
+      <w:pPr>
+        <w:pStyle w:val="Heading3"/>
+      </w:pPr>
+      <w:r>
+        <w:t>D2: Advocate for restoration outcome reporting</w:t>
+      </w:r>
+    </w:p>
+    <w:p>
+      <w:r>
+        <w:t>Phase: Advocate</w:t>
+      </w:r>
+    </w:p>
+    <w:p>
+      <w:r>
+        <w:t>Require transparency on how funds are used and what ecological gains are delivered.</w:t>
+      </w:r>
+    </w:p>
+    <w:p>
+      <w:r>
+        <w:t>Depends on: b11 (Align investment with local priorities), c5 (Build integrity into nature markets)</w:t>
+      </w:r>
+    </w:p>
+    <w:p/>
+    <w:p>
+      <w:pPr>
+        <w:jc w:val="left"/>
+      </w:pPr>
+      <w:r>
+        <w:rPr>
+          <w:color w:val="969696"/>
+          <w:sz w:val="16"/>
+        </w:rPr>
+        <w:t>[ACTION: c5]</w:t>
+      </w:r>
+    </w:p>
+    <w:p>
+      <w:pPr>
+        <w:pStyle w:val="Heading3"/>
+      </w:pPr>
+      <w:r>
+        <w:t>C5: Build integrity into nature markets</w:t>
+      </w:r>
+    </w:p>
+    <w:p>
+      <w:r>
+        <w:t>Phase: Implement</w:t>
+      </w:r>
+    </w:p>
+    <w:p>
+      <w:r>
+        <w:t>Support high-integrity biodiversity credits, metrics, and registries for measurable outcomes.</w:t>
+      </w:r>
+    </w:p>
+    <w:p>
+      <w:r>
+        <w:t>Depends on: a8 (Define eligible investment types), b11 (Align investment with local priorities)</w:t>
       </w:r>
     </w:p>
     <w:p>

--- a/Nature_Positive_Roadmap_Content.docx
+++ b/Nature_Positive_Roadmap_Content.docx
@@ -7,17 +7,33 @@
         <w:pStyle w:val="Title"/>
       </w:pPr>
       <w:r>
-        <w:t>Nature Positive Roadmap — Full Content Extract</w:t>
-      </w:r>
-    </w:p>
-    <w:p>
-      <w:r>
-        <w:t>This document contains ALL text content from the website, organized by section. This includes visible content, content hidden behind clicks/tabs/accordions, the interactive roadmap grid, 18 expandable panel details, and 30 action descriptions.</w:t>
+        <w:t>Nature Positive Roadmap — Complete Content Extract</w:t>
+      </w:r>
+    </w:p>
+    <w:p>
+      <w:r>
+        <w:t>This document contains ALL text content from the website including:</w:t>
+        <w:br/>
+        <w:t>• Visible page content (all sections)</w:t>
+        <w:br/>
+        <w:t>• Timeline entries with expandable details and stat pills</w:t>
+        <w:br/>
+        <w:t>• Challenge &amp; Response cards with expandable details and stats</w:t>
+        <w:br/>
+        <w:t>• Roadmap grid (principles, targets, action chips, baselines)</w:t>
+        <w:br/>
+        <w:t>• 21 expandable target panels (context, actions, GBCA, industry)</w:t>
+        <w:br/>
+        <w:t>• 30 action network descriptions with dependencies</w:t>
+        <w:br/>
+        <w:t>• Stakeholder role tabs (Government, Developers, Manufacturers, Finance)</w:t>
+        <w:br/>
+        <w:t>• Case studies, TNFD steps, Green Star cards, GBCA pillars</w:t>
+        <w:br/>
+        <w:t>• Stats bar, image credits, footer content</w:t>
         <w:br/>
         <w:br/>
-        <w:t>Edit the text below, and the changes will be mapped back to the HTML.</w:t>
-        <w:br/>
-        <w:t>Note: Section markers like [SECTION: ...] are for reference — do not remove them.</w:t>
+        <w:t>Section markers like [SECTION: ...] and [PANEL: ...] are for mapping back to HTML — do not remove them.</w:t>
       </w:r>
     </w:p>
     <w:p>
@@ -35,7 +51,7 @@
           <w:color w:val="969696"/>
           <w:sz w:val="16"/>
         </w:rPr>
-        <w:t>[SECTION 1: id="hero" | class="hero"]</w:t>
+        <w:t>[SECTION: id="hero" | class="hero"]</w:t>
       </w:r>
     </w:p>
     <w:p>
@@ -43,7 +59,12 @@
         <w:pStyle w:val="Heading1"/>
       </w:pPr>
       <w:r>
-        <w:t>Nature positive roadmapFor new developments</w:t>
+        <w:t>Nature positive roadmap</w:t>
+      </w:r>
+    </w:p>
+    <w:p>
+      <w:r>
+        <w:t>For new developments</w:t>
       </w:r>
     </w:p>
     <w:p>
@@ -66,7 +87,40 @@
           <w:color w:val="969696"/>
           <w:sz w:val="16"/>
         </w:rPr>
-        <w:t>[SECTION 2: class="stats-section"]</w:t>
+        <w:t>[SECTION: class="stats-section"]</w:t>
+      </w:r>
+    </w:p>
+    <w:p>
+      <w:pPr>
+        <w:pStyle w:val="Heading2"/>
+      </w:pPr>
+      <w:r>
+        <w:t>Key Statistics</w:t>
+      </w:r>
+    </w:p>
+    <w:p>
+      <w:r>
+        <w:t>75% — of the world's land significantly altered by human activity</w:t>
+      </w:r>
+    </w:p>
+    <w:p>
+      <w:r>
+        <w:t>1M — species currently threatened with extinction</w:t>
+      </w:r>
+    </w:p>
+    <w:p>
+      <w:r>
+        <w:t>69% — decline in wildlife populations globally since 1970</w:t>
+      </w:r>
+    </w:p>
+    <w:p>
+      <w:r>
+        <w:t>40% — of raw material consumption globally from the built environment</w:t>
+      </w:r>
+    </w:p>
+    <w:p>
+      <w:r>
+        <w:t>22% — of Australia's consumption extinction footprint from construction</w:t>
       </w:r>
     </w:p>
     <w:p>
@@ -84,87 +138,34 @@
           <w:color w:val="969696"/>
           <w:sz w:val="16"/>
         </w:rPr>
-        <w:t>[SECTION 3: class="inline-nav-bar"]</w:t>
-      </w:r>
-    </w:p>
-    <w:p>
-      <w:pPr>
-        <w:pStyle w:val="ListBullet"/>
-      </w:pPr>
-      <w:r>
-        <w:t>Introduction</w:t>
-      </w:r>
-    </w:p>
-    <w:p>
-      <w:pPr>
-        <w:pStyle w:val="ListBullet"/>
-      </w:pPr>
-      <w:r>
-        <w:t>Policy context</w:t>
-      </w:r>
-    </w:p>
-    <w:p>
-      <w:pPr>
-        <w:pStyle w:val="ListBullet"/>
-      </w:pPr>
-      <w:r>
-        <w:t>Challenge &amp; Response</w:t>
-      </w:r>
-    </w:p>
-    <w:p>
-      <w:pPr>
-        <w:pStyle w:val="ListBullet"/>
-      </w:pPr>
-      <w:r>
-        <w:t>Roadmap</w:t>
-      </w:r>
-    </w:p>
-    <w:p>
-      <w:pPr>
-        <w:pStyle w:val="ListBullet"/>
-      </w:pPr>
-      <w:r>
-        <w:t>Actions</w:t>
-      </w:r>
-    </w:p>
-    <w:p>
-      <w:pPr>
-        <w:pStyle w:val="ListBullet"/>
-      </w:pPr>
-      <w:r>
-        <w:t>Details</w:t>
-      </w:r>
-    </w:p>
-    <w:p>
-      <w:pPr>
-        <w:pStyle w:val="ListBullet"/>
-      </w:pPr>
-      <w:r>
-        <w:t>Enablers</w:t>
-      </w:r>
-    </w:p>
-    <w:p>
-      <w:pPr>
-        <w:pStyle w:val="ListBullet"/>
-      </w:pPr>
-      <w:r>
-        <w:t>Green Star</w:t>
-      </w:r>
-    </w:p>
-    <w:p>
-      <w:pPr>
-        <w:pStyle w:val="ListBullet"/>
-      </w:pPr>
-      <w:r>
-        <w:t>TNFD</w:t>
-      </w:r>
-    </w:p>
-    <w:p>
-      <w:pPr>
-        <w:pStyle w:val="ListBullet"/>
-      </w:pPr>
-      <w:r>
-        <w:t>Take action</w:t>
+        <w:t>[SECTION: class="acknowledgement-section"]</w:t>
+      </w:r>
+    </w:p>
+    <w:p>
+      <w:pPr>
+        <w:pStyle w:val="Heading2"/>
+      </w:pPr>
+      <w:r>
+        <w:t>Acknowledgement of Country</w:t>
+      </w:r>
+    </w:p>
+    <w:p>
+      <w:pPr>
+        <w:jc w:val="center"/>
+      </w:pPr>
+      <w:r>
+        <w:rPr>
+          <w:i/>
+        </w:rPr>
+        <w:t>""Our cities, buildings, and infrastructure must do more than minimise harm — they must actively protect and regenerate biodiversity and ecosystems.""</w:t>
+      </w:r>
+    </w:p>
+    <w:p>
+      <w:pPr>
+        <w:jc w:val="center"/>
+      </w:pPr>
+      <w:r>
+        <w:t>— Nature positive roadmap for new developments</w:t>
       </w:r>
     </w:p>
     <w:p>
@@ -182,26 +183,93 @@
           <w:color w:val="969696"/>
           <w:sz w:val="16"/>
         </w:rPr>
-        <w:t>[SECTION 4: class="acknowledgement-section"]</w:t>
-      </w:r>
-    </w:p>
-    <w:p>
-      <w:pPr>
-        <w:jc w:val="center"/>
-      </w:pPr>
-      <w:r>
-        <w:rPr>
-          <w:i/>
-        </w:rPr>
-        <w:t>""Our cities, buildings, and infrastructure must do more than minimise harm — they must actively protect and regenerate biodiversity and ecosystems.""</w:t>
-      </w:r>
-    </w:p>
-    <w:p>
-      <w:pPr>
-        <w:jc w:val="center"/>
-      </w:pPr>
-      <w:r>
-        <w:t>— Nature positive roadmap for new developments</w:t>
+        <w:t>[SECTION: id="purpose" | class="purpose-section"]</w:t>
+      </w:r>
+    </w:p>
+    <w:p>
+      <w:pPr>
+        <w:pStyle w:val="Heading1"/>
+      </w:pPr>
+      <w:r>
+        <w:t>A framework for nature positive development</w:t>
+      </w:r>
+    </w:p>
+    <w:p>
+      <w:r>
+        <w:t>The Nature positive roadmap for new developments sets out how new developments can contribute to collective efforts to halt and reverse nature loss.</w:t>
+      </w:r>
+    </w:p>
+    <w:p>
+      <w:r>
+        <w:t>Australia’s natural systems are in peril. Land clearing, ecosystem degradation, erosion and sedimentation, spread of pests, altered fire regimes and diseases are key contributors to nature loss. Disconnected planning systems are encroaching into previously undeveloped areas with high biodiversity values and fragmenting ecosystems.</w:t>
+      </w:r>
+    </w:p>
+    <w:p>
+      <w:r>
+        <w:t>This roadmap provides a clear, practical framework to guide decision-making across the built environment. While focused on new developments, the principles can also inform decision-making for existing buildings and precincts.</w:t>
+      </w:r>
+    </w:p>
+    <w:p>
+      <w:r>
+        <w:t>Developed with deep industry engagement and aligned with the Kunming-Montreal Global Biodiversity Framework, the roadmap sets time-bound, measurable targets across five principles. It defines pathways from today through to 2050, covering how we prevent nature loss, increase and connect nature, drive circularity, choose low-impact materials, and invest in nature restoration.</w:t>
+      </w:r>
+    </w:p>
+    <w:p>
+      <w:r>
+        <w:t>The roadmap recognises that Australia’s First Peoples have been custodians of this land for tens of thousands of years, and that their knowledge and stewardship of Country is central to achieving nature positive outcomes.</w:t>
+      </w:r>
+    </w:p>
+    <w:p>
+      <w:r>
+        <w:t>Enter your details below to get the full Nature positive roadmap for new developments as a PDF.</w:t>
+      </w:r>
+    </w:p>
+    <w:p>
+      <w:r>
+        <w:t>Thank you! Your download has started.</w:t>
+      </w:r>
+    </w:p>
+    <w:p>
+      <w:pPr>
+        <w:pStyle w:val="Heading4"/>
+      </w:pPr>
+      <w:r>
+        <w:t>Download the Roadmap</w:t>
+      </w:r>
+    </w:p>
+    <w:p>
+      <w:r>
+        <w:t>Thank you! Your download has started.</w:t>
+      </w:r>
+    </w:p>
+    <w:p>
+      <w:r>
+        <w:t>[Form field: First name *]</w:t>
+      </w:r>
+    </w:p>
+    <w:p>
+      <w:r>
+        <w:t>[Form field: Last name *]</w:t>
+      </w:r>
+    </w:p>
+    <w:p>
+      <w:r>
+        <w:t>[Form field: Organisation *]</w:t>
+      </w:r>
+    </w:p>
+    <w:p>
+      <w:r>
+        <w:t>[Form field: State *]</w:t>
+      </w:r>
+    </w:p>
+    <w:p>
+      <w:r>
+        <w:t>[Form field: Email address *]</w:t>
+      </w:r>
+    </w:p>
+    <w:p>
+      <w:r>
+        <w:t>[Success message: Thank you! Your download has started.]</w:t>
       </w:r>
     </w:p>
     <w:p>
@@ -219,7 +287,7 @@
           <w:color w:val="969696"/>
           <w:sz w:val="16"/>
         </w:rPr>
-        <w:t>[SECTION 5: id="purpose" | class="purpose-section"]</w:t>
+        <w:t>[SECTION: id="policy" | class="policy-section"]</w:t>
       </w:r>
     </w:p>
     <w:p>
@@ -227,55 +295,17 @@
         <w:pStyle w:val="Heading1"/>
       </w:pPr>
       <w:r>
-        <w:t>A framework for nature positive development</w:t>
-      </w:r>
-    </w:p>
-    <w:p>
-      <w:r>
-        <w:t>The Nature positive roadmap for new developments sets out how new developments can contribute to collective efforts to halt and reverse nature loss.</w:t>
-      </w:r>
-    </w:p>
-    <w:p>
-      <w:r>
-        <w:t>Australia’s natural systems are in peril. Land clearing, ecosystem degradation, erosion and sedimentation, spread of pests, altered fire regimes and diseases are key contributors to nature loss. Disconnected planning systems are encroaching into previously undeveloped areas with high biodiversity values and fragmenting ecosystems.</w:t>
-      </w:r>
-    </w:p>
-    <w:p>
-      <w:r>
-        <w:t>This roadmap provides a clear, practical framework to guide decision-making across the built environment. While focused on new developments, the principles can also inform decision-making for existing buildings and precincts.</w:t>
-      </w:r>
-    </w:p>
-    <w:p>
-      <w:r>
-        <w:t>Developed with deep industry engagement and aligned with the Kunming-Montreal Global Biodiversity Framework, the roadmap sets time-bound, measurable targets across five principles. It defines pathways from today through to 2050, covering how we prevent nature loss, increase and connect nature, drive circularity, choose low-impact materials, and invest in nature restoration.</w:t>
-      </w:r>
-    </w:p>
-    <w:p>
-      <w:r>
-        <w:t>The roadmap recognises that Australia’s First Peoples have been custodians of this land for tens of thousands of years, and that their knowledge and stewardship of Country is central to achieving nature positive outcomes.</w:t>
-      </w:r>
-    </w:p>
-    <w:p>
-      <w:pPr>
-        <w:pStyle w:val="Heading4"/>
-      </w:pPr>
-      <w:r>
-        <w:t>Download the roadmap</w:t>
-      </w:r>
-    </w:p>
-    <w:p>
-      <w:r>
-        <w:t>Enter your details below to get the full Nature positive roadmap for new developments as a PDF.</w:t>
-      </w:r>
-    </w:p>
-    <w:p>
-      <w:r>
-        <w:t>Thank you! Your download has started.</w:t>
-      </w:r>
-    </w:p>
-    <w:p>
-      <w:r>
-        <w:t>────────────────────────────────────────────────────────────</w:t>
+        <w:t>The changing landscape</w:t>
+      </w:r>
+    </w:p>
+    <w:p>
+      <w:r>
+        <w:t>Australia's environmental policy settings are being reshaped within a global shift toward stronger nature protection. Click any event to explore its significance.</w:t>
+      </w:r>
+    </w:p>
+    <w:p>
+      <w:r>
+        <w:t>[Column: Global Momentum | Domestic Momentum]</w:t>
       </w:r>
     </w:p>
     <w:p/>
@@ -288,20 +318,15 @@
           <w:color w:val="969696"/>
           <w:sz w:val="16"/>
         </w:rPr>
-        <w:t>[SECTION 6: id="policy" | class="policy-section"]</w:t>
-      </w:r>
-    </w:p>
-    <w:p>
-      <w:pPr>
-        <w:pStyle w:val="Heading1"/>
-      </w:pPr>
-      <w:r>
-        <w:t>The changing landscape</w:t>
-      </w:r>
-    </w:p>
-    <w:p>
-      <w:r>
-        <w:t>Australia's environmental policy settings are being reshaped within a global shift toward stronger nature protection. Click any event to explore its significance.</w:t>
+        <w:t>[TIMELINE: 2010 | Global]</w:t>
+      </w:r>
+    </w:p>
+    <w:p>
+      <w:pPr>
+        <w:pStyle w:val="Heading3"/>
+      </w:pPr>
+      <w:r>
+        <w:t>Aichi Biodiversity Targets adopted</w:t>
       </w:r>
     </w:p>
     <w:p>
@@ -312,230 +337,6 @@
     <w:p>
       <w:r>
         <w:t>Most targets were not fully met by their 2020 deadline, underscoring the need for stronger, more enforceable commitments.</w:t>
-      </w:r>
-    </w:p>
-    <w:p>
-      <w:r>
-        <w:t>The landmark IPBES assessment found nature is declining at unprecedented rates, identifying five primary drivers of biodiversity loss.</w:t>
-      </w:r>
-    </w:p>
-    <w:p>
-      <w:pPr>
-        <w:pStyle w:val="ListBullet"/>
-      </w:pPr>
-      <w:r>
-        <w:t>Land and sea-use change — deforestation, mining, urban development</w:t>
-      </w:r>
-    </w:p>
-    <w:p>
-      <w:pPr>
-        <w:pStyle w:val="ListBullet"/>
-      </w:pPr>
-      <w:r>
-        <w:t>Climate change — disrupts habitats, drives species migration</w:t>
-      </w:r>
-    </w:p>
-    <w:p>
-      <w:pPr>
-        <w:pStyle w:val="ListBullet"/>
-      </w:pPr>
-      <w:r>
-        <w:t>Pollution — air, waste, noise, vibration and light</w:t>
-      </w:r>
-    </w:p>
-    <w:p>
-      <w:pPr>
-        <w:pStyle w:val="ListBullet"/>
-      </w:pPr>
-      <w:r>
-        <w:t>Exploitation — extraction of timber, minerals and steel</w:t>
-      </w:r>
-    </w:p>
-    <w:p>
-      <w:pPr>
-        <w:pStyle w:val="ListBullet"/>
-      </w:pPr>
-      <w:r>
-        <w:t>Invasive species — threaten native ecosystems</w:t>
-      </w:r>
-    </w:p>
-    <w:p>
-      <w:r>
-        <w:t>The independent review found Australia’s national environmental law was inadequate and not fit for purpose.</w:t>
-      </w:r>
-    </w:p>
-    <w:p>
-      <w:pPr>
-        <w:pStyle w:val="ListBullet"/>
-      </w:pPr>
-      <w:r>
-        <w:t>The environment is in an unsustainable state of decline</w:t>
-      </w:r>
-    </w:p>
-    <w:p>
-      <w:pPr>
-        <w:pStyle w:val="ListBullet"/>
-      </w:pPr>
-      <w:r>
-        <w:t>Compliance and enforcement are inadequate</w:t>
-      </w:r>
-    </w:p>
-    <w:p>
-      <w:pPr>
-        <w:pStyle w:val="ListBullet"/>
-      </w:pPr>
-      <w:r>
-        <w:t>Offsetting schemes are not delivering outcomes</w:t>
-      </w:r>
-    </w:p>
-    <w:p>
-      <w:pPr>
-        <w:pStyle w:val="ListBullet"/>
-      </w:pPr>
-      <w:r>
-        <w:t>An independent regulator with strong enforcement powers is needed</w:t>
-      </w:r>
-    </w:p>
-    <w:p>
-      <w:r>
-        <w:t>The Taskforce on Nature-related Financial Disclosures was established to develop a disclosure framework built on four pillars: governance, strategy, risk management, and targets.</w:t>
-      </w:r>
-    </w:p>
-    <w:p>
-      <w:r>
-        <w:t>The LEAP framework (Locate, Evaluate, Assess, Prepare) provides a consistent approach for nature-related due diligence.</w:t>
-      </w:r>
-    </w:p>
-    <w:p>
-      <w:r>
-        <w:t>Australia’s environment is in poor and deteriorating condition across many indicators.</w:t>
-      </w:r>
-    </w:p>
-    <w:p>
-      <w:pPr>
-        <w:pStyle w:val="ListBullet"/>
-      </w:pPr>
-      <w:r>
-        <w:t>8% increase in species listed as threatened since 2016</w:t>
-      </w:r>
-    </w:p>
-    <w:p>
-      <w:pPr>
-        <w:pStyle w:val="ListBullet"/>
-      </w:pPr>
-      <w:r>
-        <w:t>20% increase in threatened ecological communities</w:t>
-      </w:r>
-    </w:p>
-    <w:p>
-      <w:pPr>
-        <w:pStyle w:val="ListBullet"/>
-      </w:pPr>
-      <w:r>
-        <w:t>Urban expansion continuing to deplete ecosystems near cities</w:t>
-      </w:r>
-    </w:p>
-    <w:p>
-      <w:r>
-        <w:t>Adopted at COP15, this landmark agreement set the goal of halting and reversing nature loss by 2030, with full recovery by 2050.</w:t>
-      </w:r>
-    </w:p>
-    <w:p>
-      <w:pPr>
-        <w:pStyle w:val="ListBullet"/>
-      </w:pPr>
-      <w:r>
-        <w:t>Target 1: Spatial planning to bring biodiversity loss close to zero</w:t>
-      </w:r>
-    </w:p>
-    <w:p>
-      <w:pPr>
-        <w:pStyle w:val="ListBullet"/>
-      </w:pPr>
-      <w:r>
-        <w:t>Target 2: 30% of degraded ecosystems under restoration</w:t>
-      </w:r>
-    </w:p>
-    <w:p>
-      <w:pPr>
-        <w:pStyle w:val="ListBullet"/>
-      </w:pPr>
-      <w:r>
-        <w:t>Target 3: 30% of land and ocean protected (30x30)</w:t>
-      </w:r>
-    </w:p>
-    <w:p>
-      <w:pPr>
-        <w:pStyle w:val="ListBullet"/>
-      </w:pPr>
-      <w:r>
-        <w:t>Target 15: Businesses to assess and disclose nature-related risks</w:t>
-      </w:r>
-    </w:p>
-    <w:p>
-      <w:r>
-        <w:t>Over 320 companies committed to adopt the TNFD’s 14 recommended disclosures, aligned with ISSB and GRI standards.</w:t>
-      </w:r>
-    </w:p>
-    <w:p>
-      <w:r>
-        <w:t>Australia passed the Nature Repair Act to create a market for biodiversity certificates. The PLANR tool provides site-specific natural asset snapshots.</w:t>
-      </w:r>
-    </w:p>
-    <w:p>
-      <w:r>
-        <w:t>GBCA published Building with Nature 2.0, establishing the foundational analysis that informed the Nature Positive Roadmap.</w:t>
-      </w:r>
-    </w:p>
-    <w:p>
-      <w:r>
-        <w:t>England became the first country to require all major developments to deliver at least 10% measurable biodiversity net gain, secured for 30 years.</w:t>
-      </w:r>
-    </w:p>
-    <w:p>
-      <w:r>
-        <w:t>Australia’s Strategy for Nature reinforced the need for nationally consistent data and aligned national efforts with the Kunming-Montreal Global Biodiversity Framework.</w:t>
-      </w:r>
-    </w:p>
-    <w:p>
-      <w:r>
-        <w:t>The Circular Economy Framework found Australia’s circularity rate is just 4.4%.</w:t>
-      </w:r>
-    </w:p>
-    <w:p>
-      <w:pPr>
-        <w:pStyle w:val="ListBullet"/>
-      </w:pPr>
-      <w:r>
-        <w:t>Housing and transport contribute 53% of Australia’s materials footprint</w:t>
-      </w:r>
-    </w:p>
-    <w:p>
-      <w:pPr>
-        <w:pStyle w:val="ListBullet"/>
-      </w:pPr>
-      <w:r>
-        <w:t>A circularity rate of 32% is achievable with existing technology</w:t>
-      </w:r>
-    </w:p>
-    <w:p>
-      <w:r>
-        <w:t>EPBC Reform Bills established an independent EPA, national environmental standards, and reformed offsetting. The Nature Repair Market became operational.</w:t>
-      </w:r>
-    </w:p>
-    <w:p>
-      <w:r>
-        <w:t>Green Star Future Focus introduced a Nature category with biodiversity net gain requirements and credits for First Nations involvement.</w:t>
-      </w:r>
-    </w:p>
-    <w:p>
-      <w:r>
-        <w:t>This roadmap sets time-bound targets across five principles to align new developments with national and international nature-positive goals. Developed with support from GPT Group and assistance from ARUP, Edge Impact, Culture to Country and Positive Futures.</w:t>
-      </w:r>
-    </w:p>
-    <w:p>
-      <w:r>
-        <w:t>────────────────────────────────────────────────────────────</w:t>
       </w:r>
     </w:p>
     <w:p/>
@@ -548,673 +349,75 @@
           <w:color w:val="969696"/>
           <w:sz w:val="16"/>
         </w:rPr>
-        <w:t>[SECTION 7: id="response" | class="cr-section"]</w:t>
-      </w:r>
-    </w:p>
-    <w:p>
-      <w:pPr>
-        <w:pStyle w:val="Heading1"/>
-      </w:pPr>
-      <w:r>
-        <w:t>From barriers to principles</w:t>
-      </w:r>
-    </w:p>
-    <w:p>
-      <w:r>
-        <w:t>The built environment faces deep systemic challenges. This roadmap responds to each with a clear principle for action. Click any item to explore the detail.</w:t>
-      </w:r>
-    </w:p>
-    <w:p>
-      <w:pPr>
-        <w:pStyle w:val="Heading4"/>
-      </w:pPr>
-      <w:r>
-        <w:t>Weak &amp; Fragmented Regulation</w:t>
-      </w:r>
-    </w:p>
-    <w:p>
-      <w:r>
-        <w:t>Inconsistent policy and enforcement fail to prevent cumulative nature loss across jurisdictions.</w:t>
-      </w:r>
-    </w:p>
-    <w:p>
-      <w:r>
-        <w:t>Australia’s environmental regulation is fragmented across federal, state and local jurisdictions. The 2020 Samuel Review found the EPBC Act was not fit for purpose.</w:t>
-      </w:r>
-    </w:p>
-    <w:p>
-      <w:pPr>
-        <w:pStyle w:val="ListBullet"/>
-      </w:pPr>
-      <w:r>
-        <w:t>Limited compliance monitoring and enforcement</w:t>
-      </w:r>
-    </w:p>
-    <w:p>
-      <w:pPr>
-        <w:pStyle w:val="ListBullet"/>
-      </w:pPr>
-      <w:r>
-        <w:t>Delays in listing threatened species</w:t>
-      </w:r>
-    </w:p>
-    <w:p>
-      <w:pPr>
-        <w:pStyle w:val="ListBullet"/>
-      </w:pPr>
-      <w:r>
-        <w:t>Offsetting schemes suffering from poor implementation</w:t>
-      </w:r>
-    </w:p>
-    <w:p>
-      <w:pPr>
-        <w:pStyle w:val="ListBullet"/>
-      </w:pPr>
-      <w:r>
-        <w:t>EPBC Reform Bills passed in 2025 to establish an independent regulator</w:t>
-      </w:r>
-    </w:p>
-    <w:p>
-      <w:pPr>
-        <w:pStyle w:val="Heading4"/>
-      </w:pPr>
-      <w:r>
-        <w:t>Prevent Nature Loss</w:t>
-      </w:r>
-    </w:p>
-    <w:p>
-      <w:r>
-        <w:t>Apply the mitigation hierarchy and protect valuable natural systems onsite, compensating for all residual impacts.</w:t>
-      </w:r>
-    </w:p>
-    <w:p>
-      <w:r>
-        <w:t>Goes beyond compliance by embedding the mitigation hierarchy directly into project planning and design, ensuring nature values are identified and protected regardless of regulatory gaps.</w:t>
-      </w:r>
-    </w:p>
-    <w:p>
-      <w:pPr>
-        <w:pStyle w:val="ListBullet"/>
-      </w:pPr>
-      <w:r>
-        <w:t>Early ecological assessment integrated into feasibility</w:t>
-      </w:r>
-    </w:p>
-    <w:p>
-      <w:pPr>
-        <w:pStyle w:val="ListBullet"/>
-      </w:pPr>
-      <w:r>
-        <w:t>Avoidance-first approach before mitigation or offsetting</w:t>
-      </w:r>
-    </w:p>
-    <w:p>
-      <w:pPr>
-        <w:pStyle w:val="ListBullet"/>
-      </w:pPr>
-      <w:r>
-        <w:t>Green Star credits for biodiversity net gain commitments</w:t>
-      </w:r>
-    </w:p>
-    <w:p>
-      <w:pPr>
-        <w:pStyle w:val="ListBullet"/>
-      </w:pPr>
-      <w:r>
-        <w:t>Achieve no net loss of biodiversity by 2030</w:t>
-      </w:r>
-    </w:p>
-    <w:p>
-      <w:pPr>
-        <w:pStyle w:val="ListBullet"/>
-      </w:pPr>
-      <w:r>
-        <w:t>Aligned with GBF Target 1: effective spatial planning</w:t>
-      </w:r>
-    </w:p>
-    <w:p>
-      <w:pPr>
-        <w:pStyle w:val="Heading4"/>
-      </w:pPr>
-      <w:r>
-        <w:t>Intensifying Urban Development</w:t>
-      </w:r>
-    </w:p>
-    <w:p>
-      <w:r>
-        <w:t>Growth locks in permanent ecological loss where nature is treated as a constraint, not an asset.</w:t>
-      </w:r>
-    </w:p>
-    <w:p>
-      <w:r>
-        <w:t>Australia’s population is expected to reach 33 million by 2050. Growth corridors impact critically endangered communities including Cumberland Plain Woodland and Banksia Woodlands.</w:t>
-      </w:r>
-    </w:p>
-    <w:p>
-      <w:pPr>
-        <w:pStyle w:val="ListBullet"/>
-      </w:pPr>
-      <w:r>
-        <w:t>Cumberland Plain Woodland — only 6% of original distribution remains</w:t>
-      </w:r>
-    </w:p>
-    <w:p>
-      <w:pPr>
-        <w:pStyle w:val="ListBullet"/>
-      </w:pPr>
-      <w:r>
-        <w:t>Banksia Woodlands — 60% lost, supports 20+ threatened species</w:t>
-      </w:r>
-    </w:p>
-    <w:p>
-      <w:pPr>
-        <w:pStyle w:val="ListBullet"/>
-      </w:pPr>
-      <w:r>
-        <w:t>Koala downgraded to Endangered in 2022 due to habitat loss</w:t>
-      </w:r>
-    </w:p>
-    <w:p>
-      <w:pPr>
-        <w:pStyle w:val="ListBullet"/>
-      </w:pPr>
-      <w:r>
-        <w:t>Australian cities support more threatened species per unit area than non-urban land</w:t>
-      </w:r>
-    </w:p>
-    <w:p>
-      <w:pPr>
-        <w:pStyle w:val="Heading4"/>
-      </w:pPr>
-      <w:r>
-        <w:t>Increase &amp; Connect Nature</w:t>
-      </w:r>
-    </w:p>
-    <w:p>
-      <w:r>
-        <w:t>Restore ecosystems and reconnect fragmented habitats to support wildlife movement and ecological integrity.</w:t>
-      </w:r>
-    </w:p>
-    <w:p>
-      <w:r>
-        <w:t>Transforms development from a threat into an opportunity by requiring projects to actively restore and enhance ecological systems, creating connected green infrastructure.</w:t>
-      </w:r>
-    </w:p>
-    <w:p>
-      <w:pPr>
-        <w:pStyle w:val="ListBullet"/>
-      </w:pPr>
-      <w:r>
-        <w:t>Deliver measurable biodiversity net gain onsite</w:t>
-      </w:r>
-    </w:p>
-    <w:p>
-      <w:pPr>
-        <w:pStyle w:val="ListBullet"/>
-      </w:pPr>
-      <w:r>
-        <w:t>Landscape-scale connectivity planning</w:t>
-      </w:r>
-    </w:p>
-    <w:p>
-      <w:pPr>
-        <w:pStyle w:val="ListBullet"/>
-      </w:pPr>
-      <w:r>
-        <w:t>Urban ecology and biophilic design integration</w:t>
-      </w:r>
-    </w:p>
-    <w:p>
-      <w:pPr>
-        <w:pStyle w:val="ListBullet"/>
-      </w:pPr>
-      <w:r>
-        <w:t>Design green corridors that link habitat patches</w:t>
-      </w:r>
-    </w:p>
-    <w:p>
-      <w:pPr>
-        <w:pStyle w:val="ListBullet"/>
-      </w:pPr>
-      <w:r>
-        <w:t>Aligned with GBF Targets 2 and 3: restoration and 30x30</w:t>
-      </w:r>
-    </w:p>
-    <w:p>
-      <w:pPr>
-        <w:pStyle w:val="Heading4"/>
-      </w:pPr>
-      <w:r>
-        <w:t>Low Circularity &amp; Material Inefficiency</w:t>
-      </w:r>
-    </w:p>
-    <w:p>
-      <w:r>
-        <w:t>Linear material use drives ongoing extraction, habitat loss and pollution. Australia’s circularity rate is just 4.4%.</w:t>
-      </w:r>
-    </w:p>
-    <w:p>
-      <w:r>
-        <w:t>The built environment is responsible for over 50% of raw material extraction, 30% of global biodiversity loss, 40% of waste and 40% of global carbon emissions.</w:t>
-      </w:r>
-    </w:p>
-    <w:p>
-      <w:pPr>
-        <w:pStyle w:val="ListBullet"/>
-      </w:pPr>
-      <w:r>
-        <w:t>Concrete — quarrying causes habitat loss and intensive water use</w:t>
-      </w:r>
-    </w:p>
-    <w:p>
-      <w:pPr>
-        <w:pStyle w:val="ListBullet"/>
-      </w:pPr>
-      <w:r>
-        <w:t>Steel — open-pit mining removes topsoil and fragments habitat</w:t>
-      </w:r>
-    </w:p>
-    <w:p>
-      <w:pPr>
-        <w:pStyle w:val="ListBullet"/>
-      </w:pPr>
-      <w:r>
-        <w:t>Timber — soil erosion and habitat fragmentation</w:t>
-      </w:r>
-    </w:p>
-    <w:p>
-      <w:pPr>
-        <w:pStyle w:val="ListBullet"/>
-      </w:pPr>
-      <w:r>
-        <w:t>Housing and transport contribute 53% of Australia’s materials footprint</w:t>
-      </w:r>
-    </w:p>
-    <w:p>
-      <w:pPr>
-        <w:pStyle w:val="Heading4"/>
-      </w:pPr>
-      <w:r>
-        <w:t>Drive Circularity</w:t>
-      </w:r>
-    </w:p>
-    <w:p>
-      <w:r>
-        <w:t>Encourage building reuse and minimise waste and pollution through circular design and procurement.</w:t>
-      </w:r>
-    </w:p>
-    <w:p>
-      <w:r>
-        <w:t>Tackles upstream nature impacts by reducing the demand for virgin materials through building reuse, modular design, and circular procurement.</w:t>
-      </w:r>
-    </w:p>
-    <w:p>
-      <w:pPr>
-        <w:pStyle w:val="ListBullet"/>
-      </w:pPr>
-      <w:r>
-        <w:t>Prioritise adaptive reuse of existing buildings</w:t>
-      </w:r>
-    </w:p>
-    <w:p>
-      <w:pPr>
-        <w:pStyle w:val="ListBullet"/>
-      </w:pPr>
-      <w:r>
-        <w:t>Design for disassembly and material passports</w:t>
-      </w:r>
-    </w:p>
-    <w:p>
-      <w:pPr>
-        <w:pStyle w:val="ListBullet"/>
-      </w:pPr>
-      <w:r>
-        <w:t>Waste minimisation through circular procurement</w:t>
-      </w:r>
-    </w:p>
-    <w:p>
-      <w:pPr>
-        <w:pStyle w:val="ListBullet"/>
-      </w:pPr>
-      <w:r>
-        <w:t>Increase use of recycled and reclaimed materials</w:t>
-      </w:r>
-    </w:p>
-    <w:p>
-      <w:pPr>
-        <w:pStyle w:val="ListBullet"/>
-      </w:pPr>
-      <w:r>
-        <w:t>A circularity rate of 32% is achievable with existing technology</w:t>
-      </w:r>
-    </w:p>
-    <w:p>
-      <w:pPr>
-        <w:pStyle w:val="Heading4"/>
-      </w:pPr>
-      <w:r>
-        <w:t>Impacts of Resource &amp; Water Use</w:t>
-      </w:r>
-    </w:p>
-    <w:p>
-      <w:r>
-        <w:t>Rising demand intensifies ecosystem stress and climate vulnerability, particularly in cities.</w:t>
-      </w:r>
-    </w:p>
-    <w:p>
-      <w:r>
-        <w:t>The built environment accounts for 15% of all freshwater consumption. Up to 38% of a building’s total water use occurs upstream as “embodied water.”</w:t>
-      </w:r>
-    </w:p>
-    <w:p>
-      <w:pPr>
-        <w:pStyle w:val="ListBullet"/>
-      </w:pPr>
-      <w:r>
-        <w:t>Excessive groundwater extraction reduces availability for ecosystems</w:t>
-      </w:r>
-    </w:p>
-    <w:p>
-      <w:pPr>
-        <w:pStyle w:val="ListBullet"/>
-      </w:pPr>
-      <w:r>
-        <w:t>Urban runoff carries heavy metals and microplastics</w:t>
-      </w:r>
-    </w:p>
-    <w:p>
-      <w:pPr>
-        <w:pStyle w:val="ListBullet"/>
-      </w:pPr>
-      <w:r>
-        <w:t>Concrete, steel and timber are water-intensive materials</w:t>
-      </w:r>
-    </w:p>
-    <w:p>
-      <w:pPr>
-        <w:pStyle w:val="ListBullet"/>
-      </w:pPr>
-      <w:r>
-        <w:t>For First Nations peoples, water is deeply connected to culture and Country</w:t>
-      </w:r>
-    </w:p>
-    <w:p>
-      <w:pPr>
-        <w:pStyle w:val="Heading4"/>
-      </w:pPr>
-      <w:r>
-        <w:t>Choose Low-Impact Materials</w:t>
-      </w:r>
-    </w:p>
-    <w:p>
-      <w:r>
-        <w:t>Avoid ecosystem harm from construction supply chains through informed selection and traceability.</w:t>
-      </w:r>
-    </w:p>
-    <w:p>
-      <w:r>
-        <w:t>Addresses upstream resource impacts by requiring projects to understand, disclose, and reduce the ecological footprint of their material supply chains.</w:t>
-      </w:r>
-    </w:p>
-    <w:p>
-      <w:pPr>
-        <w:pStyle w:val="ListBullet"/>
-      </w:pPr>
-      <w:r>
-        <w:t>Supply chain due diligence for nature impacts</w:t>
-      </w:r>
-    </w:p>
-    <w:p>
-      <w:pPr>
-        <w:pStyle w:val="ListBullet"/>
-      </w:pPr>
-      <w:r>
-        <w:t>Material selection criteria incorporating ecological footprint</w:t>
-      </w:r>
-    </w:p>
-    <w:p>
-      <w:pPr>
-        <w:pStyle w:val="ListBullet"/>
-      </w:pPr>
-      <w:r>
-        <w:t>Deforestation-free sourcing and certified timber</w:t>
-      </w:r>
-    </w:p>
-    <w:p>
-      <w:pPr>
-        <w:pStyle w:val="ListBullet"/>
-      </w:pPr>
-      <w:r>
-        <w:t>Reduce embodied water through material selection</w:t>
-      </w:r>
-    </w:p>
-    <w:p>
-      <w:pPr>
-        <w:pStyle w:val="ListBullet"/>
-      </w:pPr>
-      <w:r>
-        <w:t>Aligned with TNFD supply chain disclosure requirements</w:t>
-      </w:r>
-    </w:p>
-    <w:p>
-      <w:pPr>
-        <w:pStyle w:val="Heading4"/>
-      </w:pPr>
-      <w:r>
-        <w:t>Chronic Underinvestment in Nature</w:t>
-      </w:r>
-    </w:p>
-    <w:p>
-      <w:r>
-        <w:t>Financial systems reward nature-degrading activity while nature-positive outcomes remain undervalued.</w:t>
-      </w:r>
-    </w:p>
-    <w:p>
-      <w:r>
-        <w:t>Biodiversity underpins ecosystem services valued at US$44 trillion. Yet US$7 trillion is invested in nature-negative activities globally. Only US$200 billion goes to nature-positive initiatives.</w:t>
-      </w:r>
-    </w:p>
-    <w:p>
-      <w:pPr>
-        <w:pStyle w:val="ListBullet"/>
-      </w:pPr>
-      <w:r>
-        <w:t>Investment needs to increase to US$700 billion/year for global targets</w:t>
-      </w:r>
-    </w:p>
-    <w:p>
-      <w:pPr>
-        <w:pStyle w:val="ListBullet"/>
-      </w:pPr>
-      <w:r>
-        <w:t>US$8.1 trillion total required by 2050</w:t>
-      </w:r>
-    </w:p>
-    <w:p>
-      <w:pPr>
-        <w:pStyle w:val="ListBullet"/>
-      </w:pPr>
-      <w:r>
-        <w:t>Nature-based solutions in cities need to increase from US$200B to US$543B</w:t>
-      </w:r>
-    </w:p>
-    <w:p>
-      <w:pPr>
-        <w:pStyle w:val="ListBullet"/>
-      </w:pPr>
-      <w:r>
-        <w:t>Land management investments can reduce insurance premiums by 41%</w:t>
-      </w:r>
-    </w:p>
-    <w:p>
-      <w:pPr>
-        <w:pStyle w:val="Heading4"/>
-      </w:pPr>
-      <w:r>
-        <w:t>Invest in Nature</w:t>
-      </w:r>
-    </w:p>
-    <w:p>
-      <w:r>
-        <w:t>Embed funding for restoration and regenerative outcomes delivering long-term environmental and economic benefits.</w:t>
-      </w:r>
-    </w:p>
-    <w:p>
-      <w:r>
-        <w:t>Redirects financial flows by embedding nature funding into project budgets and connecting the built environment to emerging biodiversity markets.</w:t>
-      </w:r>
-    </w:p>
-    <w:p>
-      <w:pPr>
-        <w:pStyle w:val="ListBullet"/>
-      </w:pPr>
-      <w:r>
-        <w:t>Dedicated nature budgets in project planning</w:t>
-      </w:r>
-    </w:p>
-    <w:p>
-      <w:pPr>
-        <w:pStyle w:val="ListBullet"/>
-      </w:pPr>
-      <w:r>
-        <w:t>Connection to the Nature Repair Market</w:t>
-      </w:r>
-    </w:p>
-    <w:p>
-      <w:pPr>
-        <w:pStyle w:val="ListBullet"/>
-      </w:pPr>
-      <w:r>
-        <w:t>Co-investment in landscape-scale restoration</w:t>
-      </w:r>
-    </w:p>
-    <w:p>
-      <w:pPr>
-        <w:pStyle w:val="ListBullet"/>
-      </w:pPr>
-      <w:r>
-        <w:t>TNFD-aligned reporting on nature-related financial risks</w:t>
-      </w:r>
-    </w:p>
-    <w:p>
-      <w:pPr>
-        <w:pStyle w:val="ListBullet"/>
-      </w:pPr>
-      <w:r>
-        <w:t>Participate in biodiversity credit and offset markets</w:t>
-      </w:r>
-    </w:p>
-    <w:p>
-      <w:pPr>
-        <w:pStyle w:val="Heading4"/>
-      </w:pPr>
-      <w:r>
-        <w:t>Gaps in Data, Methods &amp; Metrics</w:t>
-      </w:r>
-    </w:p>
-    <w:p>
-      <w:r>
-        <w:t>Measuring nature is complex and inconsistent. Without reliable data, the built environment cannot act meaningfully.</w:t>
-      </w:r>
-    </w:p>
-    <w:p>
-      <w:r>
-        <w:t>Unlike carbon, biodiversity and ecosystem health are harder to quantify. Nature is highly localised, complex, and often qualitative — making standardisation difficult.</w:t>
-      </w:r>
-    </w:p>
-    <w:p>
-      <w:pPr>
-        <w:pStyle w:val="ListBullet"/>
-      </w:pPr>
-      <w:r>
-        <w:t>Biases towards vertebrates over invertebrates</w:t>
-      </w:r>
-    </w:p>
-    <w:p>
-      <w:pPr>
-        <w:pStyle w:val="ListBullet"/>
-      </w:pPr>
-      <w:r>
-        <w:t>Limited ability to track changes over time</w:t>
-      </w:r>
-    </w:p>
-    <w:p>
-      <w:pPr>
-        <w:pStyle w:val="ListBullet"/>
-      </w:pPr>
-      <w:r>
-        <w:t>Ecosystem health is difficult to convert into investable metrics</w:t>
-      </w:r>
-    </w:p>
-    <w:p>
-      <w:pPr>
-        <w:pStyle w:val="ListBullet"/>
-      </w:pPr>
-      <w:r>
-        <w:t>Outsourcing ecological assessment limits integration</w:t>
-      </w:r>
-    </w:p>
-    <w:p>
-      <w:pPr>
-        <w:pStyle w:val="Heading4"/>
-      </w:pPr>
-      <w:r>
-        <w:t>Cross-cutting: Data &amp; Measurement</w:t>
-      </w:r>
-    </w:p>
-    <w:p>
-      <w:r>
-        <w:t>Underpins all five principles — better data, metrics and reporting tools enable meaningful action across every target.</w:t>
-      </w:r>
-    </w:p>
-    <w:p>
-      <w:r>
-        <w:t>A cross-cutting enabler that supports all five principles by aligning with emerging national and global data platforms and frameworks.</w:t>
-      </w:r>
-    </w:p>
-    <w:p>
-      <w:pPr>
-        <w:pStyle w:val="ListBullet"/>
-      </w:pPr>
-      <w:r>
-        <w:t>TNFD LEAP framework for consistent due diligence</w:t>
-      </w:r>
-    </w:p>
-    <w:p>
-      <w:pPr>
-        <w:pStyle w:val="ListBullet"/>
-      </w:pPr>
-      <w:r>
-        <w:t>PLANR for site-specific natural asset snapshots</w:t>
-      </w:r>
-    </w:p>
-    <w:p>
-      <w:pPr>
-        <w:pStyle w:val="ListBullet"/>
-      </w:pPr>
-      <w:r>
-        <w:t>Australia’s Strategy for Nature: nationally consistent data</w:t>
-      </w:r>
-    </w:p>
-    <w:p>
-      <w:pPr>
-        <w:pStyle w:val="ListBullet"/>
-      </w:pPr>
-      <w:r>
-        <w:t>Green Star requirements for ecological baseline reporting</w:t>
-      </w:r>
-    </w:p>
-    <w:p>
-      <w:pPr>
-        <w:pStyle w:val="ListBullet"/>
-      </w:pPr>
-      <w:r>
-        <w:t>Industry capacity building and skills development</w:t>
-      </w:r>
-    </w:p>
-    <w:p>
-      <w:r>
-        <w:t>────────────────────────────────────────────────────────────</w:t>
+        <w:t>[TIMELINE: 2019 | Global]</w:t>
+      </w:r>
+    </w:p>
+    <w:p>
+      <w:pPr>
+        <w:pStyle w:val="Heading3"/>
+      </w:pPr>
+      <w:r>
+        <w:t>IPBES Global Assessment</w:t>
+      </w:r>
+    </w:p>
+    <w:p>
+      <w:r>
+        <w:t>The landmark IPBES assessment found nature is declining at unprecedented rates, identifying five primary drivers of biodiversity loss.</w:t>
+      </w:r>
+    </w:p>
+    <w:p>
+      <w:pPr>
+        <w:pStyle w:val="ListBullet"/>
+      </w:pPr>
+      <w:r>
+        <w:t>Land and sea-use change — deforestation, mining, urban development</w:t>
+      </w:r>
+    </w:p>
+    <w:p>
+      <w:pPr>
+        <w:pStyle w:val="ListBullet"/>
+      </w:pPr>
+      <w:r>
+        <w:t>Climate change — disrupts habitats, drives species migration</w:t>
+      </w:r>
+    </w:p>
+    <w:p>
+      <w:pPr>
+        <w:pStyle w:val="ListBullet"/>
+      </w:pPr>
+      <w:r>
+        <w:t>Pollution — air, waste, noise, vibration and light</w:t>
+      </w:r>
+    </w:p>
+    <w:p>
+      <w:pPr>
+        <w:pStyle w:val="ListBullet"/>
+      </w:pPr>
+      <w:r>
+        <w:t>Exploitation — extraction of timber, minerals and steel</w:t>
+      </w:r>
+    </w:p>
+    <w:p>
+      <w:pPr>
+        <w:pStyle w:val="ListBullet"/>
+      </w:pPr>
+      <w:r>
+        <w:t>Invasive species — threaten native ecosystems</w:t>
+      </w:r>
+    </w:p>
+    <w:p>
+      <w:r>
+        <w:t>[Stat: 1M species at risk]</w:t>
+      </w:r>
+    </w:p>
+    <w:p>
+      <w:r>
+        <w:t>[Stat: 75% land altered]</w:t>
+      </w:r>
+    </w:p>
+    <w:p>
+      <w:r>
+        <w:t>[Stat: 66% oceans impacted]</w:t>
       </w:r>
     </w:p>
     <w:p/>
@@ -1227,75 +430,7 @@
           <w:color w:val="969696"/>
           <w:sz w:val="16"/>
         </w:rPr>
-        <w:t>[SECTION 8: id="roadmap" | class="irm-hero"]</w:t>
-      </w:r>
-    </w:p>
-    <w:p>
-      <w:pPr>
-        <w:pStyle w:val="Heading1"/>
-      </w:pPr>
-      <w:r>
-        <w:t>Nature positive targets &amp; pathways</w:t>
-      </w:r>
-    </w:p>
-    <w:p>
-      <w:r>
-        <w:t>The roadmap sets time-bound, measurable targets across five principles. Click any target to see what needs to happen, what GBCA is doing, and what industry needs to deliver.</w:t>
-      </w:r>
-    </w:p>
-    <w:p>
-      <w:r>
-        <w:t>Aligned with the Kunming-Montreal Global Biodiversity Framework</w:t>
-      </w:r>
-    </w:p>
-    <w:p>
-      <w:r>
-        <w:t>[Grid Header] Principles</w:t>
-      </w:r>
-    </w:p>
-    <w:p>
-      <w:r>
-        <w:t>[Grid Header] TodayThis is where we start</w:t>
-      </w:r>
-    </w:p>
-    <w:p>
-      <w:r>
-        <w:t>[Grid Header] In the Next 5 Years</w:t>
-      </w:r>
-    </w:p>
-    <w:p>
-      <w:r>
-        <w:t>[Grid Header] 2028We know where we stand▶ Show actions</w:t>
-      </w:r>
-    </w:p>
-    <w:p>
-      <w:r>
-        <w:t>[Grid Header] 2030We begin reversing nature loss</w:t>
-      </w:r>
-    </w:p>
-    <w:p>
-      <w:r>
-        <w:t>[Grid Header] 2035Nature positive is the new normal</w:t>
-      </w:r>
-    </w:p>
-    <w:p>
-      <w:r>
-        <w:t>[Grid Header] 2050Nature thrives alongside development</w:t>
-      </w:r>
-    </w:p>
-    <w:p>
-      <w:r>
-        <w:t>[Grid Header] DefineEstablish methods &amp; standards</w:t>
-      </w:r>
-    </w:p>
-    <w:p>
-      <w:r>
-        <w:t>[Grid Header] AdvocateEmbed into policy &amp; planning</w:t>
-      </w:r>
-    </w:p>
-    <w:p>
-      <w:r>
-        <w:t>[Grid Header] ImplementDeliver on the ground</w:t>
+        <w:t>[TIMELINE: 2020 | Australian]</w:t>
       </w:r>
     </w:p>
     <w:p>
@@ -1303,505 +438,44 @@
         <w:pStyle w:val="Heading3"/>
       </w:pPr>
       <w:r>
-        <w:t>1 Prevent Nature Loss</w:t>
-      </w:r>
-    </w:p>
-    <w:p>
-      <w:pPr>
-        <w:pStyle w:val="ListBullet"/>
-      </w:pPr>
-      <w:r>
-        <w:t>[Baseline] Planning requires no net loss of high-value biodiversity</w:t>
-      </w:r>
-    </w:p>
-    <w:p>
-      <w:pPr>
-        <w:pStyle w:val="ListBullet"/>
-      </w:pPr>
-      <w:r>
-        <w:t>[Action] a1 Standardise BNG methodology</w:t>
-      </w:r>
-    </w:p>
-    <w:p>
-      <w:pPr>
-        <w:pStyle w:val="ListBullet"/>
-      </w:pPr>
-      <w:r>
-        <w:t>[Action] a2 Define &amp; map significant natural systems</w:t>
-      </w:r>
-    </w:p>
-    <w:p>
-      <w:pPr>
-        <w:pStyle w:val="ListBullet"/>
-      </w:pPr>
-      <w:r>
-        <w:t>[Action] a3 Define unacceptable impacts</w:t>
-      </w:r>
-    </w:p>
-    <w:p>
-      <w:pPr>
-        <w:pStyle w:val="ListBullet"/>
-      </w:pPr>
-      <w:r>
-        <w:t>[Action] a4 Standardise measurement &amp; reporting</w:t>
-      </w:r>
-    </w:p>
-    <w:p>
-      <w:pPr>
-        <w:pStyle w:val="ListBullet"/>
-      </w:pPr>
-      <w:r>
-        <w:t>[Action] b1 Integrate net gain into planning</w:t>
-      </w:r>
-    </w:p>
-    <w:p>
-      <w:pPr>
-        <w:pStyle w:val="ListBullet"/>
-      </w:pPr>
-      <w:r>
-        <w:t>[Action] b2 Implement mitigation hierarchy</w:t>
-      </w:r>
-    </w:p>
-    <w:p>
-      <w:pPr>
-        <w:pStyle w:val="ListBullet"/>
-      </w:pPr>
-      <w:r>
-        <w:t>[Action] b5 BNG in procurement &amp; design briefs</w:t>
-      </w:r>
-    </w:p>
-    <w:p>
-      <w:pPr>
-        <w:pStyle w:val="ListBullet"/>
-      </w:pPr>
-      <w:r>
-        <w:t>[Action] d1 Outcome-based monitoring</w:t>
-      </w:r>
-    </w:p>
-    <w:p>
-      <w:pPr>
-        <w:pStyle w:val="ListBullet"/>
-      </w:pPr>
-      <w:r>
-        <w:t>[Target] Measure and report onsite biodiversity values</w:t>
-      </w:r>
-    </w:p>
-    <w:p>
-      <w:pPr>
-        <w:pStyle w:val="ListBullet"/>
-      </w:pPr>
-      <w:r>
-        <w:t>[Target] Prioritise onsite protection to achieve no net loss, with restoration for residual impacts</w:t>
-      </w:r>
-    </w:p>
-    <w:p>
-      <w:pPr>
-        <w:pStyle w:val="ListBullet"/>
-      </w:pPr>
-      <w:r>
-        <w:t>[Target] No onsite loss of moderate value biodiversity</w:t>
-      </w:r>
-    </w:p>
-    <w:p>
-      <w:pPr>
-        <w:pStyle w:val="Heading3"/>
-      </w:pPr>
-      <w:r>
-        <w:t>2 Increase &amp; Connect Nature</w:t>
-      </w:r>
-    </w:p>
-    <w:p>
-      <w:pPr>
-        <w:pStyle w:val="ListBullet"/>
-      </w:pPr>
-      <w:r>
-        <w:t>[Baseline] Minimise construction-related impacts through planning</w:t>
-      </w:r>
-    </w:p>
-    <w:p>
-      <w:pPr>
-        <w:pStyle w:val="ListBullet"/>
-      </w:pPr>
-      <w:r>
-        <w:t>[Action] b3 Ecological connectivity in planning</w:t>
-      </w:r>
-    </w:p>
-    <w:p>
-      <w:pPr>
-        <w:pStyle w:val="ListBullet"/>
-      </w:pPr>
-      <w:r>
-        <w:t>[Action] b4 Bird’s-eye ecological assessment</w:t>
-      </w:r>
-    </w:p>
-    <w:p>
-      <w:pPr>
-        <w:pStyle w:val="ListBullet"/>
-      </w:pPr>
-      <w:r>
-        <w:t>[Action] b6 Incentivise urban restoration</w:t>
-      </w:r>
-    </w:p>
-    <w:p>
-      <w:pPr>
-        <w:pStyle w:val="ListBullet"/>
-      </w:pPr>
-      <w:r>
-        <w:t>[Action] b13 Cultural competency capacity building</w:t>
-      </w:r>
-    </w:p>
-    <w:p>
-      <w:pPr>
-        <w:pStyle w:val="ListBullet"/>
-      </w:pPr>
-      <w:r>
-        <w:t>[Action] c6 Indigenous-led conservation</w:t>
-      </w:r>
-    </w:p>
-    <w:p>
-      <w:pPr>
-        <w:pStyle w:val="ListBullet"/>
-      </w:pPr>
-      <w:r>
-        <w:t>[Action] c7 Invest in Indigenous businesses</w:t>
-      </w:r>
-    </w:p>
-    <w:p>
-      <w:pPr>
-        <w:pStyle w:val="ListBullet"/>
-      </w:pPr>
-      <w:r>
-        <w:t>[Target] Measure and report on biodiversity values onsite</w:t>
-      </w:r>
-    </w:p>
-    <w:p>
-      <w:pPr>
-        <w:pStyle w:val="ListBullet"/>
-      </w:pPr>
-      <w:r>
-        <w:t>[Target] Deliver at least 10% biodiversity net gain, prioritising onsite gains</w:t>
-      </w:r>
-    </w:p>
-    <w:p>
-      <w:pPr>
-        <w:pStyle w:val="ListBullet"/>
-      </w:pPr>
-      <w:r>
-        <w:t>[Target] Consider additional net gains over time, with greater weighting on onsite actions</w:t>
-      </w:r>
-    </w:p>
-    <w:p>
-      <w:pPr>
-        <w:pStyle w:val="Heading3"/>
-      </w:pPr>
-      <w:r>
-        <w:t>3 Drive Circularity</w:t>
-      </w:r>
-    </w:p>
-    <w:p>
-      <w:pPr>
-        <w:pStyle w:val="ListBullet"/>
-      </w:pPr>
-      <w:r>
-        <w:t>[Baseline] Economy circularity rate: 4.4%</w:t>
-      </w:r>
-    </w:p>
-    <w:p>
-      <w:pPr>
-        <w:pStyle w:val="ListBullet"/>
-      </w:pPr>
-      <w:r>
-        <w:t>[Action] a5 Define &amp; measure circularity</w:t>
-      </w:r>
-    </w:p>
-    <w:p>
-      <w:pPr>
-        <w:pStyle w:val="ListBullet"/>
-      </w:pPr>
-      <w:r>
-        <w:t>[Action] b7 Embed circularity in codes</w:t>
-      </w:r>
-    </w:p>
-    <w:p>
-      <w:pPr>
-        <w:pStyle w:val="ListBullet"/>
-      </w:pPr>
-      <w:r>
-        <w:t>[Action] b8 De-risk circular procurement</w:t>
-      </w:r>
-    </w:p>
-    <w:p>
-      <w:pPr>
-        <w:pStyle w:val="ListBullet"/>
-      </w:pPr>
-      <w:r>
-        <w:t>[Action] b9 Track &amp; disclose material flows</w:t>
-      </w:r>
-    </w:p>
-    <w:p>
-      <w:pPr>
-        <w:pStyle w:val="ListBullet"/>
-      </w:pPr>
-      <w:r>
-        <w:t>[Action] c1 Support circular supply chains</w:t>
-      </w:r>
-    </w:p>
-    <w:p>
-      <w:pPr>
-        <w:pStyle w:val="ListBullet"/>
-      </w:pPr>
-      <w:r>
-        <w:t>[Action] c2 Phase out high-risk materials</w:t>
-      </w:r>
-    </w:p>
-    <w:p>
-      <w:pPr>
-        <w:pStyle w:val="ListBullet"/>
-      </w:pPr>
-      <w:r>
-        <w:t>[Target] Measure the built environment's circularity rate</w:t>
-      </w:r>
-    </w:p>
-    <w:p>
-      <w:pPr>
-        <w:pStyle w:val="ListBullet"/>
-      </w:pPr>
-      <w:r>
-        <w:t>[Target] Achieve a 7.5% circularity rate through reuse-first policies</w:t>
-      </w:r>
-    </w:p>
-    <w:p>
-      <w:pPr>
-        <w:pStyle w:val="ListBullet"/>
-      </w:pPr>
-      <w:r>
-        <w:t>[Target] Achieve a 15% circularity rate through efficient density planning</w:t>
-      </w:r>
-    </w:p>
-    <w:p>
-      <w:pPr>
-        <w:pStyle w:val="ListBullet"/>
-      </w:pPr>
-      <w:r>
-        <w:t>[Target] Additional circularity rate increase will be proposed</w:t>
-      </w:r>
-    </w:p>
-    <w:p>
-      <w:pPr>
-        <w:pStyle w:val="ListBullet"/>
-      </w:pPr>
-      <w:r>
-        <w:t>[Baseline] Project-level circularity rate: unknown</w:t>
-      </w:r>
-    </w:p>
-    <w:p>
-      <w:pPr>
-        <w:pStyle w:val="ListBullet"/>
-      </w:pPr>
-      <w:r>
-        <w:t>[Target] Establish project-level circularity methods and benchmarks</w:t>
-      </w:r>
-    </w:p>
-    <w:p>
-      <w:pPr>
-        <w:pStyle w:val="ListBullet"/>
-      </w:pPr>
-      <w:r>
-        <w:t>[Target] Achieve a 10% improvement in project-level circularity</w:t>
-      </w:r>
-    </w:p>
-    <w:p>
-      <w:pPr>
-        <w:pStyle w:val="ListBullet"/>
-      </w:pPr>
-      <w:r>
-        <w:t>[Target] Achieve a 20% improvement in project-level circularity</w:t>
-      </w:r>
-    </w:p>
-    <w:p>
-      <w:pPr>
-        <w:pStyle w:val="ListBullet"/>
-      </w:pPr>
-      <w:r>
-        <w:t>[Target] Additional improvement will be proposed</w:t>
-      </w:r>
-    </w:p>
-    <w:p>
-      <w:pPr>
-        <w:pStyle w:val="Heading3"/>
-      </w:pPr>
-      <w:r>
-        <w:t>4 Choose Low-Impact Materials</w:t>
-      </w:r>
-    </w:p>
-    <w:p>
-      <w:pPr>
-        <w:pStyle w:val="ListBullet"/>
-      </w:pPr>
-      <w:r>
-        <w:t>[Baseline] Illegally harvested timber prohibited</w:t>
-      </w:r>
-    </w:p>
-    <w:p>
-      <w:pPr>
-        <w:pStyle w:val="ListBullet"/>
-      </w:pPr>
-      <w:r>
-        <w:t>[Action] a6 Define nature impact methodology</w:t>
-      </w:r>
-    </w:p>
-    <w:p>
-      <w:pPr>
-        <w:pStyle w:val="ListBullet"/>
-      </w:pPr>
-      <w:r>
-        <w:t>[Action] a7 Set material-specific targets</w:t>
-      </w:r>
-    </w:p>
-    <w:p>
-      <w:pPr>
-        <w:pStyle w:val="ListBullet"/>
-      </w:pPr>
-      <w:r>
-        <w:t>[Action] b10 Embed nature impact in procurement</w:t>
-      </w:r>
-    </w:p>
-    <w:p>
-      <w:pPr>
-        <w:pStyle w:val="ListBullet"/>
-      </w:pPr>
-      <w:r>
-        <w:t>[Action] c3 Supply chain transparency</w:t>
-      </w:r>
-    </w:p>
-    <w:p>
-      <w:pPr>
-        <w:pStyle w:val="ListBullet"/>
-      </w:pPr>
-      <w:r>
-        <w:t>[Action] c4 Promote local &amp; regenerative materials</w:t>
-      </w:r>
-    </w:p>
-    <w:p>
-      <w:pPr>
-        <w:pStyle w:val="ListBullet"/>
-      </w:pPr>
-      <w:r>
-        <w:t>[Target] Measure nature impacts of top 10 materials and develop management plans</w:t>
-      </w:r>
-    </w:p>
-    <w:p>
-      <w:pPr>
-        <w:pStyle w:val="ListBullet"/>
-      </w:pPr>
-      <w:r>
-        <w:t>[Target] Implement nature impact management plans for top 10 materials</w:t>
-      </w:r>
-    </w:p>
-    <w:p>
-      <w:pPr>
-        <w:pStyle w:val="ListBullet"/>
-      </w:pPr>
-      <w:r>
-        <w:t>[Target] Manufacturers of top 10 materials set biodiversity net gain targets</w:t>
-      </w:r>
-    </w:p>
-    <w:p>
-      <w:pPr>
-        <w:pStyle w:val="ListBullet"/>
-      </w:pPr>
-      <w:r>
-        <w:t>[Target] All nature-related supply chain impacts eliminated and compensated</w:t>
-      </w:r>
-    </w:p>
-    <w:p>
-      <w:pPr>
-        <w:pStyle w:val="Heading3"/>
-      </w:pPr>
-      <w:r>
-        <w:t>5 Invest in Nature</w:t>
-      </w:r>
-    </w:p>
-    <w:p>
-      <w:pPr>
-        <w:pStyle w:val="ListBullet"/>
-      </w:pPr>
-      <w:r>
-        <w:t>[Baseline] Nature Repair Bill introduced 2023</w:t>
-      </w:r>
-    </w:p>
-    <w:p>
-      <w:pPr>
-        <w:pStyle w:val="ListBullet"/>
-      </w:pPr>
-      <w:r>
-        <w:t>[Action] a8 Define eligible investment types</w:t>
-      </w:r>
-    </w:p>
-    <w:p>
-      <w:pPr>
-        <w:pStyle w:val="ListBullet"/>
-      </w:pPr>
-      <w:r>
-        <w:t>[Action] b11 Align investment with local priorities</w:t>
-      </w:r>
-    </w:p>
-    <w:p>
-      <w:pPr>
-        <w:pStyle w:val="ListBullet"/>
-      </w:pPr>
-      <w:r>
-        <w:t>[Action] b12 Investment into procurement &amp; planning</w:t>
-      </w:r>
-    </w:p>
-    <w:p>
-      <w:pPr>
-        <w:pStyle w:val="ListBullet"/>
-      </w:pPr>
-      <w:r>
-        <w:t>[Action] d2 Restoration outcome reporting</w:t>
-      </w:r>
-    </w:p>
-    <w:p>
-      <w:pPr>
-        <w:pStyle w:val="ListBullet"/>
-      </w:pPr>
-      <w:r>
-        <w:t>[Action] c5 Build integrity into nature markets</w:t>
-      </w:r>
-    </w:p>
-    <w:p>
-      <w:pPr>
-        <w:pStyle w:val="ListBullet"/>
-      </w:pPr>
-      <w:r>
-        <w:t>[Target] Measure and transparently disclose nature-related financial spend</w:t>
-      </w:r>
-    </w:p>
-    <w:p>
-      <w:pPr>
-        <w:pStyle w:val="ListBullet"/>
-      </w:pPr>
-      <w:r>
-        <w:t>[Target] Invest in nature restoration to address Scope 3 impacts in large developments</w:t>
-      </w:r>
-    </w:p>
-    <w:p>
-      <w:pPr>
-        <w:pStyle w:val="ListBullet"/>
-      </w:pPr>
-      <w:r>
-        <w:t>[Target] Nature restoration activities are commonplace as part of any project</w:t>
-      </w:r>
-    </w:p>
-    <w:p>
-      <w:r>
-        <w:t>🌐 Enabled by: Embedding culture, community &amp; connection to Country • Improving measurement, data &amp; decision-making</w:t>
-      </w:r>
-    </w:p>
-    <w:p>
-      <w:r>
-        <w:t>────────────────────────────────────────────────────────────</w:t>
+        <w:t>Samuel Review of the EPBC Act</w:t>
+      </w:r>
+    </w:p>
+    <w:p>
+      <w:r>
+        <w:t>The independent review found Australia’s national environmental law was inadequate and not fit for purpose.</w:t>
+      </w:r>
+    </w:p>
+    <w:p>
+      <w:pPr>
+        <w:pStyle w:val="ListBullet"/>
+      </w:pPr>
+      <w:r>
+        <w:t>The environment is in an unsustainable state of decline</w:t>
+      </w:r>
+    </w:p>
+    <w:p>
+      <w:pPr>
+        <w:pStyle w:val="ListBullet"/>
+      </w:pPr>
+      <w:r>
+        <w:t>Compliance and enforcement are inadequate</w:t>
+      </w:r>
+    </w:p>
+    <w:p>
+      <w:pPr>
+        <w:pStyle w:val="ListBullet"/>
+      </w:pPr>
+      <w:r>
+        <w:t>Offsetting schemes are not delivering outcomes</w:t>
+      </w:r>
+    </w:p>
+    <w:p>
+      <w:pPr>
+        <w:pStyle w:val="ListBullet"/>
+      </w:pPr>
+      <w:r>
+        <w:t>An independent regulator with strong enforcement powers is needed</w:t>
       </w:r>
     </w:p>
     <w:p/>
@@ -1814,30 +488,25 @@
           <w:color w:val="969696"/>
           <w:sz w:val="16"/>
         </w:rPr>
-        <w:t>[SECTION 9: id="actions" | class="action-net-section"]</w:t>
-      </w:r>
-    </w:p>
-    <w:p>
-      <w:pPr>
-        <w:pStyle w:val="Heading1"/>
-      </w:pPr>
-      <w:r>
-        <w:t>Actions for success</w:t>
-      </w:r>
-    </w:p>
-    <w:p>
-      <w:r>
-        <w:t>30 interconnected actions across three phases chart the path to a nature positive built environment. Hover any action to see its full description and trace the dependency chain that connects it to the broader roadmap.</w:t>
-      </w:r>
-    </w:p>
-    <w:p>
-      <w:r>
-        <w:t>Hover any action to see its full description and dependency chain</w:t>
-      </w:r>
-    </w:p>
-    <w:p>
-      <w:r>
-        <w:t>────────────────────────────────────────────────────────────</w:t>
+        <w:t>[TIMELINE: 2021 | Global]</w:t>
+      </w:r>
+    </w:p>
+    <w:p>
+      <w:pPr>
+        <w:pStyle w:val="Heading3"/>
+      </w:pPr>
+      <w:r>
+        <w:t>TNFD formally launched</w:t>
+      </w:r>
+    </w:p>
+    <w:p>
+      <w:r>
+        <w:t>The Taskforce on Nature-related Financial Disclosures was established to develop a disclosure framework built on four pillars: governance, strategy, risk management, and targets.</w:t>
+      </w:r>
+    </w:p>
+    <w:p>
+      <w:r>
+        <w:t>The LEAP framework (Locate, Evaluate, Assess, Prepare) provides a consistent approach for nature-related due diligence.</w:t>
       </w:r>
     </w:p>
     <w:p/>
@@ -1850,75 +519,7 @@
           <w:color w:val="969696"/>
           <w:sz w:val="16"/>
         </w:rPr>
-        <w:t>[SECTION 10: id="detail"]</w:t>
-      </w:r>
-    </w:p>
-    <w:p>
-      <w:pPr>
-        <w:pStyle w:val="Heading1"/>
-      </w:pPr>
-      <w:r>
-        <w:t>Prevent nature loss</w:t>
-      </w:r>
-    </w:p>
-    <w:p>
-      <w:r>
-        <w:t>Once lost, biodiversity is costly or impossible to restore. This principle sets a pathway from today's planning controls to full protection of valuable natural systems onsite by 2050.</w:t>
-      </w:r>
-    </w:p>
-    <w:p>
-      <w:pPr>
-        <w:pStyle w:val="ListBullet"/>
-      </w:pPr>
-      <w:r>
-        <w:t xml:space="preserve">  Planning requires no net loss of high-value biodiversity</w:t>
-      </w:r>
-    </w:p>
-    <w:p>
-      <w:pPr>
-        <w:pStyle w:val="ListBullet"/>
-      </w:pPr>
-      <w:r>
-        <w:t xml:space="preserve">  Measure and report onsite biodiversity values</w:t>
-      </w:r>
-    </w:p>
-    <w:p>
-      <w:pPr>
-        <w:pStyle w:val="ListBullet"/>
-      </w:pPr>
-      <w:r>
-        <w:t xml:space="preserve">  Prioritise onsite protection; no net loss with restoration for residual impacts</w:t>
-      </w:r>
-    </w:p>
-    <w:p>
-      <w:pPr>
-        <w:pStyle w:val="ListBullet"/>
-      </w:pPr>
-      <w:r>
-        <w:t xml:space="preserve">  No onsite loss of moderate value biodiversity</w:t>
-      </w:r>
-    </w:p>
-    <w:p>
-      <w:pPr>
-        <w:pStyle w:val="Heading4"/>
-      </w:pPr>
-      <w:r>
-        <w:t>Case Study</w:t>
-      </w:r>
-    </w:p>
-    <w:p>
-      <w:r>
-        <w:t>The Netherlands' "No Net Loss" Planning Policy: Under the Dutch Nature Conservation Act, developments impacting protected species must follow a strict mitigation hierarchy: avoid, minimise, and compensate with measurable outcomes integrated into spatial planning and permitting.</w:t>
-      </w:r>
-    </w:p>
-    <w:p>
-      <w:r>
-        <w:t>Alkimos Beach, WA (6 Star Green Star Communities Pilot v.01)</w:t>
-      </w:r>
-    </w:p>
-    <w:p>
-      <w:r>
-        <w:t>Naarm 5 Star Green Star Design &amp; As-Built</w:t>
+        <w:t>[TIMELINE: 2021 | Australian]</w:t>
       </w:r>
     </w:p>
     <w:p>
@@ -1926,294 +527,46 @@
         <w:pStyle w:val="Heading3"/>
       </w:pPr>
       <w:r>
-        <w:t>Increase &amp; connect nature</w:t>
-      </w:r>
-    </w:p>
-    <w:p>
-      <w:r>
-        <w:t>Place-based developments that consider and respond to local environmental and cultural contexts are an important part of regenerating nature. Biodiversity Net Gain is a key tool for informing design and demonstrating outcomes.</w:t>
-      </w:r>
-    </w:p>
-    <w:p>
-      <w:pPr>
-        <w:pStyle w:val="ListBullet"/>
-      </w:pPr>
-      <w:r>
-        <w:t xml:space="preserve">  Minimise construction-related impacts through planning</w:t>
-      </w:r>
-    </w:p>
-    <w:p>
-      <w:pPr>
-        <w:pStyle w:val="ListBullet"/>
-      </w:pPr>
-      <w:r>
-        <w:t xml:space="preserve">  Measure and report on biodiversity values onsite</w:t>
-      </w:r>
-    </w:p>
-    <w:p>
-      <w:pPr>
-        <w:pStyle w:val="ListBullet"/>
-      </w:pPr>
-      <w:r>
-        <w:t xml:space="preserve">  Deliver at least 10% biodiversity net gain, prioritising onsite gains</w:t>
-      </w:r>
-    </w:p>
-    <w:p>
-      <w:pPr>
-        <w:pStyle w:val="ListBullet"/>
-      </w:pPr>
-      <w:r>
-        <w:t xml:space="preserve">  Consider additional net gains with greater weighting on onsite actions</w:t>
-      </w:r>
-    </w:p>
-    <w:p>
-      <w:pPr>
-        <w:pStyle w:val="Heading4"/>
-      </w:pPr>
-      <w:r>
-        <w:t>Case Study</w:t>
-      </w:r>
-    </w:p>
-    <w:p>
-      <w:r>
-        <w:t>UK Biodiversity Net Gain (Environment Act 2021): In England, all major developments must deliver at least 10% measurable biodiversity net gain from 2024, secured for a minimum of 30 years. This drives innovation in habitat creation, ecological design, and green infrastructure integration.</w:t>
-      </w:r>
-    </w:p>
-    <w:p>
-      <w:pPr>
-        <w:pStyle w:val="Heading3"/>
-      </w:pPr>
-      <w:r>
-        <w:t>Drive circularity</w:t>
-      </w:r>
-    </w:p>
-    <w:p>
-      <w:r>
-        <w:t>The built environment is responsible for over 50% of raw material extraction and a third of total waste. A circular economy is essential to transition towards a nature positive economy.</w:t>
-      </w:r>
-    </w:p>
-    <w:p>
-      <w:pPr>
-        <w:pStyle w:val="ListBullet"/>
-      </w:pPr>
-      <w:r>
-        <w:t xml:space="preserve">  Economy circularity rate: 4.4%</w:t>
-      </w:r>
-    </w:p>
-    <w:p>
-      <w:pPr>
-        <w:pStyle w:val="ListBullet"/>
-      </w:pPr>
-      <w:r>
-        <w:t xml:space="preserve">  Measure the built environment's circularity rate</w:t>
-      </w:r>
-    </w:p>
-    <w:p>
-      <w:pPr>
-        <w:pStyle w:val="ListBullet"/>
-      </w:pPr>
-      <w:r>
-        <w:t xml:space="preserve">  Achieve 7.5% circularity rate through reuse-first policies</w:t>
-      </w:r>
-    </w:p>
-    <w:p>
-      <w:pPr>
-        <w:pStyle w:val="ListBullet"/>
-      </w:pPr>
-      <w:r>
-        <w:t xml:space="preserve">  Achieve 15% circularity rate through efficient density planning</w:t>
-      </w:r>
-    </w:p>
-    <w:p>
-      <w:pPr>
-        <w:pStyle w:val="ListBullet"/>
-      </w:pPr>
-      <w:r>
-        <w:t xml:space="preserve">  Additional circularity rate increase will be proposed</w:t>
-      </w:r>
-    </w:p>
-    <w:p>
-      <w:pPr>
-        <w:pStyle w:val="ListBullet"/>
-      </w:pPr>
-      <w:r>
-        <w:t xml:space="preserve">  Project-level circularity rate: unknown</w:t>
-      </w:r>
-    </w:p>
-    <w:p>
-      <w:pPr>
-        <w:pStyle w:val="ListBullet"/>
-      </w:pPr>
-      <w:r>
-        <w:t xml:space="preserve">  Establish project-level circularity methods and benchmarks</w:t>
-      </w:r>
-    </w:p>
-    <w:p>
-      <w:pPr>
-        <w:pStyle w:val="ListBullet"/>
-      </w:pPr>
-      <w:r>
-        <w:t xml:space="preserve">  Achieve 10% improvement in project-level circularity</w:t>
-      </w:r>
-    </w:p>
-    <w:p>
-      <w:pPr>
-        <w:pStyle w:val="ListBullet"/>
-      </w:pPr>
-      <w:r>
-        <w:t xml:space="preserve">  Achieve 20% improvement in project-level circularity</w:t>
-      </w:r>
-    </w:p>
-    <w:p>
-      <w:pPr>
-        <w:pStyle w:val="ListBullet"/>
-      </w:pPr>
-      <w:r>
-        <w:t xml:space="preserve">  Additional improvement will be proposed</w:t>
-      </w:r>
-    </w:p>
-    <w:p>
-      <w:pPr>
-        <w:pStyle w:val="Heading4"/>
-      </w:pPr>
-      <w:r>
-        <w:t>Case Study</w:t>
-      </w:r>
-    </w:p>
-    <w:p>
-      <w:r>
-        <w:t>Finland's Circular Economy Roadmap: The first national circular economy strategy includes requirements for lifecycle carbon and circularity assessments for planning approvals, investment in digital platforms to track materials across buildings, and has created new business models in reuse and repair.</w:t>
-      </w:r>
-    </w:p>
-    <w:p>
-      <w:r>
-        <w:t>The Quay 4 Star Multi Unit Residential Design</w:t>
-      </w:r>
-    </w:p>
-    <w:p>
-      <w:r>
-        <w:t>The Exchange 4 Star Green Star Performance v1.1</w:t>
-      </w:r>
-    </w:p>
-    <w:p>
-      <w:pPr>
-        <w:pStyle w:val="Heading3"/>
-      </w:pPr>
-      <w:r>
-        <w:t>Choose low-impact materials</w:t>
-      </w:r>
-    </w:p>
-    <w:p>
-      <w:r>
-        <w:t>Construction materials are some of the most resource-intensive products globally. Their extraction drives deforestation, water stress, pollution, and biodiversity loss. Choosing low-impact materials sends market signals that reward sustainable supply chains.</w:t>
-      </w:r>
-    </w:p>
-    <w:p>
-      <w:pPr>
-        <w:pStyle w:val="ListBullet"/>
-      </w:pPr>
-      <w:r>
-        <w:t xml:space="preserve">  Illegally harvested timber prohibited</w:t>
-      </w:r>
-    </w:p>
-    <w:p>
-      <w:pPr>
-        <w:pStyle w:val="ListBullet"/>
-      </w:pPr>
-      <w:r>
-        <w:t xml:space="preserve">  Measure nature impacts of top 10 materials; develop management plans</w:t>
-      </w:r>
-    </w:p>
-    <w:p>
-      <w:pPr>
-        <w:pStyle w:val="ListBullet"/>
-      </w:pPr>
-      <w:r>
-        <w:t xml:space="preserve">  Implement nature impact management plans for top 10 materials</w:t>
-      </w:r>
-    </w:p>
-    <w:p>
-      <w:pPr>
-        <w:pStyle w:val="ListBullet"/>
-      </w:pPr>
-      <w:r>
-        <w:t xml:space="preserve">  Top 10 material manufacturers set biodiversity net gain targets</w:t>
-      </w:r>
-    </w:p>
-    <w:p>
-      <w:pPr>
-        <w:pStyle w:val="ListBullet"/>
-      </w:pPr>
-      <w:r>
-        <w:t xml:space="preserve">  All supply chain impacts eliminated and compensated</w:t>
-      </w:r>
-    </w:p>
-    <w:p>
-      <w:pPr>
-        <w:pStyle w:val="Heading3"/>
-      </w:pPr>
-      <w:r>
-        <w:t>Invest in nature</w:t>
-      </w:r>
-    </w:p>
-    <w:p>
-      <w:r>
-        <w:t>Investing in nature restoration is vital to ensure healthy ecosystems, societies, and economies. It supports climate goals and fosters economic opportunities for Indigenous communities.</w:t>
-      </w:r>
-    </w:p>
-    <w:p>
-      <w:pPr>
-        <w:pStyle w:val="ListBullet"/>
-      </w:pPr>
-      <w:r>
-        <w:t xml:space="preserve">  Nature Repair Bill introduced 2023</w:t>
-      </w:r>
-    </w:p>
-    <w:p>
-      <w:pPr>
-        <w:pStyle w:val="ListBullet"/>
-      </w:pPr>
-      <w:r>
-        <w:t xml:space="preserve">  Measure and transparently disclose nature-related financial spend</w:t>
-      </w:r>
-    </w:p>
-    <w:p>
-      <w:pPr>
-        <w:pStyle w:val="ListBullet"/>
-      </w:pPr>
-      <w:r>
-        <w:t xml:space="preserve">  Invest in nature restoration to address Scope 3 impacts in large developments</w:t>
-      </w:r>
-    </w:p>
-    <w:p>
-      <w:pPr>
-        <w:pStyle w:val="ListBullet"/>
-      </w:pPr>
-      <w:r>
-        <w:t xml:space="preserve">  Nature restoration activities are commonplace as part of any project</w:t>
-      </w:r>
-    </w:p>
-    <w:p>
-      <w:pPr>
-        <w:pStyle w:val="Heading4"/>
-      </w:pPr>
-      <w:r>
-        <w:t>Case Study</w:t>
-      </w:r>
-    </w:p>
-    <w:p>
-      <w:r>
-        <w:t>Operation Crayweed (Investa): Investa partnered with the Sydney Institute of Marine Science to restore crayweed along 70km of Sydney's foreshores. Crayweed supports fisheries, captures carbon, and maintains water quality. The project develops natural capital accounting methodologies while facilitating staff engagement through volunteering.</w:t>
-      </w:r>
-    </w:p>
-    <w:p>
-      <w:r>
-        <w:t>Burwood Brickworks 6 Stars Green Star Communities v1</w:t>
-      </w:r>
-    </w:p>
-    <w:p>
-      <w:r>
-        <w:t>────────────────────────────────────────────────────────────</w:t>
+        <w:t>State of the Environment Report</w:t>
+      </w:r>
+    </w:p>
+    <w:p>
+      <w:r>
+        <w:t>Australia’s environment is in poor and deteriorating condition across many indicators.</w:t>
+      </w:r>
+    </w:p>
+    <w:p>
+      <w:pPr>
+        <w:pStyle w:val="ListBullet"/>
+      </w:pPr>
+      <w:r>
+        <w:t>8% increase in species listed as threatened since 2016</w:t>
+      </w:r>
+    </w:p>
+    <w:p>
+      <w:pPr>
+        <w:pStyle w:val="ListBullet"/>
+      </w:pPr>
+      <w:r>
+        <w:t>20% increase in threatened ecological communities</w:t>
+      </w:r>
+    </w:p>
+    <w:p>
+      <w:pPr>
+        <w:pStyle w:val="ListBullet"/>
+      </w:pPr>
+      <w:r>
+        <w:t>Urban expansion continuing to deplete ecosystems near cities</w:t>
+      </w:r>
+    </w:p>
+    <w:p>
+      <w:r>
+        <w:t>[Stat: 1,643 threatened species]</w:t>
+      </w:r>
+    </w:p>
+    <w:p>
+      <w:r>
+        <w:t>[Stat: 89% cities with threatened species]</w:t>
       </w:r>
     </w:p>
     <w:p/>
@@ -2226,20 +579,7 @@
           <w:color w:val="969696"/>
           <w:sz w:val="16"/>
         </w:rPr>
-        <w:t>[SECTION 11: id="enablers" | class="enablers-section"]</w:t>
-      </w:r>
-    </w:p>
-    <w:p>
-      <w:pPr>
-        <w:pStyle w:val="Heading1"/>
-      </w:pPr>
-      <w:r>
-        <w:t>System-wide enablers</w:t>
-      </w:r>
-    </w:p>
-    <w:p>
-      <w:r>
-        <w:t>These enablers address the system gaps that limit progress and support the consistent application of the principles.</w:t>
+        <w:t>[TIMELINE: 2022 | Global [MILESTONE]]</w:t>
       </w:r>
     </w:p>
     <w:p>
@@ -2247,40 +587,59 @@
         <w:pStyle w:val="Heading3"/>
       </w:pPr>
       <w:r>
-        <w:t>Embed Culture, Community &amp; Connection to Country</w:t>
-      </w:r>
-    </w:p>
-    <w:p>
-      <w:r>
-        <w:t>Nature-positive outcomes are strengthened when development is grounded in Country and shaped through genuine partnership with Aboriginal and Torres Strait Islander peoples.</w:t>
-      </w:r>
-    </w:p>
-    <w:p>
-      <w:r>
-        <w:t>Connection to Country is integrated across all principles and actions, rather than addressed through standalone targets. Long-term success depends on recognising First Nations leadership, values and knowledge across planning, design and delivery.</w:t>
-      </w:r>
-    </w:p>
-    <w:p>
-      <w:pPr>
-        <w:pStyle w:val="Heading3"/>
-      </w:pPr>
-      <w:r>
-        <w:t>Improve Measurement, Data &amp; Decision-Making</w:t>
-      </w:r>
-    </w:p>
-    <w:p>
-      <w:r>
-        <w:t>Nature-positive outcomes are enabled through robust ecological data, consistent metrics and integrated decision-making across the built environment.</w:t>
-      </w:r>
-    </w:p>
-    <w:p>
-      <w:r>
-        <w:t>Strengthening ecological literacy and reporting supports earlier action, clearer accountability and the integration of nature into everyday planning, design and procurement decisions.</w:t>
-      </w:r>
-    </w:p>
-    <w:p>
-      <w:r>
-        <w:t>────────────────────────────────────────────────────────────</w:t>
+        <w:t>Kunming-Montreal Global Biodiversity Framework</w:t>
+      </w:r>
+    </w:p>
+    <w:p>
+      <w:r>
+        <w:t>Adopted at COP15, this landmark agreement set the goal of halting and reversing nature loss by 2030, with full recovery by 2050.</w:t>
+      </w:r>
+    </w:p>
+    <w:p>
+      <w:pPr>
+        <w:pStyle w:val="ListBullet"/>
+      </w:pPr>
+      <w:r>
+        <w:t>Target 1: Spatial planning to bring biodiversity loss close to zero</w:t>
+      </w:r>
+    </w:p>
+    <w:p>
+      <w:pPr>
+        <w:pStyle w:val="ListBullet"/>
+      </w:pPr>
+      <w:r>
+        <w:t>Target 2: 30% of degraded ecosystems under restoration</w:t>
+      </w:r>
+    </w:p>
+    <w:p>
+      <w:pPr>
+        <w:pStyle w:val="ListBullet"/>
+      </w:pPr>
+      <w:r>
+        <w:t>Target 3: 30% of land and ocean protected (30x30)</w:t>
+      </w:r>
+    </w:p>
+    <w:p>
+      <w:pPr>
+        <w:pStyle w:val="ListBullet"/>
+      </w:pPr>
+      <w:r>
+        <w:t>Target 15: Businesses to assess and disclose nature-related risks</w:t>
+      </w:r>
+    </w:p>
+    <w:p>
+      <w:r>
+        <w:t>[Stat: 196 countries signed]</w:t>
+      </w:r>
+    </w:p>
+    <w:p>
+      <w:r>
+        <w:t>[Stat: 23 targets]</w:t>
+      </w:r>
+    </w:p>
+    <w:p>
+      <w:r>
+        <w:t>[Stat: 30x30 goal]</w:t>
       </w:r>
     </w:p>
     <w:p/>
@@ -2293,116 +652,20 @@
           <w:color w:val="969696"/>
           <w:sz w:val="16"/>
         </w:rPr>
-        <w:t>[SECTION 12: id="casestudies" | class="case-carousel-section"]</w:t>
-      </w:r>
-    </w:p>
-    <w:p>
-      <w:pPr>
-        <w:pStyle w:val="Heading1"/>
-      </w:pPr>
-      <w:r>
-        <w:t>Nature positive in practice</w:t>
-      </w:r>
-    </w:p>
-    <w:p>
-      <w:r>
-        <w:t>Leading Australian projects demonstrating how the built environment can protect, restore and enhance nature.</w:t>
-      </w:r>
-    </w:p>
-    <w:p>
-      <w:pPr>
-        <w:pStyle w:val="Heading4"/>
-      </w:pPr>
-      <w:r>
-        <w:t>Ginninderry</w:t>
-      </w:r>
-    </w:p>
-    <w:p>
-      <w:r>
-        <w:t>A 1,600-hectare development on the ACT/NSW border integrating conservation corridors, woodland restoration, and Indigenous cultural values into a master-planned community.</w:t>
-      </w:r>
-    </w:p>
-    <w:p>
-      <w:pPr>
-        <w:pStyle w:val="Heading4"/>
-      </w:pPr>
-      <w:r>
-        <w:t>Alkimos Beach</w:t>
-      </w:r>
-    </w:p>
-    <w:p>
-      <w:r>
-        <w:t>A coastal development demonstrating nature-sensitive design by protecting and enhancing native vegetation, fauna corridors, and wetland systems alongside residential communities.</w:t>
-      </w:r>
-    </w:p>
-    <w:p>
-      <w:pPr>
-        <w:pStyle w:val="Heading4"/>
-      </w:pPr>
-      <w:r>
-        <w:t>Quay Quarter Tower</w:t>
-      </w:r>
-    </w:p>
-    <w:p>
-      <w:r>
-        <w:t>Adaptive reuse of an existing tower, retaining 65% of the original structure and significantly reducing embodied carbon and material waste through innovative circular design.</w:t>
-      </w:r>
-    </w:p>
-    <w:p>
-      <w:pPr>
-        <w:pStyle w:val="Heading4"/>
-      </w:pPr>
-      <w:r>
-        <w:t>80 Ann St</w:t>
-      </w:r>
-    </w:p>
-    <w:p>
-      <w:r>
-        <w:t>An office tower integrating biophilic design, green terraces and nature-based solutions into its facade and public realm, achieving a 6 Star Green Star rating.</w:t>
-      </w:r>
-    </w:p>
-    <w:p>
-      <w:pPr>
-        <w:pStyle w:val="Heading4"/>
-      </w:pPr>
-      <w:r>
-        <w:t>The Exchange</w:t>
-      </w:r>
-    </w:p>
-    <w:p>
-      <w:r>
-        <w:t>Designed by Kengo Kuma, this civic building features a timber-and-glass facade using sustainably sourced materials, embodying low-impact design principles.</w:t>
-      </w:r>
-    </w:p>
-    <w:p>
-      <w:pPr>
-        <w:pStyle w:val="Heading4"/>
-      </w:pPr>
-      <w:r>
-        <w:t>Burwood Brickworks</w:t>
-      </w:r>
-    </w:p>
-    <w:p>
-      <w:r>
-        <w:t>Achieved Living Building Challenge certification, featuring rooftop urban farming, solar power, water recycling and integrated urban ecology.</w:t>
-      </w:r>
-    </w:p>
-    <w:p>
-      <w:pPr>
-        <w:pStyle w:val="Heading4"/>
-      </w:pPr>
-      <w:r>
-        <w:t>Operation Crayweed</w:t>
-      </w:r>
-    </w:p>
-    <w:p>
-      <w:r>
-        <w:t>Restoring crayweed along 70km of Sydney’s foreshores. Crayweed supports fisheries, captures carbon, and maintains water quality while developing natural capital accounting methodologies.</w:t>
-      </w:r>
-    </w:p>
-    <w:p>
-      <w:r>
-        <w:t>────────────────────────────────────────────────────────────</w:t>
+        <w:t>[TIMELINE: 2023 | Global]</w:t>
+      </w:r>
+    </w:p>
+    <w:p>
+      <w:pPr>
+        <w:pStyle w:val="Heading3"/>
+      </w:pPr>
+      <w:r>
+        <w:t>TNFD Recommendations published</w:t>
+      </w:r>
+    </w:p>
+    <w:p>
+      <w:r>
+        <w:t>Over 320 companies committed to adopt the TNFD’s 14 recommended disclosures, aligned with ISSB and GRI standards.</w:t>
       </w:r>
     </w:p>
     <w:p/>
@@ -2415,103 +678,20 @@
           <w:color w:val="969696"/>
           <w:sz w:val="16"/>
         </w:rPr>
-        <w:t>[SECTION 13: id="tnfd" | class="tnfd-section"]</w:t>
-      </w:r>
-    </w:p>
-    <w:p>
-      <w:pPr>
-        <w:pStyle w:val="Heading1"/>
-      </w:pPr>
-      <w:r>
-        <w:t>How to use the roadmap for TNFD reporting</w:t>
-      </w:r>
-    </w:p>
-    <w:p>
-      <w:r>
-        <w:t>The roadmap aligns with the Taskforce on Nature-related Financial Disclosures (TNFD) LEAP framework. Follow these six steps to integrate nature-related disclosure into your projects.</w:t>
-      </w:r>
-    </w:p>
-    <w:p>
-      <w:pPr>
-        <w:pStyle w:val="Heading4"/>
-      </w:pPr>
-      <w:r>
-        <w:t>Review your interface with nature</w:t>
-      </w:r>
-    </w:p>
-    <w:p>
-      <w:r>
-        <w:t>Map current practice against the roadmap. Identify areas of high-value biodiversity and nature-related impacts in your supply chain.</w:t>
-      </w:r>
-    </w:p>
-    <w:p>
-      <w:pPr>
-        <w:pStyle w:val="Heading4"/>
-      </w:pPr>
-      <w:r>
-        <w:t>Prepare a nature positive plan</w:t>
-      </w:r>
-    </w:p>
-    <w:p>
-      <w:r>
-        <w:t>Develop detailed understanding using one site or project. Use a biodiversity net gain tool to measure biodiversity prior to development.</w:t>
-      </w:r>
-    </w:p>
-    <w:p>
-      <w:pPr>
-        <w:pStyle w:val="Heading4"/>
-      </w:pPr>
-      <w:r>
-        <w:t>Engage with stakeholders</w:t>
-      </w:r>
-    </w:p>
-    <w:p>
-      <w:r>
-        <w:t>First Nations engagement is paramount. Incorporate community participation and engage with suppliers on their nature-related impacts.</w:t>
-      </w:r>
-    </w:p>
-    <w:p>
-      <w:pPr>
-        <w:pStyle w:val="Heading4"/>
-      </w:pPr>
-      <w:r>
-        <w:t>Embed targets and actions</w:t>
-      </w:r>
-    </w:p>
-    <w:p>
-      <w:r>
-        <w:t>Incorporate into designs and operational plans. Establish measurement methods to evaluate effectiveness.</w:t>
-      </w:r>
-    </w:p>
-    <w:p>
-      <w:pPr>
-        <w:pStyle w:val="Heading4"/>
-      </w:pPr>
-      <w:r>
-        <w:t>Implement</w:t>
-      </w:r>
-    </w:p>
-    <w:p>
-      <w:r>
-        <w:t>Work with stakeholders to implement the plan across design, construction, and operations.</w:t>
-      </w:r>
-    </w:p>
-    <w:p>
-      <w:pPr>
-        <w:pStyle w:val="Heading4"/>
-      </w:pPr>
-      <w:r>
-        <w:t>Monitor and report</w:t>
-      </w:r>
-    </w:p>
-    <w:p>
-      <w:r>
-        <w:t>Report on performance against the plan and lessons learnt. Refine approach based on outcomes and emerging best practice.</w:t>
-      </w:r>
-    </w:p>
-    <w:p>
-      <w:r>
-        <w:t>────────────────────────────────────────────────────────────</w:t>
+        <w:t>[TIMELINE: 2023 | Australian]</w:t>
+      </w:r>
+    </w:p>
+    <w:p>
+      <w:pPr>
+        <w:pStyle w:val="Heading3"/>
+      </w:pPr>
+      <w:r>
+        <w:t>Nature Repair Act</w:t>
+      </w:r>
+    </w:p>
+    <w:p>
+      <w:r>
+        <w:t>Australia passed the Nature Repair Act to create a market for biodiversity certificates. The PLANR tool provides site-specific natural asset snapshots.</w:t>
       </w:r>
     </w:p>
     <w:p/>
@@ -2524,20 +704,7 @@
           <w:color w:val="969696"/>
           <w:sz w:val="16"/>
         </w:rPr>
-        <w:t>[SECTION 14: id="greenstar" | class="greenstar-section"]</w:t>
-      </w:r>
-    </w:p>
-    <w:p>
-      <w:pPr>
-        <w:pStyle w:val="Heading1"/>
-      </w:pPr>
-      <w:r>
-        <w:t>Green Star's nature positive pathway</w:t>
-      </w:r>
-    </w:p>
-    <w:p>
-      <w:r>
-        <w:t>Green Star provides a common framework for standards and assurance pathways to include nature in new developments.</w:t>
+        <w:t>[TIMELINE: 2023 | Australian]</w:t>
       </w:r>
     </w:p>
     <w:p>
@@ -2545,180 +712,12 @@
         <w:pStyle w:val="Heading3"/>
       </w:pPr>
       <w:r>
-        <w:t>Green Star Buildings</w:t>
-      </w:r>
-    </w:p>
-    <w:p>
-      <w:pPr>
-        <w:pStyle w:val="ListBullet"/>
-      </w:pPr>
-      <w:r>
-        <w:t>Five credits in the Nature category plus responsible materials credits</w:t>
-      </w:r>
-    </w:p>
-    <w:p>
-      <w:pPr>
-        <w:pStyle w:val="ListBullet"/>
-      </w:pPr>
-      <w:r>
-        <w:t>New credit recognising First Nations involvement</w:t>
-      </w:r>
-    </w:p>
-    <w:p>
-      <w:pPr>
-        <w:pStyle w:val="ListBullet"/>
-      </w:pPr>
-      <w:r>
-        <w:t>6 Star: Must achieve 10% biodiversity net gain</w:t>
-      </w:r>
-    </w:p>
-    <w:p>
-      <w:pPr>
-        <w:pStyle w:val="ListBullet"/>
-      </w:pPr>
-      <w:r>
-        <w:t>From 2028: 10% net gain applies to 5 Star</w:t>
-      </w:r>
-    </w:p>
-    <w:p>
-      <w:pPr>
-        <w:pStyle w:val="ListBullet"/>
-      </w:pPr>
-      <w:r>
-        <w:t>From 2030: Applies to all 4 Star and above</w:t>
-      </w:r>
-    </w:p>
-    <w:p>
-      <w:pPr>
-        <w:pStyle w:val="ListBullet"/>
-      </w:pPr>
-      <w:r>
-        <w:t>New 'Circularity' credit to quantify and improve circularity rate</w:t>
-      </w:r>
-    </w:p>
-    <w:p>
-      <w:pPr>
-        <w:pStyle w:val="Heading3"/>
-      </w:pPr>
-      <w:r>
-        <w:t>Green Star Communities v2</w:t>
-      </w:r>
-    </w:p>
-    <w:p>
-      <w:pPr>
-        <w:pStyle w:val="ListBullet"/>
-      </w:pPr>
-      <w:r>
-        <w:t>Seven new nature-related credits</w:t>
-      </w:r>
-    </w:p>
-    <w:p>
-      <w:pPr>
-        <w:pStyle w:val="ListBullet"/>
-      </w:pPr>
-      <w:r>
-        <w:t>Requirements for upfront carbon reductions and low-impact materials</w:t>
-      </w:r>
-    </w:p>
-    <w:p>
-      <w:pPr>
-        <w:pStyle w:val="ListBullet"/>
-      </w:pPr>
-      <w:r>
-        <w:t>Credits that embed First Nations cultural leadership</w:t>
-      </w:r>
-    </w:p>
-    <w:p>
-      <w:pPr>
-        <w:pStyle w:val="ListBullet"/>
-      </w:pPr>
-      <w:r>
-        <w:t>From 2027: 6 Star projects need significant BNG; 5 Star: no net loss</w:t>
-      </w:r>
-    </w:p>
-    <w:p>
-      <w:pPr>
-        <w:pStyle w:val="ListBullet"/>
-      </w:pPr>
-      <w:r>
-        <w:t>From 2030: 5 Star: 10% net gain; 4 Star: no net loss</w:t>
-      </w:r>
-    </w:p>
-    <w:p>
-      <w:pPr>
-        <w:pStyle w:val="ListBullet"/>
-      </w:pPr>
-      <w:r>
-        <w:t>From 2033: All projects: at least 10% net gain</w:t>
-      </w:r>
-    </w:p>
-    <w:p>
-      <w:pPr>
-        <w:pStyle w:val="Heading3"/>
-      </w:pPr>
-      <w:r>
-        <w:t>Green Star Fitouts</w:t>
-      </w:r>
-    </w:p>
-    <w:p>
-      <w:pPr>
-        <w:pStyle w:val="ListBullet"/>
-      </w:pPr>
-      <w:r>
-        <w:t>New Circular category responding to significant waste from fitout churn</w:t>
-      </w:r>
-    </w:p>
-    <w:p>
-      <w:pPr>
-        <w:pStyle w:val="ListBullet"/>
-      </w:pPr>
-      <w:r>
-        <w:t>Encourages reduction of waste and better design solutions</w:t>
-      </w:r>
-    </w:p>
-    <w:p>
-      <w:pPr>
-        <w:pStyle w:val="ListBullet"/>
-      </w:pPr>
-      <w:r>
-        <w:t>Drives longer-life fitouts through improved design and material selection</w:t>
-      </w:r>
-    </w:p>
-    <w:p>
-      <w:pPr>
-        <w:pStyle w:val="Heading3"/>
-      </w:pPr>
-      <w:r>
-        <w:t>Responsible Products Framework</w:t>
-      </w:r>
-    </w:p>
-    <w:p>
-      <w:pPr>
-        <w:pStyle w:val="ListBullet"/>
-      </w:pPr>
-      <w:r>
-        <w:t>Version B introduces new nature-related and circular-related criteria</w:t>
-      </w:r>
-    </w:p>
-    <w:p>
-      <w:pPr>
-        <w:pStyle w:val="ListBullet"/>
-      </w:pPr>
-      <w:r>
-        <w:t>Defines qualities that products assessed by independent initiatives must comply with</w:t>
-      </w:r>
-    </w:p>
-    <w:p>
-      <w:pPr>
-        <w:pStyle w:val="ListBullet"/>
-      </w:pPr>
-      <w:r>
-        <w:t>Expected release: Q3 2026, with transition expected by 2028</w:t>
-      </w:r>
-    </w:p>
-    <w:p>
-      <w:r>
-        <w:t>────────────────────────────────────────────────────────────</w:t>
+        <w:t>GBCA Building with Nature 2.0 [GBCA]</w:t>
+      </w:r>
+    </w:p>
+    <w:p>
+      <w:r>
+        <w:t>GBCA published Building with Nature 2.0, establishing the foundational analysis that informed the Nature Positive Roadmap.</w:t>
       </w:r>
     </w:p>
     <w:p/>
@@ -2731,77 +730,30 @@
           <w:color w:val="969696"/>
           <w:sz w:val="16"/>
         </w:rPr>
-        <w:t>[SECTION 15: class="gbca-role-section"]</w:t>
-      </w:r>
-    </w:p>
-    <w:p>
-      <w:pPr>
-        <w:pStyle w:val="Heading1"/>
-      </w:pPr>
-      <w:r>
-        <w:t>Delivering nature positive outcomes</w:t>
-      </w:r>
-    </w:p>
-    <w:p>
-      <w:r>
-        <w:t>GBCA will lead the sustainable transformation through four strategic pillars.</w:t>
-      </w:r>
-    </w:p>
-    <w:p>
-      <w:pPr>
-        <w:pStyle w:val="Heading4"/>
-      </w:pPr>
-      <w:r>
-        <w:t>Advocate</w:t>
-      </w:r>
-    </w:p>
-    <w:p>
-      <w:r>
-        <w:t>Work with all tiers of government for nature protection standards, alignment of planning laws, circular economy requirements, and biodiversity net gain in planning.</w:t>
-      </w:r>
-    </w:p>
-    <w:p>
-      <w:pPr>
-        <w:pStyle w:val="Heading4"/>
-      </w:pPr>
-      <w:r>
-        <w:t>Collaborate</w:t>
-      </w:r>
-    </w:p>
-    <w:p>
-      <w:r>
-        <w:t>Partner with stakeholders across the value chain to facilitate partnerships, champion supply chain innovation, and promote nature stewardship investments.</w:t>
-      </w:r>
-    </w:p>
-    <w:p>
-      <w:pPr>
-        <w:pStyle w:val="Heading4"/>
-      </w:pPr>
-      <w:r>
-        <w:t>Educate</w:t>
-      </w:r>
-    </w:p>
-    <w:p>
-      <w:r>
-        <w:t>Build knowledge and capacity through training, guides and tools to assist in measuring and reporting on nature-related impacts and achievements.</w:t>
-      </w:r>
-    </w:p>
-    <w:p>
-      <w:pPr>
-        <w:pStyle w:val="Heading4"/>
-      </w:pPr>
-      <w:r>
-        <w:t>Rate</w:t>
-      </w:r>
-    </w:p>
-    <w:p>
-      <w:r>
-        <w:t>Use Green Star as a common framework for standards and assurance pathways. Update targets as the roadmap evolves over time.</w:t>
-      </w:r>
-    </w:p>
-    <w:p>
-      <w:r>
-        <w:t>────────────────────────────────────────────────────────────</w:t>
+        <w:t>[TIMELINE: 2024 | Global]</w:t>
+      </w:r>
+    </w:p>
+    <w:p>
+      <w:pPr>
+        <w:pStyle w:val="Heading3"/>
+      </w:pPr>
+      <w:r>
+        <w:t>UK Biodiversity Net Gain mandatory</w:t>
+      </w:r>
+    </w:p>
+    <w:p>
+      <w:r>
+        <w:t>England became the first country to require all major developments to deliver at least 10% measurable biodiversity net gain, secured for 30 years.</w:t>
+      </w:r>
+    </w:p>
+    <w:p>
+      <w:r>
+        <w:t>[Stat: 10% BNG required]</w:t>
+      </w:r>
+    </w:p>
+    <w:p>
+      <w:r>
+        <w:t>[Stat: 30-year minimum]</w:t>
       </w:r>
     </w:p>
     <w:p/>
@@ -2814,20 +766,7 @@
           <w:color w:val="969696"/>
           <w:sz w:val="16"/>
         </w:rPr>
-        <w:t>[SECTION 16: id="action"]</w:t>
-      </w:r>
-    </w:p>
-    <w:p>
-      <w:pPr>
-        <w:pStyle w:val="Heading1"/>
-      </w:pPr>
-      <w:r>
-        <w:t>Your role in a nature positive built environment</w:t>
-      </w:r>
-    </w:p>
-    <w:p>
-      <w:r>
-        <w:t>From investment and governance through to planning, design, delivery and long-term ownership, decisions at every stage influence nature outcomes.</w:t>
+        <w:t>[TIMELINE: 2024 | Australian]</w:t>
       </w:r>
     </w:p>
     <w:p>
@@ -2835,88 +774,12 @@
         <w:pStyle w:val="Heading3"/>
       </w:pPr>
       <w:r>
-        <w:t>Now – 2030</w:t>
-      </w:r>
-    </w:p>
-    <w:p>
-      <w:r>
-        <w:t>Put in place planning policies that stop zoning of previously undeveloped land. Introduce biodiversity net gain requirements. Promote higher density, urban infill and regeneration.</w:t>
-      </w:r>
-    </w:p>
-    <w:p>
-      <w:pPr>
-        <w:pStyle w:val="Heading3"/>
-      </w:pPr>
-      <w:r>
-        <w:t>2030 – 2040</w:t>
-      </w:r>
-    </w:p>
-    <w:p>
-      <w:r>
-        <w:t>Land use zoning avoids high and moderate value biodiversity. Density limits increased to limit urban growth in undeveloped areas.</w:t>
-      </w:r>
-    </w:p>
-    <w:p>
-      <w:pPr>
-        <w:pStyle w:val="Heading3"/>
-      </w:pPr>
-      <w:r>
-        <w:t>By 2050</w:t>
-      </w:r>
-    </w:p>
-    <w:p>
-      <w:r>
-        <w:t>Implement nature reforms for better protection with greater clarity. Invest in low-impact and circular product manufacturing. Expand Nature Repair Market.</w:t>
-      </w:r>
-    </w:p>
-    <w:p>
-      <w:r>
-        <w:t>Protect high value ecosystems. Procure lower-impact materials. Integrate 'Design with Country'. Measure and report on circularity. Design to increase nature onsite.</w:t>
-      </w:r>
-    </w:p>
-    <w:p>
-      <w:r>
-        <w:t>Reuse and refurbish existing assets. Develop only on sites with low biodiversity value. Construction activities are nature positive and improve site biodiversity.</w:t>
-      </w:r>
-    </w:p>
-    <w:p>
-      <w:r>
-        <w:t>Procure materials with no net negative nature impacts. Compensate for all direct and supply chain impacts. Co-design with community.</w:t>
-      </w:r>
-    </w:p>
-    <w:p>
-      <w:r>
-        <w:t>Review and transparently disclose nature impacts. Develop and implement nature positive plans. Increase circularity in manufacturing.</w:t>
-      </w:r>
-    </w:p>
-    <w:p>
-      <w:r>
-        <w:t>Set nature positive targets. Compensate for impacts. Avoid impacts to high value species and ecosystems. Increase circular manufacturing.</w:t>
-      </w:r>
-    </w:p>
-    <w:p>
-      <w:r>
-        <w:t>Compensate for all nature impacts and publicly report. Increase traceability and disclose raw material origins. Work with communities for local sourcing.</w:t>
-      </w:r>
-    </w:p>
-    <w:p>
-      <w:r>
-        <w:t>Identify and map nature-related risks, dependencies and opportunities. Build internal capacity for nature-related assessment.</w:t>
-      </w:r>
-    </w:p>
-    <w:p>
-      <w:r>
-        <w:t>Develop policies and strategy to transition away from nature-negative investments. Engage with businesses that have high nature-related risks.</w:t>
-      </w:r>
-    </w:p>
-    <w:p>
-      <w:r>
-        <w:t>Report and disclose implemented actions and progress towards targets. Fully integrate nature-positive criteria into all investment decisions.</w:t>
-      </w:r>
-    </w:p>
-    <w:p>
-      <w:r>
-        <w:t>────────────────────────────────────────────────────────────</w:t>
+        <w:t>Australia’s Strategy for Nature</w:t>
+      </w:r>
+    </w:p>
+    <w:p>
+      <w:r>
+        <w:t>Australia’s Strategy for Nature reinforced the need for nationally consistent data and aligned national efforts with the Kunming-Montreal Global Biodiversity Framework.</w:t>
       </w:r>
     </w:p>
     <w:p/>
@@ -2929,7 +792,3168 @@
           <w:color w:val="969696"/>
           <w:sz w:val="16"/>
         </w:rPr>
-        <w:t>[SECTION 17: class="quote-block"]</w:t>
+        <w:t>[TIMELINE: 2024 | Australian]</w:t>
+      </w:r>
+    </w:p>
+    <w:p>
+      <w:pPr>
+        <w:pStyle w:val="Heading3"/>
+      </w:pPr>
+      <w:r>
+        <w:t>Circular Economy Framework</w:t>
+      </w:r>
+    </w:p>
+    <w:p>
+      <w:r>
+        <w:t>The Circular Economy Framework found Australia’s circularity rate is just 4.4%.</w:t>
+      </w:r>
+    </w:p>
+    <w:p>
+      <w:pPr>
+        <w:pStyle w:val="ListBullet"/>
+      </w:pPr>
+      <w:r>
+        <w:t>Housing and transport contribute 53% of Australia’s materials footprint</w:t>
+      </w:r>
+    </w:p>
+    <w:p>
+      <w:pPr>
+        <w:pStyle w:val="ListBullet"/>
+      </w:pPr>
+      <w:r>
+        <w:t>A circularity rate of 32% is achievable with existing technology</w:t>
+      </w:r>
+    </w:p>
+    <w:p>
+      <w:r>
+        <w:t>[Stat: 4.4% circularity]</w:t>
+      </w:r>
+    </w:p>
+    <w:p>
+      <w:r>
+        <w:t>[Stat: 32% achievable]</w:t>
+      </w:r>
+    </w:p>
+    <w:p/>
+    <w:p>
+      <w:pPr>
+        <w:jc w:val="left"/>
+      </w:pPr>
+      <w:r>
+        <w:rPr>
+          <w:color w:val="969696"/>
+          <w:sz w:val="16"/>
+        </w:rPr>
+        <w:t>[TIMELINE: 2025 | Australian [MILESTONE]]</w:t>
+      </w:r>
+    </w:p>
+    <w:p>
+      <w:pPr>
+        <w:pStyle w:val="Heading3"/>
+      </w:pPr>
+      <w:r>
+        <w:t>EPBC Reform Bills</w:t>
+      </w:r>
+    </w:p>
+    <w:p>
+      <w:r>
+        <w:t>EPBC Reform Bills established an independent EPA, national environmental standards, and reformed offsetting. The Nature Repair Market became operational.</w:t>
+      </w:r>
+    </w:p>
+    <w:p>
+      <w:r>
+        <w:t>[Stat: Independent EPA]</w:t>
+      </w:r>
+    </w:p>
+    <w:p>
+      <w:r>
+        <w:t>[Stat: Nature Repair Market live]</w:t>
+      </w:r>
+    </w:p>
+    <w:p/>
+    <w:p>
+      <w:pPr>
+        <w:jc w:val="left"/>
+      </w:pPr>
+      <w:r>
+        <w:rPr>
+          <w:color w:val="969696"/>
+          <w:sz w:val="16"/>
+        </w:rPr>
+        <w:t>[TIMELINE: 2025 | Australian]</w:t>
+      </w:r>
+    </w:p>
+    <w:p>
+      <w:pPr>
+        <w:pStyle w:val="Heading3"/>
+      </w:pPr>
+      <w:r>
+        <w:t>GBCA Green Star Future Focus [GBCA]</w:t>
+      </w:r>
+    </w:p>
+    <w:p>
+      <w:r>
+        <w:t>Green Star Future Focus introduced a Nature category with biodiversity net gain requirements and credits for First Nations involvement.</w:t>
+      </w:r>
+    </w:p>
+    <w:p>
+      <w:r>
+        <w:t>[Stat: Nature Positive Pathway]</w:t>
+      </w:r>
+    </w:p>
+    <w:p/>
+    <w:p>
+      <w:pPr>
+        <w:jc w:val="left"/>
+      </w:pPr>
+      <w:r>
+        <w:rPr>
+          <w:color w:val="969696"/>
+          <w:sz w:val="16"/>
+        </w:rPr>
+        <w:t>[TIMELINE: 2025 | Australian]</w:t>
+      </w:r>
+    </w:p>
+    <w:p>
+      <w:pPr>
+        <w:pStyle w:val="Heading3"/>
+      </w:pPr>
+      <w:r>
+        <w:t>GBCA Nature Positive Roadmap published [GBCA]</w:t>
+      </w:r>
+    </w:p>
+    <w:p>
+      <w:r>
+        <w:t>This roadmap sets time-bound targets across five principles to align new developments with national and international nature-positive goals. Developed with support from GPT Group and assistance from ARUP, Edge Impact, Culture to Country and Positive Futures.</w:t>
+      </w:r>
+    </w:p>
+    <w:p>
+      <w:r>
+        <w:t>────────────────────────────────────────────────────────────</w:t>
+      </w:r>
+    </w:p>
+    <w:p/>
+    <w:p>
+      <w:pPr>
+        <w:jc w:val="left"/>
+      </w:pPr>
+      <w:r>
+        <w:rPr>
+          <w:color w:val="969696"/>
+          <w:sz w:val="16"/>
+        </w:rPr>
+        <w:t>[SECTION: id="response" | class="cr-section"]</w:t>
+      </w:r>
+    </w:p>
+    <w:p>
+      <w:pPr>
+        <w:pStyle w:val="Heading1"/>
+      </w:pPr>
+      <w:r>
+        <w:t>From barriers to principles</w:t>
+      </w:r>
+    </w:p>
+    <w:p>
+      <w:r>
+        <w:t>The built environment faces deep systemic challenges. This roadmap responds to each with a clear principle for action. Click any item to explore the detail.</w:t>
+      </w:r>
+    </w:p>
+    <w:p>
+      <w:r>
+        <w:t>[Column: The Challenges]</w:t>
+      </w:r>
+    </w:p>
+    <w:p>
+      <w:r>
+        <w:t>[Column: The Response — Five Principles]</w:t>
+      </w:r>
+    </w:p>
+    <w:p/>
+    <w:p>
+      <w:pPr>
+        <w:jc w:val="left"/>
+      </w:pPr>
+      <w:r>
+        <w:rPr>
+          <w:color w:val="969696"/>
+          <w:sz w:val="16"/>
+        </w:rPr>
+        <w:t>[CR PAIR 1: Challenge]</w:t>
+      </w:r>
+    </w:p>
+    <w:p>
+      <w:pPr>
+        <w:pStyle w:val="Heading3"/>
+      </w:pPr>
+      <w:r>
+        <w:t>Weak &amp; Fragmented Regulation</w:t>
+      </w:r>
+    </w:p>
+    <w:p>
+      <w:r>
+        <w:t>Inconsistent policy and enforcement fail to prevent cumulative nature loss across jurisdictions.</w:t>
+      </w:r>
+    </w:p>
+    <w:p>
+      <w:r>
+        <w:t>Australia’s environmental regulation is fragmented across federal, state and local jurisdictions. The 2020 Samuel Review found the EPBC Act was not fit for purpose.</w:t>
+      </w:r>
+    </w:p>
+    <w:p>
+      <w:pPr>
+        <w:pStyle w:val="ListBullet"/>
+      </w:pPr>
+      <w:r>
+        <w:t>Limited compliance monitoring and enforcement</w:t>
+      </w:r>
+    </w:p>
+    <w:p>
+      <w:pPr>
+        <w:pStyle w:val="ListBullet"/>
+      </w:pPr>
+      <w:r>
+        <w:t>Delays in listing threatened species</w:t>
+      </w:r>
+    </w:p>
+    <w:p>
+      <w:pPr>
+        <w:pStyle w:val="ListBullet"/>
+      </w:pPr>
+      <w:r>
+        <w:t>Offsetting schemes suffering from poor implementation</w:t>
+      </w:r>
+    </w:p>
+    <w:p>
+      <w:pPr>
+        <w:pStyle w:val="ListBullet"/>
+      </w:pPr>
+      <w:r>
+        <w:t>EPBC Reform Bills passed in 2025 to establish an independent regulator</w:t>
+      </w:r>
+    </w:p>
+    <w:p>
+      <w:r>
+        <w:t>[Stat: 8% more threatened species]</w:t>
+      </w:r>
+    </w:p>
+    <w:p>
+      <w:r>
+        <w:t>[Stat: 20% more threatened communities]</w:t>
+      </w:r>
+    </w:p>
+    <w:p>
+      <w:r>
+        <w:t>[Stat: 6.1M ha forest lost since 1990]</w:t>
+      </w:r>
+    </w:p>
+    <w:p/>
+    <w:p>
+      <w:pPr>
+        <w:jc w:val="left"/>
+      </w:pPr>
+      <w:r>
+        <w:rPr>
+          <w:color w:val="969696"/>
+          <w:sz w:val="16"/>
+        </w:rPr>
+        <w:t>[CR PAIR 1: Response]</w:t>
+      </w:r>
+    </w:p>
+    <w:p>
+      <w:pPr>
+        <w:pStyle w:val="Heading3"/>
+      </w:pPr>
+      <w:r>
+        <w:t>Prevent Nature Loss</w:t>
+      </w:r>
+    </w:p>
+    <w:p>
+      <w:r>
+        <w:t>Apply the mitigation hierarchy and protect valuable natural systems onsite, compensating for all residual impacts.</w:t>
+      </w:r>
+    </w:p>
+    <w:p>
+      <w:r>
+        <w:t>Goes beyond compliance by embedding the mitigation hierarchy directly into project planning and design, ensuring nature values are identified and protected regardless of regulatory gaps.</w:t>
+      </w:r>
+    </w:p>
+    <w:p>
+      <w:pPr>
+        <w:pStyle w:val="ListBullet"/>
+      </w:pPr>
+      <w:r>
+        <w:t>Early ecological assessment integrated into feasibility</w:t>
+      </w:r>
+    </w:p>
+    <w:p>
+      <w:pPr>
+        <w:pStyle w:val="ListBullet"/>
+      </w:pPr>
+      <w:r>
+        <w:t>Avoidance-first approach before mitigation or offsetting</w:t>
+      </w:r>
+    </w:p>
+    <w:p>
+      <w:pPr>
+        <w:pStyle w:val="ListBullet"/>
+      </w:pPr>
+      <w:r>
+        <w:t>Green Star credits for biodiversity net gain commitments</w:t>
+      </w:r>
+    </w:p>
+    <w:p>
+      <w:pPr>
+        <w:pStyle w:val="ListBullet"/>
+      </w:pPr>
+      <w:r>
+        <w:t>Achieve no net loss of biodiversity by 2030</w:t>
+      </w:r>
+    </w:p>
+    <w:p>
+      <w:pPr>
+        <w:pStyle w:val="ListBullet"/>
+      </w:pPr>
+      <w:r>
+        <w:t>Aligned with GBF Target 1: effective spatial planning</w:t>
+      </w:r>
+    </w:p>
+    <w:p/>
+    <w:p>
+      <w:pPr>
+        <w:jc w:val="left"/>
+      </w:pPr>
+      <w:r>
+        <w:rPr>
+          <w:color w:val="969696"/>
+          <w:sz w:val="16"/>
+        </w:rPr>
+        <w:t>[CR PAIR 2: Challenge]</w:t>
+      </w:r>
+    </w:p>
+    <w:p>
+      <w:pPr>
+        <w:pStyle w:val="Heading3"/>
+      </w:pPr>
+      <w:r>
+        <w:t>Intensifying Urban Development</w:t>
+      </w:r>
+    </w:p>
+    <w:p>
+      <w:r>
+        <w:t>Growth locks in permanent ecological loss where nature is treated as a constraint, not an asset.</w:t>
+      </w:r>
+    </w:p>
+    <w:p>
+      <w:r>
+        <w:t>Australia’s population is expected to reach 33 million by 2050. Growth corridors impact critically endangered communities including Cumberland Plain Woodland and Banksia Woodlands.</w:t>
+      </w:r>
+    </w:p>
+    <w:p>
+      <w:pPr>
+        <w:pStyle w:val="ListBullet"/>
+      </w:pPr>
+      <w:r>
+        <w:t>Cumberland Plain Woodland — only 6% of original distribution remains</w:t>
+      </w:r>
+    </w:p>
+    <w:p>
+      <w:pPr>
+        <w:pStyle w:val="ListBullet"/>
+      </w:pPr>
+      <w:r>
+        <w:t>Banksia Woodlands — 60% lost, supports 20+ threatened species</w:t>
+      </w:r>
+    </w:p>
+    <w:p>
+      <w:pPr>
+        <w:pStyle w:val="ListBullet"/>
+      </w:pPr>
+      <w:r>
+        <w:t>Koala downgraded to Endangered in 2022 due to habitat loss</w:t>
+      </w:r>
+    </w:p>
+    <w:p>
+      <w:pPr>
+        <w:pStyle w:val="ListBullet"/>
+      </w:pPr>
+      <w:r>
+        <w:t>Australian cities support more threatened species per unit area than non-urban land</w:t>
+      </w:r>
+    </w:p>
+    <w:p>
+      <w:r>
+        <w:t>[Stat: 22% extinction from construction]</w:t>
+      </w:r>
+    </w:p>
+    <w:p>
+      <w:r>
+        <w:t>[Stat: 30% threatened species in cities]</w:t>
+      </w:r>
+    </w:p>
+    <w:p>
+      <w:r>
+        <w:t>[Stat: 89% of cities have threatened species]</w:t>
+      </w:r>
+    </w:p>
+    <w:p/>
+    <w:p>
+      <w:pPr>
+        <w:jc w:val="left"/>
+      </w:pPr>
+      <w:r>
+        <w:rPr>
+          <w:color w:val="969696"/>
+          <w:sz w:val="16"/>
+        </w:rPr>
+        <w:t>[CR PAIR 2: Response]</w:t>
+      </w:r>
+    </w:p>
+    <w:p>
+      <w:pPr>
+        <w:pStyle w:val="Heading3"/>
+      </w:pPr>
+      <w:r>
+        <w:t>Increase &amp; Connect Nature</w:t>
+      </w:r>
+    </w:p>
+    <w:p>
+      <w:r>
+        <w:t>Restore ecosystems and reconnect fragmented habitats to support wildlife movement and ecological integrity.</w:t>
+      </w:r>
+    </w:p>
+    <w:p>
+      <w:r>
+        <w:t>Transforms development from a threat into an opportunity by requiring projects to actively restore and enhance ecological systems, creating connected green infrastructure.</w:t>
+      </w:r>
+    </w:p>
+    <w:p>
+      <w:pPr>
+        <w:pStyle w:val="ListBullet"/>
+      </w:pPr>
+      <w:r>
+        <w:t>Deliver measurable biodiversity net gain onsite</w:t>
+      </w:r>
+    </w:p>
+    <w:p>
+      <w:pPr>
+        <w:pStyle w:val="ListBullet"/>
+      </w:pPr>
+      <w:r>
+        <w:t>Landscape-scale connectivity planning</w:t>
+      </w:r>
+    </w:p>
+    <w:p>
+      <w:pPr>
+        <w:pStyle w:val="ListBullet"/>
+      </w:pPr>
+      <w:r>
+        <w:t>Urban ecology and biophilic design integration</w:t>
+      </w:r>
+    </w:p>
+    <w:p>
+      <w:pPr>
+        <w:pStyle w:val="ListBullet"/>
+      </w:pPr>
+      <w:r>
+        <w:t>Design green corridors that link habitat patches</w:t>
+      </w:r>
+    </w:p>
+    <w:p>
+      <w:pPr>
+        <w:pStyle w:val="ListBullet"/>
+      </w:pPr>
+      <w:r>
+        <w:t>Aligned with GBF Targets 2 and 3: restoration and 30x30</w:t>
+      </w:r>
+    </w:p>
+    <w:p/>
+    <w:p>
+      <w:pPr>
+        <w:jc w:val="left"/>
+      </w:pPr>
+      <w:r>
+        <w:rPr>
+          <w:color w:val="969696"/>
+          <w:sz w:val="16"/>
+        </w:rPr>
+        <w:t>[CR PAIR 3: Challenge]</w:t>
+      </w:r>
+    </w:p>
+    <w:p>
+      <w:pPr>
+        <w:pStyle w:val="Heading3"/>
+      </w:pPr>
+      <w:r>
+        <w:t>Low Circularity &amp; Material Inefficiency</w:t>
+      </w:r>
+    </w:p>
+    <w:p>
+      <w:r>
+        <w:t>Linear material use drives ongoing extraction, habitat loss and pollution. Australia’s circularity rate is just 4.4%.</w:t>
+      </w:r>
+    </w:p>
+    <w:p>
+      <w:r>
+        <w:t>The built environment is responsible for over 50% of raw material extraction, 30% of global biodiversity loss, 40% of waste and 40% of global carbon emissions.</w:t>
+      </w:r>
+    </w:p>
+    <w:p>
+      <w:pPr>
+        <w:pStyle w:val="ListBullet"/>
+      </w:pPr>
+      <w:r>
+        <w:t>Concrete — quarrying causes habitat loss and intensive water use</w:t>
+      </w:r>
+    </w:p>
+    <w:p>
+      <w:pPr>
+        <w:pStyle w:val="ListBullet"/>
+      </w:pPr>
+      <w:r>
+        <w:t>Steel — open-pit mining removes topsoil and fragments habitat</w:t>
+      </w:r>
+    </w:p>
+    <w:p>
+      <w:pPr>
+        <w:pStyle w:val="ListBullet"/>
+      </w:pPr>
+      <w:r>
+        <w:t>Timber — soil erosion and habitat fragmentation</w:t>
+      </w:r>
+    </w:p>
+    <w:p>
+      <w:pPr>
+        <w:pStyle w:val="ListBullet"/>
+      </w:pPr>
+      <w:r>
+        <w:t>Housing and transport contribute 53% of Australia’s materials footprint</w:t>
+      </w:r>
+    </w:p>
+    <w:p>
+      <w:r>
+        <w:t>[Stat: 4.4% circularity rate]</w:t>
+      </w:r>
+    </w:p>
+    <w:p>
+      <w:r>
+        <w:t>[Stat: 50% of raw material extraction]</w:t>
+      </w:r>
+    </w:p>
+    <w:p>
+      <w:r>
+        <w:t>[Stat: 95% nature impact in materials]</w:t>
+      </w:r>
+    </w:p>
+    <w:p/>
+    <w:p>
+      <w:pPr>
+        <w:jc w:val="left"/>
+      </w:pPr>
+      <w:r>
+        <w:rPr>
+          <w:color w:val="969696"/>
+          <w:sz w:val="16"/>
+        </w:rPr>
+        <w:t>[CR PAIR 3: Response]</w:t>
+      </w:r>
+    </w:p>
+    <w:p>
+      <w:pPr>
+        <w:pStyle w:val="Heading3"/>
+      </w:pPr>
+      <w:r>
+        <w:t>Drive Circularity</w:t>
+      </w:r>
+    </w:p>
+    <w:p>
+      <w:r>
+        <w:t>Encourage building reuse and minimise waste and pollution through circular design and procurement.</w:t>
+      </w:r>
+    </w:p>
+    <w:p>
+      <w:r>
+        <w:t>Tackles upstream nature impacts by reducing the demand for virgin materials through building reuse, modular design, and circular procurement.</w:t>
+      </w:r>
+    </w:p>
+    <w:p>
+      <w:pPr>
+        <w:pStyle w:val="ListBullet"/>
+      </w:pPr>
+      <w:r>
+        <w:t>Prioritise adaptive reuse of existing buildings</w:t>
+      </w:r>
+    </w:p>
+    <w:p>
+      <w:pPr>
+        <w:pStyle w:val="ListBullet"/>
+      </w:pPr>
+      <w:r>
+        <w:t>Design for disassembly and material passports</w:t>
+      </w:r>
+    </w:p>
+    <w:p>
+      <w:pPr>
+        <w:pStyle w:val="ListBullet"/>
+      </w:pPr>
+      <w:r>
+        <w:t>Waste minimisation through circular procurement</w:t>
+      </w:r>
+    </w:p>
+    <w:p>
+      <w:pPr>
+        <w:pStyle w:val="ListBullet"/>
+      </w:pPr>
+      <w:r>
+        <w:t>Increase use of recycled and reclaimed materials</w:t>
+      </w:r>
+    </w:p>
+    <w:p>
+      <w:pPr>
+        <w:pStyle w:val="ListBullet"/>
+      </w:pPr>
+      <w:r>
+        <w:t>A circularity rate of 32% is achievable with existing technology</w:t>
+      </w:r>
+    </w:p>
+    <w:p/>
+    <w:p>
+      <w:pPr>
+        <w:jc w:val="left"/>
+      </w:pPr>
+      <w:r>
+        <w:rPr>
+          <w:color w:val="969696"/>
+          <w:sz w:val="16"/>
+        </w:rPr>
+        <w:t>[CR PAIR 4: Challenge]</w:t>
+      </w:r>
+    </w:p>
+    <w:p>
+      <w:pPr>
+        <w:pStyle w:val="Heading3"/>
+      </w:pPr>
+      <w:r>
+        <w:t>Impacts of Resource &amp; Water Use</w:t>
+      </w:r>
+    </w:p>
+    <w:p>
+      <w:r>
+        <w:t>Rising demand intensifies ecosystem stress and climate vulnerability, particularly in cities.</w:t>
+      </w:r>
+    </w:p>
+    <w:p>
+      <w:r>
+        <w:t>The built environment accounts for 15% of all freshwater consumption. Up to 38% of a building’s total water use occurs upstream as “embodied water.”</w:t>
+      </w:r>
+    </w:p>
+    <w:p>
+      <w:pPr>
+        <w:pStyle w:val="ListBullet"/>
+      </w:pPr>
+      <w:r>
+        <w:t>Excessive groundwater extraction reduces availability for ecosystems</w:t>
+      </w:r>
+    </w:p>
+    <w:p>
+      <w:pPr>
+        <w:pStyle w:val="ListBullet"/>
+      </w:pPr>
+      <w:r>
+        <w:t>Urban runoff carries heavy metals and microplastics</w:t>
+      </w:r>
+    </w:p>
+    <w:p>
+      <w:pPr>
+        <w:pStyle w:val="ListBullet"/>
+      </w:pPr>
+      <w:r>
+        <w:t>Concrete, steel and timber are water-intensive materials</w:t>
+      </w:r>
+    </w:p>
+    <w:p>
+      <w:pPr>
+        <w:pStyle w:val="ListBullet"/>
+      </w:pPr>
+      <w:r>
+        <w:t>For First Nations peoples, water is deeply connected to culture and Country</w:t>
+      </w:r>
+    </w:p>
+    <w:p>
+      <w:r>
+        <w:t>[Stat: 15% freshwater from built env]</w:t>
+      </w:r>
+    </w:p>
+    <w:p>
+      <w:r>
+        <w:t>[Stat: 38% embodied water]</w:t>
+      </w:r>
+    </w:p>
+    <w:p>
+      <w:r>
+        <w:t>[Stat: 90% disasters water-related]</w:t>
+      </w:r>
+    </w:p>
+    <w:p/>
+    <w:p>
+      <w:pPr>
+        <w:jc w:val="left"/>
+      </w:pPr>
+      <w:r>
+        <w:rPr>
+          <w:color w:val="969696"/>
+          <w:sz w:val="16"/>
+        </w:rPr>
+        <w:t>[CR PAIR 4: Response]</w:t>
+      </w:r>
+    </w:p>
+    <w:p>
+      <w:pPr>
+        <w:pStyle w:val="Heading3"/>
+      </w:pPr>
+      <w:r>
+        <w:t>Choose Low-Impact Materials</w:t>
+      </w:r>
+    </w:p>
+    <w:p>
+      <w:r>
+        <w:t>Avoid ecosystem harm from construction supply chains through informed selection and traceability.</w:t>
+      </w:r>
+    </w:p>
+    <w:p>
+      <w:r>
+        <w:t>Addresses upstream resource impacts by requiring projects to understand, disclose, and reduce the ecological footprint of their material supply chains.</w:t>
+      </w:r>
+    </w:p>
+    <w:p>
+      <w:pPr>
+        <w:pStyle w:val="ListBullet"/>
+      </w:pPr>
+      <w:r>
+        <w:t>Supply chain due diligence for nature impacts</w:t>
+      </w:r>
+    </w:p>
+    <w:p>
+      <w:pPr>
+        <w:pStyle w:val="ListBullet"/>
+      </w:pPr>
+      <w:r>
+        <w:t>Material selection criteria incorporating ecological footprint</w:t>
+      </w:r>
+    </w:p>
+    <w:p>
+      <w:pPr>
+        <w:pStyle w:val="ListBullet"/>
+      </w:pPr>
+      <w:r>
+        <w:t>Deforestation-free sourcing and certified timber</w:t>
+      </w:r>
+    </w:p>
+    <w:p>
+      <w:pPr>
+        <w:pStyle w:val="ListBullet"/>
+      </w:pPr>
+      <w:r>
+        <w:t>Reduce embodied water through material selection</w:t>
+      </w:r>
+    </w:p>
+    <w:p>
+      <w:pPr>
+        <w:pStyle w:val="ListBullet"/>
+      </w:pPr>
+      <w:r>
+        <w:t>Aligned with TNFD supply chain disclosure requirements</w:t>
+      </w:r>
+    </w:p>
+    <w:p/>
+    <w:p>
+      <w:pPr>
+        <w:jc w:val="left"/>
+      </w:pPr>
+      <w:r>
+        <w:rPr>
+          <w:color w:val="969696"/>
+          <w:sz w:val="16"/>
+        </w:rPr>
+        <w:t>[CR PAIR 5: Challenge]</w:t>
+      </w:r>
+    </w:p>
+    <w:p>
+      <w:pPr>
+        <w:pStyle w:val="Heading3"/>
+      </w:pPr>
+      <w:r>
+        <w:t>Chronic Underinvestment in Nature</w:t>
+      </w:r>
+    </w:p>
+    <w:p>
+      <w:r>
+        <w:t>Financial systems reward nature-degrading activity while nature-positive outcomes remain undervalued.</w:t>
+      </w:r>
+    </w:p>
+    <w:p>
+      <w:r>
+        <w:t>Biodiversity underpins ecosystem services valued at US$44 trillion. Yet US$7 trillion is invested in nature-negative activities globally. Only US$200 billion goes to nature-positive initiatives.</w:t>
+      </w:r>
+    </w:p>
+    <w:p>
+      <w:pPr>
+        <w:pStyle w:val="ListBullet"/>
+      </w:pPr>
+      <w:r>
+        <w:t>Investment needs to increase to US$700 billion/year for global targets</w:t>
+      </w:r>
+    </w:p>
+    <w:p>
+      <w:pPr>
+        <w:pStyle w:val="ListBullet"/>
+      </w:pPr>
+      <w:r>
+        <w:t>US$8.1 trillion total required by 2050</w:t>
+      </w:r>
+    </w:p>
+    <w:p>
+      <w:pPr>
+        <w:pStyle w:val="ListBullet"/>
+      </w:pPr>
+      <w:r>
+        <w:t>Nature-based solutions in cities need to increase from US$200B to US$543B</w:t>
+      </w:r>
+    </w:p>
+    <w:p>
+      <w:pPr>
+        <w:pStyle w:val="ListBullet"/>
+      </w:pPr>
+      <w:r>
+        <w:t>Land management investments can reduce insurance premiums by 41%</w:t>
+      </w:r>
+    </w:p>
+    <w:p>
+      <w:r>
+        <w:t>[Stat: $7T nature-negative]</w:t>
+      </w:r>
+    </w:p>
+    <w:p>
+      <w:r>
+        <w:t>[Stat: $200B nature-positive]</w:t>
+      </w:r>
+    </w:p>
+    <w:p>
+      <w:r>
+        <w:t>[Stat: $700B/yr needed]</w:t>
+      </w:r>
+    </w:p>
+    <w:p/>
+    <w:p>
+      <w:pPr>
+        <w:jc w:val="left"/>
+      </w:pPr>
+      <w:r>
+        <w:rPr>
+          <w:color w:val="969696"/>
+          <w:sz w:val="16"/>
+        </w:rPr>
+        <w:t>[CR PAIR 5: Response]</w:t>
+      </w:r>
+    </w:p>
+    <w:p>
+      <w:pPr>
+        <w:pStyle w:val="Heading3"/>
+      </w:pPr>
+      <w:r>
+        <w:t>Invest in Nature</w:t>
+      </w:r>
+    </w:p>
+    <w:p>
+      <w:r>
+        <w:t>Embed funding for restoration and regenerative outcomes delivering long-term environmental and economic benefits.</w:t>
+      </w:r>
+    </w:p>
+    <w:p>
+      <w:r>
+        <w:t>Redirects financial flows by embedding nature funding into project budgets and connecting the built environment to emerging biodiversity markets.</w:t>
+      </w:r>
+    </w:p>
+    <w:p>
+      <w:pPr>
+        <w:pStyle w:val="ListBullet"/>
+      </w:pPr>
+      <w:r>
+        <w:t>Dedicated nature budgets in project planning</w:t>
+      </w:r>
+    </w:p>
+    <w:p>
+      <w:pPr>
+        <w:pStyle w:val="ListBullet"/>
+      </w:pPr>
+      <w:r>
+        <w:t>Connection to the Nature Repair Market</w:t>
+      </w:r>
+    </w:p>
+    <w:p>
+      <w:pPr>
+        <w:pStyle w:val="ListBullet"/>
+      </w:pPr>
+      <w:r>
+        <w:t>Co-investment in landscape-scale restoration</w:t>
+      </w:r>
+    </w:p>
+    <w:p>
+      <w:pPr>
+        <w:pStyle w:val="ListBullet"/>
+      </w:pPr>
+      <w:r>
+        <w:t>TNFD-aligned reporting on nature-related financial risks</w:t>
+      </w:r>
+    </w:p>
+    <w:p>
+      <w:pPr>
+        <w:pStyle w:val="ListBullet"/>
+      </w:pPr>
+      <w:r>
+        <w:t>Participate in biodiversity credit and offset markets</w:t>
+      </w:r>
+    </w:p>
+    <w:p/>
+    <w:p>
+      <w:pPr>
+        <w:jc w:val="left"/>
+      </w:pPr>
+      <w:r>
+        <w:rPr>
+          <w:color w:val="969696"/>
+          <w:sz w:val="16"/>
+        </w:rPr>
+        <w:t>[CR PAIR 6: Challenge]</w:t>
+      </w:r>
+    </w:p>
+    <w:p>
+      <w:pPr>
+        <w:pStyle w:val="Heading3"/>
+      </w:pPr>
+      <w:r>
+        <w:t>Gaps in Data, Methods &amp; Metrics</w:t>
+      </w:r>
+    </w:p>
+    <w:p>
+      <w:r>
+        <w:t>Measuring nature is complex and inconsistent. Without reliable data, the built environment cannot act meaningfully.</w:t>
+      </w:r>
+    </w:p>
+    <w:p>
+      <w:r>
+        <w:t>Unlike carbon, biodiversity and ecosystem health are harder to quantify. Nature is highly localised, complex, and often qualitative — making standardisation difficult.</w:t>
+      </w:r>
+    </w:p>
+    <w:p>
+      <w:pPr>
+        <w:pStyle w:val="ListBullet"/>
+      </w:pPr>
+      <w:r>
+        <w:t>Biases towards vertebrates over invertebrates</w:t>
+      </w:r>
+    </w:p>
+    <w:p>
+      <w:pPr>
+        <w:pStyle w:val="ListBullet"/>
+      </w:pPr>
+      <w:r>
+        <w:t>Limited ability to track changes over time</w:t>
+      </w:r>
+    </w:p>
+    <w:p>
+      <w:pPr>
+        <w:pStyle w:val="ListBullet"/>
+      </w:pPr>
+      <w:r>
+        <w:t>Ecosystem health is difficult to convert into investable metrics</w:t>
+      </w:r>
+    </w:p>
+    <w:p>
+      <w:pPr>
+        <w:pStyle w:val="ListBullet"/>
+      </w:pPr>
+      <w:r>
+        <w:t>Outsourcing ecological assessment limits integration</w:t>
+      </w:r>
+    </w:p>
+    <w:p>
+      <w:r>
+        <w:t>[Stat: No standard metric]</w:t>
+      </w:r>
+    </w:p>
+    <w:p>
+      <w:r>
+        <w:t>[Stat: Expertise gaps]</w:t>
+      </w:r>
+    </w:p>
+    <w:p/>
+    <w:p>
+      <w:pPr>
+        <w:jc w:val="left"/>
+      </w:pPr>
+      <w:r>
+        <w:rPr>
+          <w:color w:val="969696"/>
+          <w:sz w:val="16"/>
+        </w:rPr>
+        <w:t>[CR PAIR 6: Response]</w:t>
+      </w:r>
+    </w:p>
+    <w:p>
+      <w:pPr>
+        <w:pStyle w:val="Heading3"/>
+      </w:pPr>
+      <w:r>
+        <w:t>Cross-cutting: Data &amp; Measurement</w:t>
+      </w:r>
+    </w:p>
+    <w:p>
+      <w:r>
+        <w:t>Underpins all five principles — better data, metrics and reporting tools enable meaningful action across every target.</w:t>
+      </w:r>
+    </w:p>
+    <w:p>
+      <w:r>
+        <w:t>A cross-cutting enabler that supports all five principles by aligning with emerging national and global data platforms and frameworks.</w:t>
+      </w:r>
+    </w:p>
+    <w:p>
+      <w:pPr>
+        <w:pStyle w:val="ListBullet"/>
+      </w:pPr>
+      <w:r>
+        <w:t>TNFD LEAP framework for consistent due diligence</w:t>
+      </w:r>
+    </w:p>
+    <w:p>
+      <w:pPr>
+        <w:pStyle w:val="ListBullet"/>
+      </w:pPr>
+      <w:r>
+        <w:t>PLANR for site-specific natural asset snapshots</w:t>
+      </w:r>
+    </w:p>
+    <w:p>
+      <w:pPr>
+        <w:pStyle w:val="ListBullet"/>
+      </w:pPr>
+      <w:r>
+        <w:t>Australia’s Strategy for Nature: nationally consistent data</w:t>
+      </w:r>
+    </w:p>
+    <w:p>
+      <w:pPr>
+        <w:pStyle w:val="ListBullet"/>
+      </w:pPr>
+      <w:r>
+        <w:t>Green Star requirements for ecological baseline reporting</w:t>
+      </w:r>
+    </w:p>
+    <w:p>
+      <w:pPr>
+        <w:pStyle w:val="ListBullet"/>
+      </w:pPr>
+      <w:r>
+        <w:t>Industry capacity building and skills development</w:t>
+      </w:r>
+    </w:p>
+    <w:p>
+      <w:r>
+        <w:t>────────────────────────────────────────────────────────────</w:t>
+      </w:r>
+    </w:p>
+    <w:p/>
+    <w:p>
+      <w:pPr>
+        <w:jc w:val="left"/>
+      </w:pPr>
+      <w:r>
+        <w:rPr>
+          <w:color w:val="969696"/>
+          <w:sz w:val="16"/>
+        </w:rPr>
+        <w:t>[SECTION: id="roadmap" | class="irm-hero"]</w:t>
+      </w:r>
+    </w:p>
+    <w:p>
+      <w:pPr>
+        <w:pStyle w:val="Heading1"/>
+      </w:pPr>
+      <w:r>
+        <w:t>Nature positive targets &amp; pathways</w:t>
+      </w:r>
+    </w:p>
+    <w:p>
+      <w:r>
+        <w:t>The roadmap sets time-bound, measurable targets across five principles. Click any target to see what needs to happen, what GBCA is doing, and what industry needs to deliver.</w:t>
+      </w:r>
+    </w:p>
+    <w:p>
+      <w:r>
+        <w:t>Aligned with the Kunming-Montreal Global Biodiversity Framework</w:t>
+      </w:r>
+    </w:p>
+    <w:p>
+      <w:pPr>
+        <w:pStyle w:val="Heading2"/>
+      </w:pPr>
+      <w:r>
+        <w:t>Roadmap Grid</w:t>
+      </w:r>
+    </w:p>
+    <w:p>
+      <w:r>
+        <w:t>[Column: Principles]</w:t>
+      </w:r>
+    </w:p>
+    <w:p>
+      <w:r>
+        <w:t>[Column: TodayThis is where we start]</w:t>
+      </w:r>
+    </w:p>
+    <w:p>
+      <w:r>
+        <w:t>[Column: In the Next 5 Years]</w:t>
+      </w:r>
+    </w:p>
+    <w:p>
+      <w:r>
+        <w:t>[Column: 2028We know where we stand▶ Show actions]</w:t>
+      </w:r>
+    </w:p>
+    <w:p>
+      <w:r>
+        <w:t>[Column: 2030We begin reversing nature loss]</w:t>
+      </w:r>
+    </w:p>
+    <w:p>
+      <w:r>
+        <w:t>[Column: 2035Nature positive is the new normal]</w:t>
+      </w:r>
+    </w:p>
+    <w:p>
+      <w:r>
+        <w:t>[Column: 2050Nature thrives alongside development]</w:t>
+      </w:r>
+    </w:p>
+    <w:p>
+      <w:r>
+        <w:t>[Column: DefineEstablish methods &amp; standards]</w:t>
+      </w:r>
+    </w:p>
+    <w:p>
+      <w:r>
+        <w:t>[Column: AdvocateEmbed into policy &amp; planning]</w:t>
+      </w:r>
+    </w:p>
+    <w:p>
+      <w:r>
+        <w:t>[Column: ImplementDeliver on the ground]</w:t>
+      </w:r>
+    </w:p>
+    <w:p>
+      <w:pPr>
+        <w:pStyle w:val="Heading3"/>
+      </w:pPr>
+      <w:r>
+        <w:t>1 Prevent Nature Loss</w:t>
+      </w:r>
+    </w:p>
+    <w:p>
+      <w:pPr>
+        <w:pStyle w:val="Heading3"/>
+      </w:pPr>
+      <w:r>
+        <w:t>2 Increase &amp; Connect Nature</w:t>
+      </w:r>
+    </w:p>
+    <w:p>
+      <w:pPr>
+        <w:pStyle w:val="Heading3"/>
+      </w:pPr>
+      <w:r>
+        <w:t>3 Drive Circularity</w:t>
+      </w:r>
+    </w:p>
+    <w:p>
+      <w:pPr>
+        <w:pStyle w:val="Heading3"/>
+      </w:pPr>
+      <w:r>
+        <w:t>4 Choose Low-Impact Materials</w:t>
+      </w:r>
+    </w:p>
+    <w:p>
+      <w:pPr>
+        <w:pStyle w:val="Heading3"/>
+      </w:pPr>
+      <w:r>
+        <w:t>5 Invest in Nature</w:t>
+      </w:r>
+    </w:p>
+    <w:p>
+      <w:pPr>
+        <w:pStyle w:val="Heading2"/>
+      </w:pPr>
+      <w:r>
+        <w:t>Targets by Principle</w:t>
+      </w:r>
+    </w:p>
+    <w:p>
+      <w:pPr>
+        <w:pStyle w:val="ListBullet"/>
+      </w:pPr>
+      <w:r>
+        <w:t>[Baseline] Planning requires no net loss of high-value biodiversity</w:t>
+      </w:r>
+    </w:p>
+    <w:p>
+      <w:pPr>
+        <w:pStyle w:val="ListBullet"/>
+      </w:pPr>
+      <w:r>
+        <w:t>[Target] Measure and report onsite biodiversity values → Panel: p1-measure</w:t>
+      </w:r>
+    </w:p>
+    <w:p>
+      <w:pPr>
+        <w:pStyle w:val="ListBullet"/>
+      </w:pPr>
+      <w:r>
+        <w:t>[Target] Prioritise onsite protection to achieve no net loss, with restoration for residual impacts → Panel: p1-nonetloss</w:t>
+      </w:r>
+    </w:p>
+    <w:p>
+      <w:pPr>
+        <w:pStyle w:val="ListBullet"/>
+      </w:pPr>
+      <w:r>
+        <w:t>[Target] No onsite loss of moderate value biodiversity → Panel: p1-noloss</w:t>
+      </w:r>
+    </w:p>
+    <w:p>
+      <w:pPr>
+        <w:pStyle w:val="ListBullet"/>
+      </w:pPr>
+      <w:r>
+        <w:t>[Baseline] Minimise construction-related impacts through planning</w:t>
+      </w:r>
+    </w:p>
+    <w:p>
+      <w:pPr>
+        <w:pStyle w:val="ListBullet"/>
+      </w:pPr>
+      <w:r>
+        <w:t>[Target] Measure and report on biodiversity values onsite → Panel: p2-measure</w:t>
+      </w:r>
+    </w:p>
+    <w:p>
+      <w:pPr>
+        <w:pStyle w:val="ListBullet"/>
+      </w:pPr>
+      <w:r>
+        <w:t>[Target] Deliver at least 10% biodiversity net gain, prioritising onsite gains → Panel: p2-bng</w:t>
+      </w:r>
+    </w:p>
+    <w:p>
+      <w:pPr>
+        <w:pStyle w:val="ListBullet"/>
+      </w:pPr>
+      <w:r>
+        <w:t>[Target] Consider additional net gains over time, with greater weighting on onsite actions → Panel: p2-additional</w:t>
+      </w:r>
+    </w:p>
+    <w:p>
+      <w:pPr>
+        <w:pStyle w:val="ListBullet"/>
+      </w:pPr>
+      <w:r>
+        <w:t>[Baseline] Economy circularity rate: 4.4%</w:t>
+      </w:r>
+    </w:p>
+    <w:p>
+      <w:pPr>
+        <w:pStyle w:val="ListBullet"/>
+      </w:pPr>
+      <w:r>
+        <w:t>[Target] Measure the built environment's circularity rate → Panel: p3-sector-measure</w:t>
+      </w:r>
+    </w:p>
+    <w:p>
+      <w:pPr>
+        <w:pStyle w:val="ListBullet"/>
+      </w:pPr>
+      <w:r>
+        <w:t>[Target] Achieve a 7.5% circularity rate through reuse-first policies → Panel: p3-sector-7</w:t>
+      </w:r>
+    </w:p>
+    <w:p>
+      <w:pPr>
+        <w:pStyle w:val="ListBullet"/>
+      </w:pPr>
+      <w:r>
+        <w:t>[Target] Achieve a 15% circularity rate through efficient density planning → Panel: p3-sector-15</w:t>
+      </w:r>
+    </w:p>
+    <w:p>
+      <w:pPr>
+        <w:pStyle w:val="ListBullet"/>
+      </w:pPr>
+      <w:r>
+        <w:t>[Target] Additional circularity rate increase will be proposed → Panel: p3-sector-future</w:t>
+      </w:r>
+    </w:p>
+    <w:p>
+      <w:pPr>
+        <w:pStyle w:val="ListBullet"/>
+      </w:pPr>
+      <w:r>
+        <w:t>[Baseline] Project-level circularity rate: unknown</w:t>
+      </w:r>
+    </w:p>
+    <w:p>
+      <w:pPr>
+        <w:pStyle w:val="ListBullet"/>
+      </w:pPr>
+      <w:r>
+        <w:t>[Target] Establish project-level circularity methods and benchmarks → Panel: p3-proj-measure</w:t>
+      </w:r>
+    </w:p>
+    <w:p>
+      <w:pPr>
+        <w:pStyle w:val="ListBullet"/>
+      </w:pPr>
+      <w:r>
+        <w:t>[Target] Achieve a 10% improvement in project-level circularity → Panel: p3-proj-10</w:t>
+      </w:r>
+    </w:p>
+    <w:p>
+      <w:pPr>
+        <w:pStyle w:val="ListBullet"/>
+      </w:pPr>
+      <w:r>
+        <w:t>[Target] Achieve a 20% improvement in project-level circularity → Panel: p3-proj-20</w:t>
+      </w:r>
+    </w:p>
+    <w:p>
+      <w:pPr>
+        <w:pStyle w:val="ListBullet"/>
+      </w:pPr>
+      <w:r>
+        <w:t>[Target] Additional improvement will be proposed → Panel: p3-proj-future</w:t>
+      </w:r>
+    </w:p>
+    <w:p>
+      <w:pPr>
+        <w:pStyle w:val="ListBullet"/>
+      </w:pPr>
+      <w:r>
+        <w:t>[Baseline] Illegally harvested timber prohibited</w:t>
+      </w:r>
+    </w:p>
+    <w:p>
+      <w:pPr>
+        <w:pStyle w:val="ListBullet"/>
+      </w:pPr>
+      <w:r>
+        <w:t>[Target] Measure nature impacts of top 10 materials and develop management plans → Panel: p4-measure</w:t>
+      </w:r>
+    </w:p>
+    <w:p>
+      <w:pPr>
+        <w:pStyle w:val="ListBullet"/>
+      </w:pPr>
+      <w:r>
+        <w:t>[Target] Implement nature impact management plans for top 10 materials → Panel: p4-implement</w:t>
+      </w:r>
+    </w:p>
+    <w:p>
+      <w:pPr>
+        <w:pStyle w:val="ListBullet"/>
+      </w:pPr>
+      <w:r>
+        <w:t>[Target] Manufacturers of top 10 materials set biodiversity net gain targets → Panel: p4-bng</w:t>
+      </w:r>
+    </w:p>
+    <w:p>
+      <w:pPr>
+        <w:pStyle w:val="ListBullet"/>
+      </w:pPr>
+      <w:r>
+        <w:t>[Target] All nature-related supply chain impacts eliminated and compensated → Panel: p4-eliminate</w:t>
+      </w:r>
+    </w:p>
+    <w:p>
+      <w:pPr>
+        <w:pStyle w:val="ListBullet"/>
+      </w:pPr>
+      <w:r>
+        <w:t>[Baseline] Nature Repair Bill introduced 2023</w:t>
+      </w:r>
+    </w:p>
+    <w:p>
+      <w:pPr>
+        <w:pStyle w:val="ListBullet"/>
+      </w:pPr>
+      <w:r>
+        <w:t>[Target] Measure and transparently disclose nature-related financial spend → Panel: p5-measure</w:t>
+      </w:r>
+    </w:p>
+    <w:p>
+      <w:pPr>
+        <w:pStyle w:val="ListBullet"/>
+      </w:pPr>
+      <w:r>
+        <w:t>[Target] Invest in nature restoration to address Scope 3 impacts in large developments → Panel: p5-invest</w:t>
+      </w:r>
+    </w:p>
+    <w:p>
+      <w:pPr>
+        <w:pStyle w:val="ListBullet"/>
+      </w:pPr>
+      <w:r>
+        <w:t>[Target] Nature restoration activities are commonplace as part of any project → Panel: p5-commonplace</w:t>
+      </w:r>
+    </w:p>
+    <w:p>
+      <w:pPr>
+        <w:pStyle w:val="Heading2"/>
+      </w:pPr>
+      <w:r>
+        <w:t>Action Chips (Next 5 Years)</w:t>
+      </w:r>
+    </w:p>
+    <w:p>
+      <w:pPr>
+        <w:pStyle w:val="ListBullet"/>
+      </w:pPr>
+      <w:r>
+        <w:t>a1 Standardise BNG methodology</w:t>
+      </w:r>
+    </w:p>
+    <w:p>
+      <w:pPr>
+        <w:pStyle w:val="ListBullet"/>
+      </w:pPr>
+      <w:r>
+        <w:t>a2 Define &amp; map significant natural systems</w:t>
+      </w:r>
+    </w:p>
+    <w:p>
+      <w:pPr>
+        <w:pStyle w:val="ListBullet"/>
+      </w:pPr>
+      <w:r>
+        <w:t>a3 Define unacceptable impacts</w:t>
+      </w:r>
+    </w:p>
+    <w:p>
+      <w:pPr>
+        <w:pStyle w:val="ListBullet"/>
+      </w:pPr>
+      <w:r>
+        <w:t>a4 Standardise measurement &amp; reporting</w:t>
+      </w:r>
+    </w:p>
+    <w:p>
+      <w:pPr>
+        <w:pStyle w:val="ListBullet"/>
+      </w:pPr>
+      <w:r>
+        <w:t>b1 Integrate net gain into planning</w:t>
+      </w:r>
+    </w:p>
+    <w:p>
+      <w:pPr>
+        <w:pStyle w:val="ListBullet"/>
+      </w:pPr>
+      <w:r>
+        <w:t>b2 Implement mitigation hierarchy</w:t>
+      </w:r>
+    </w:p>
+    <w:p>
+      <w:pPr>
+        <w:pStyle w:val="ListBullet"/>
+      </w:pPr>
+      <w:r>
+        <w:t>b5 BNG in procurement &amp; design briefs</w:t>
+      </w:r>
+    </w:p>
+    <w:p>
+      <w:pPr>
+        <w:pStyle w:val="ListBullet"/>
+      </w:pPr>
+      <w:r>
+        <w:t>d1 Outcome-based monitoring</w:t>
+      </w:r>
+    </w:p>
+    <w:p>
+      <w:pPr>
+        <w:pStyle w:val="ListBullet"/>
+      </w:pPr>
+      <w:r>
+        <w:t>b3 Ecological connectivity in planning</w:t>
+      </w:r>
+    </w:p>
+    <w:p>
+      <w:pPr>
+        <w:pStyle w:val="ListBullet"/>
+      </w:pPr>
+      <w:r>
+        <w:t>b4 Bird’s-eye ecological assessment</w:t>
+      </w:r>
+    </w:p>
+    <w:p>
+      <w:pPr>
+        <w:pStyle w:val="ListBullet"/>
+      </w:pPr>
+      <w:r>
+        <w:t>b6 Incentivise urban restoration</w:t>
+      </w:r>
+    </w:p>
+    <w:p>
+      <w:pPr>
+        <w:pStyle w:val="ListBullet"/>
+      </w:pPr>
+      <w:r>
+        <w:t>b13 Cultural competency capacity building</w:t>
+      </w:r>
+    </w:p>
+    <w:p>
+      <w:pPr>
+        <w:pStyle w:val="ListBullet"/>
+      </w:pPr>
+      <w:r>
+        <w:t>c6 Indigenous-led conservation</w:t>
+      </w:r>
+    </w:p>
+    <w:p>
+      <w:pPr>
+        <w:pStyle w:val="ListBullet"/>
+      </w:pPr>
+      <w:r>
+        <w:t>c7 Invest in Indigenous businesses</w:t>
+      </w:r>
+    </w:p>
+    <w:p>
+      <w:pPr>
+        <w:pStyle w:val="ListBullet"/>
+      </w:pPr>
+      <w:r>
+        <w:t>a5 Define &amp; measure circularity</w:t>
+      </w:r>
+    </w:p>
+    <w:p>
+      <w:pPr>
+        <w:pStyle w:val="ListBullet"/>
+      </w:pPr>
+      <w:r>
+        <w:t>b7 Embed circularity in codes</w:t>
+      </w:r>
+    </w:p>
+    <w:p>
+      <w:pPr>
+        <w:pStyle w:val="ListBullet"/>
+      </w:pPr>
+      <w:r>
+        <w:t>b8 De-risk circular procurement</w:t>
+      </w:r>
+    </w:p>
+    <w:p>
+      <w:pPr>
+        <w:pStyle w:val="ListBullet"/>
+      </w:pPr>
+      <w:r>
+        <w:t>b9 Track &amp; disclose material flows</w:t>
+      </w:r>
+    </w:p>
+    <w:p>
+      <w:pPr>
+        <w:pStyle w:val="ListBullet"/>
+      </w:pPr>
+      <w:r>
+        <w:t>c1 Support circular supply chains</w:t>
+      </w:r>
+    </w:p>
+    <w:p>
+      <w:pPr>
+        <w:pStyle w:val="ListBullet"/>
+      </w:pPr>
+      <w:r>
+        <w:t>c2 Phase out high-risk materials</w:t>
+      </w:r>
+    </w:p>
+    <w:p>
+      <w:pPr>
+        <w:pStyle w:val="ListBullet"/>
+      </w:pPr>
+      <w:r>
+        <w:t>a6 Define nature impact methodology</w:t>
+      </w:r>
+    </w:p>
+    <w:p>
+      <w:pPr>
+        <w:pStyle w:val="ListBullet"/>
+      </w:pPr>
+      <w:r>
+        <w:t>a7 Set material-specific targets</w:t>
+      </w:r>
+    </w:p>
+    <w:p>
+      <w:pPr>
+        <w:pStyle w:val="ListBullet"/>
+      </w:pPr>
+      <w:r>
+        <w:t>b10 Embed nature impact in procurement</w:t>
+      </w:r>
+    </w:p>
+    <w:p>
+      <w:pPr>
+        <w:pStyle w:val="ListBullet"/>
+      </w:pPr>
+      <w:r>
+        <w:t>c3 Supply chain transparency</w:t>
+      </w:r>
+    </w:p>
+    <w:p>
+      <w:pPr>
+        <w:pStyle w:val="ListBullet"/>
+      </w:pPr>
+      <w:r>
+        <w:t>c4 Promote local &amp; regenerative materials</w:t>
+      </w:r>
+    </w:p>
+    <w:p>
+      <w:pPr>
+        <w:pStyle w:val="ListBullet"/>
+      </w:pPr>
+      <w:r>
+        <w:t>a8 Define eligible investment types</w:t>
+      </w:r>
+    </w:p>
+    <w:p>
+      <w:pPr>
+        <w:pStyle w:val="ListBullet"/>
+      </w:pPr>
+      <w:r>
+        <w:t>b11 Align investment with local priorities</w:t>
+      </w:r>
+    </w:p>
+    <w:p>
+      <w:pPr>
+        <w:pStyle w:val="ListBullet"/>
+      </w:pPr>
+      <w:r>
+        <w:t>b12 Investment into procurement &amp; planning</w:t>
+      </w:r>
+    </w:p>
+    <w:p>
+      <w:pPr>
+        <w:pStyle w:val="ListBullet"/>
+      </w:pPr>
+      <w:r>
+        <w:t>d2 Restoration outcome reporting</w:t>
+      </w:r>
+    </w:p>
+    <w:p>
+      <w:pPr>
+        <w:pStyle w:val="ListBullet"/>
+      </w:pPr>
+      <w:r>
+        <w:t>c5 Build integrity into nature markets</w:t>
+      </w:r>
+    </w:p>
+    <w:p>
+      <w:r>
+        <w:t>🌐 Enabled by: Embedding culture, community &amp; connection to Country • Improving measurement, data &amp; decision-making</w:t>
+      </w:r>
+    </w:p>
+    <w:p>
+      <w:r>
+        <w:t>────────────────────────────────────────────────────────────</w:t>
+      </w:r>
+    </w:p>
+    <w:p/>
+    <w:p>
+      <w:pPr>
+        <w:jc w:val="left"/>
+      </w:pPr>
+      <w:r>
+        <w:rPr>
+          <w:color w:val="969696"/>
+          <w:sz w:val="16"/>
+        </w:rPr>
+        <w:t>[SECTION: id="actions" | class="action-net-section"]</w:t>
+      </w:r>
+    </w:p>
+    <w:p>
+      <w:pPr>
+        <w:pStyle w:val="Heading1"/>
+      </w:pPr>
+      <w:r>
+        <w:t>Actions for success</w:t>
+      </w:r>
+    </w:p>
+    <w:p>
+      <w:r>
+        <w:t>30 interconnected actions across three phases chart the path to a nature positive built environment. Hover any action to see its full description and trace the dependency chain that connects it to the broader roadmap.</w:t>
+      </w:r>
+    </w:p>
+    <w:p>
+      <w:r>
+        <w:t>Hover any action to see its full description and dependency chain</w:t>
+      </w:r>
+    </w:p>
+    <w:p>
+      <w:r>
+        <w:t>────────────────────────────────────────────────────────────</w:t>
+      </w:r>
+    </w:p>
+    <w:p/>
+    <w:p>
+      <w:pPr>
+        <w:jc w:val="left"/>
+      </w:pPr>
+      <w:r>
+        <w:rPr>
+          <w:color w:val="969696"/>
+          <w:sz w:val="16"/>
+        </w:rPr>
+        <w:t>[SECTION: id="detail"]</w:t>
+      </w:r>
+    </w:p>
+    <w:p>
+      <w:pPr>
+        <w:pStyle w:val="Heading1"/>
+      </w:pPr>
+      <w:r>
+        <w:t>Principle Details</w:t>
+      </w:r>
+    </w:p>
+    <w:p>
+      <w:r>
+        <w:t>Principle 1 — Onsite &amp; Near Site</w:t>
+      </w:r>
+    </w:p>
+    <w:p>
+      <w:pPr>
+        <w:pStyle w:val="Heading2"/>
+      </w:pPr>
+      <w:r>
+        <w:t>Prevent nature loss</w:t>
+      </w:r>
+    </w:p>
+    <w:p>
+      <w:r>
+        <w:t>Once lost, biodiversity is costly or impossible to restore. This principle sets a pathway from today's planning controls to full protection of valuable natural systems onsite by 2050.</w:t>
+      </w:r>
+    </w:p>
+    <w:p>
+      <w:pPr>
+        <w:pStyle w:val="Heading4"/>
+      </w:pPr>
+      <w:r>
+        <w:t>Roadmap Targets — Click to explore</w:t>
+      </w:r>
+    </w:p>
+    <w:p>
+      <w:pPr>
+        <w:pStyle w:val="ListBullet"/>
+      </w:pPr>
+      <w:r>
+        <w:t>[Today] Planning requires no net loss of high-value biodiversity (Baseline)</w:t>
+      </w:r>
+    </w:p>
+    <w:p>
+      <w:pPr>
+        <w:pStyle w:val="ListBullet"/>
+      </w:pPr>
+      <w:r>
+        <w:t>[2028] Measure and report onsite biodiversity values</w:t>
+      </w:r>
+    </w:p>
+    <w:p>
+      <w:pPr>
+        <w:pStyle w:val="ListBullet"/>
+      </w:pPr>
+      <w:r>
+        <w:t>[2030] Prioritise onsite protection; no net loss with restoration for residual impacts</w:t>
+      </w:r>
+    </w:p>
+    <w:p>
+      <w:pPr>
+        <w:pStyle w:val="ListBullet"/>
+      </w:pPr>
+      <w:r>
+        <w:t>[2050] No onsite loss of moderate value biodiversity</w:t>
+      </w:r>
+    </w:p>
+    <w:p>
+      <w:pPr>
+        <w:pStyle w:val="Heading4"/>
+      </w:pPr>
+      <w:r>
+        <w:t>Case Study</w:t>
+      </w:r>
+    </w:p>
+    <w:p>
+      <w:r>
+        <w:t>The Netherlands' "No Net Loss" Planning Policy: Under the Dutch Nature Conservation Act, developments impacting protected species must follow a strict mitigation hierarchy: avoid, minimise, and compensate with measurable outcomes integrated into spatial planning and permitting.</w:t>
+      </w:r>
+    </w:p>
+    <w:p>
+      <w:r>
+        <w:rPr>
+          <w:color w:val="646464"/>
+          <w:sz w:val="18"/>
+        </w:rPr>
+        <w:t>[Image credit: Alkimos Beach, WA (6 Star Green Star Communities Pilot v.01)]</w:t>
+      </w:r>
+    </w:p>
+    <w:p>
+      <w:r>
+        <w:t>Principle 2 — Onsite &amp; Near Site</w:t>
+      </w:r>
+    </w:p>
+    <w:p>
+      <w:pPr>
+        <w:pStyle w:val="Heading2"/>
+      </w:pPr>
+      <w:r>
+        <w:t>Increase &amp; connect nature</w:t>
+      </w:r>
+    </w:p>
+    <w:p>
+      <w:r>
+        <w:t>Place-based developments that consider and respond to local environmental and cultural contexts are an important part of regenerating nature. Biodiversity Net Gain is a key tool for informing design and demonstrating outcomes.</w:t>
+      </w:r>
+    </w:p>
+    <w:p>
+      <w:pPr>
+        <w:pStyle w:val="Heading4"/>
+      </w:pPr>
+      <w:r>
+        <w:t>Roadmap Targets — Click to explore</w:t>
+      </w:r>
+    </w:p>
+    <w:p>
+      <w:pPr>
+        <w:pStyle w:val="ListBullet"/>
+      </w:pPr>
+      <w:r>
+        <w:t>[Today] Minimise construction-related impacts through planning (Baseline)</w:t>
+      </w:r>
+    </w:p>
+    <w:p>
+      <w:pPr>
+        <w:pStyle w:val="ListBullet"/>
+      </w:pPr>
+      <w:r>
+        <w:t>[2028] Measure and report on biodiversity values onsite</w:t>
+      </w:r>
+    </w:p>
+    <w:p>
+      <w:pPr>
+        <w:pStyle w:val="ListBullet"/>
+      </w:pPr>
+      <w:r>
+        <w:t>[2030] Deliver at least 10% biodiversity net gain, prioritising onsite gains</w:t>
+      </w:r>
+    </w:p>
+    <w:p>
+      <w:pPr>
+        <w:pStyle w:val="ListBullet"/>
+      </w:pPr>
+      <w:r>
+        <w:t>[2035–2050] Consider additional net gains with greater weighting on onsite actions</w:t>
+      </w:r>
+    </w:p>
+    <w:p>
+      <w:pPr>
+        <w:pStyle w:val="Heading4"/>
+      </w:pPr>
+      <w:r>
+        <w:t>Case Study</w:t>
+      </w:r>
+    </w:p>
+    <w:p>
+      <w:r>
+        <w:t>UK Biodiversity Net Gain (Environment Act 2021): In England, all major developments must deliver at least 10% measurable biodiversity net gain from 2024, secured for a minimum of 30 years. This drives innovation in habitat creation, ecological design, and green infrastructure integration.</w:t>
+      </w:r>
+    </w:p>
+    <w:p>
+      <w:r>
+        <w:rPr>
+          <w:color w:val="646464"/>
+          <w:sz w:val="18"/>
+        </w:rPr>
+        <w:t>[Image credit: Naarm 5 Star Green Star Design &amp; As-Built]</w:t>
+      </w:r>
+    </w:p>
+    <w:p>
+      <w:r>
+        <w:t>Principle 3 — Onsite &amp; Supply Chain</w:t>
+      </w:r>
+    </w:p>
+    <w:p>
+      <w:pPr>
+        <w:pStyle w:val="Heading2"/>
+      </w:pPr>
+      <w:r>
+        <w:t>Drive circularity</w:t>
+      </w:r>
+    </w:p>
+    <w:p>
+      <w:r>
+        <w:t>The built environment is responsible for over 50% of raw material extraction and a third of total waste. A circular economy is essential to transition towards a nature positive economy.</w:t>
+      </w:r>
+    </w:p>
+    <w:p>
+      <w:pPr>
+        <w:pStyle w:val="Heading4"/>
+      </w:pPr>
+      <w:r>
+        <w:t>Sector-Level Circularity Targets — Click to explore</w:t>
+      </w:r>
+    </w:p>
+    <w:p>
+      <w:pPr>
+        <w:pStyle w:val="ListBullet"/>
+      </w:pPr>
+      <w:r>
+        <w:t>[Today] Economy circularity rate: 4.4% (Baseline)</w:t>
+      </w:r>
+    </w:p>
+    <w:p>
+      <w:pPr>
+        <w:pStyle w:val="ListBullet"/>
+      </w:pPr>
+      <w:r>
+        <w:t>[2028] Measure the built environment's circularity rate</w:t>
+      </w:r>
+    </w:p>
+    <w:p>
+      <w:pPr>
+        <w:pStyle w:val="ListBullet"/>
+      </w:pPr>
+      <w:r>
+        <w:t>[2030] Achieve 7.5% circularity rate through reuse-first policies</w:t>
+      </w:r>
+    </w:p>
+    <w:p>
+      <w:pPr>
+        <w:pStyle w:val="ListBullet"/>
+      </w:pPr>
+      <w:r>
+        <w:t>[2035] Achieve 15% circularity rate through efficient density planning</w:t>
+      </w:r>
+    </w:p>
+    <w:p>
+      <w:pPr>
+        <w:pStyle w:val="ListBullet"/>
+      </w:pPr>
+      <w:r>
+        <w:t>[2050] Additional circularity rate increase will be proposed</w:t>
+      </w:r>
+    </w:p>
+    <w:p>
+      <w:pPr>
+        <w:pStyle w:val="Heading4"/>
+      </w:pPr>
+      <w:r>
+        <w:t>Project-Level Circularity Targets — Click to explore</w:t>
+      </w:r>
+    </w:p>
+    <w:p>
+      <w:pPr>
+        <w:pStyle w:val="ListBullet"/>
+      </w:pPr>
+      <w:r>
+        <w:t>[Today] Project-level circularity rate: unknown (Baseline)</w:t>
+      </w:r>
+    </w:p>
+    <w:p>
+      <w:pPr>
+        <w:pStyle w:val="ListBullet"/>
+      </w:pPr>
+      <w:r>
+        <w:t>[2028] Establish project-level circularity methods and benchmarks</w:t>
+      </w:r>
+    </w:p>
+    <w:p>
+      <w:pPr>
+        <w:pStyle w:val="ListBullet"/>
+      </w:pPr>
+      <w:r>
+        <w:t>[2030] Achieve 10% improvement in project-level circularity</w:t>
+      </w:r>
+    </w:p>
+    <w:p>
+      <w:pPr>
+        <w:pStyle w:val="ListBullet"/>
+      </w:pPr>
+      <w:r>
+        <w:t>[2035] Achieve 20% improvement in project-level circularity</w:t>
+      </w:r>
+    </w:p>
+    <w:p>
+      <w:pPr>
+        <w:pStyle w:val="ListBullet"/>
+      </w:pPr>
+      <w:r>
+        <w:t>[2050] Additional improvement will be proposed</w:t>
+      </w:r>
+    </w:p>
+    <w:p>
+      <w:pPr>
+        <w:pStyle w:val="Heading4"/>
+      </w:pPr>
+      <w:r>
+        <w:t>Case Study</w:t>
+      </w:r>
+    </w:p>
+    <w:p>
+      <w:r>
+        <w:t>Finland's Circular Economy Roadmap: The first national circular economy strategy includes requirements for lifecycle carbon and circularity assessments for planning approvals, investment in digital platforms to track materials across buildings, and has created new business models in reuse and repair.</w:t>
+      </w:r>
+    </w:p>
+    <w:p>
+      <w:r>
+        <w:rPr>
+          <w:color w:val="646464"/>
+          <w:sz w:val="18"/>
+        </w:rPr>
+        <w:t>[Image credit: The Quay 4 Star Multi Unit Residential Design]</w:t>
+      </w:r>
+    </w:p>
+    <w:p>
+      <w:r>
+        <w:t>Principle 4 — Onsite &amp; Supply Chain</w:t>
+      </w:r>
+    </w:p>
+    <w:p>
+      <w:pPr>
+        <w:pStyle w:val="Heading2"/>
+      </w:pPr>
+      <w:r>
+        <w:t>Choose low-impact materials</w:t>
+      </w:r>
+    </w:p>
+    <w:p>
+      <w:r>
+        <w:t>Construction materials are some of the most resource-intensive products globally. Their extraction drives deforestation, water stress, pollution, and biodiversity loss. Choosing low-impact materials sends market signals that reward sustainable supply chains.</w:t>
+      </w:r>
+    </w:p>
+    <w:p>
+      <w:pPr>
+        <w:pStyle w:val="Heading4"/>
+      </w:pPr>
+      <w:r>
+        <w:t>Roadmap Targets — Click to explore</w:t>
+      </w:r>
+    </w:p>
+    <w:p>
+      <w:pPr>
+        <w:pStyle w:val="ListBullet"/>
+      </w:pPr>
+      <w:r>
+        <w:t>[Today] Illegally harvested timber prohibited (Baseline)</w:t>
+      </w:r>
+    </w:p>
+    <w:p>
+      <w:pPr>
+        <w:pStyle w:val="ListBullet"/>
+      </w:pPr>
+      <w:r>
+        <w:t>[2028] Measure nature impacts of top 10 materials; develop management plans</w:t>
+      </w:r>
+    </w:p>
+    <w:p>
+      <w:pPr>
+        <w:pStyle w:val="ListBullet"/>
+      </w:pPr>
+      <w:r>
+        <w:t>[2030] Implement nature impact management plans for top 10 materials</w:t>
+      </w:r>
+    </w:p>
+    <w:p>
+      <w:pPr>
+        <w:pStyle w:val="ListBullet"/>
+      </w:pPr>
+      <w:r>
+        <w:t>[2035] Top 10 material manufacturers set biodiversity net gain targets</w:t>
+      </w:r>
+    </w:p>
+    <w:p>
+      <w:pPr>
+        <w:pStyle w:val="ListBullet"/>
+      </w:pPr>
+      <w:r>
+        <w:t>[2050] All supply chain impacts eliminated and compensated</w:t>
+      </w:r>
+    </w:p>
+    <w:p>
+      <w:r>
+        <w:rPr>
+          <w:color w:val="646464"/>
+          <w:sz w:val="18"/>
+        </w:rPr>
+        <w:t>[Image credit: The Exchange 4 Star Green Star Performance v1.1]</w:t>
+      </w:r>
+    </w:p>
+    <w:p>
+      <w:r>
+        <w:t>Principle 5</w:t>
+      </w:r>
+    </w:p>
+    <w:p>
+      <w:pPr>
+        <w:pStyle w:val="Heading2"/>
+      </w:pPr>
+      <w:r>
+        <w:t>Invest in nature</w:t>
+      </w:r>
+    </w:p>
+    <w:p>
+      <w:r>
+        <w:t>Investing in nature restoration is vital to ensure healthy ecosystems, societies, and economies. It supports climate goals and fosters economic opportunities for Indigenous communities.</w:t>
+      </w:r>
+    </w:p>
+    <w:p>
+      <w:pPr>
+        <w:pStyle w:val="Heading4"/>
+      </w:pPr>
+      <w:r>
+        <w:t>Roadmap Targets — Click to explore</w:t>
+      </w:r>
+    </w:p>
+    <w:p>
+      <w:pPr>
+        <w:pStyle w:val="ListBullet"/>
+      </w:pPr>
+      <w:r>
+        <w:t>[Today] Nature Repair Bill introduced 2023 (Baseline)</w:t>
+      </w:r>
+    </w:p>
+    <w:p>
+      <w:pPr>
+        <w:pStyle w:val="ListBullet"/>
+      </w:pPr>
+      <w:r>
+        <w:t>[2028] Measure and transparently disclose nature-related financial spend</w:t>
+      </w:r>
+    </w:p>
+    <w:p>
+      <w:pPr>
+        <w:pStyle w:val="ListBullet"/>
+      </w:pPr>
+      <w:r>
+        <w:t>[2030] Invest in nature restoration to address Scope 3 impacts in large developments</w:t>
+      </w:r>
+    </w:p>
+    <w:p>
+      <w:pPr>
+        <w:pStyle w:val="ListBullet"/>
+      </w:pPr>
+      <w:r>
+        <w:t>[2050] Nature restoration activities are commonplace as part of any project</w:t>
+      </w:r>
+    </w:p>
+    <w:p>
+      <w:pPr>
+        <w:pStyle w:val="Heading4"/>
+      </w:pPr>
+      <w:r>
+        <w:t>Case Study</w:t>
+      </w:r>
+    </w:p>
+    <w:p>
+      <w:r>
+        <w:t>Operation Crayweed (Investa): Investa partnered with the Sydney Institute of Marine Science to restore crayweed along 70km of Sydney's foreshores. Crayweed supports fisheries, captures carbon, and maintains water quality. The project develops natural capital accounting methodologies while facilitating staff engagement through volunteering.</w:t>
+      </w:r>
+    </w:p>
+    <w:p>
+      <w:r>
+        <w:rPr>
+          <w:color w:val="646464"/>
+          <w:sz w:val="18"/>
+        </w:rPr>
+        <w:t>[Image credit: Burwood Brickworks 6 Stars Green Star Communities v1]</w:t>
+      </w:r>
+    </w:p>
+    <w:p>
+      <w:r>
+        <w:t>────────────────────────────────────────────────────────────</w:t>
+      </w:r>
+    </w:p>
+    <w:p/>
+    <w:p>
+      <w:pPr>
+        <w:jc w:val="left"/>
+      </w:pPr>
+      <w:r>
+        <w:rPr>
+          <w:color w:val="969696"/>
+          <w:sz w:val="16"/>
+        </w:rPr>
+        <w:t>[SECTION: id="enablers" | class="enablers-section"]</w:t>
+      </w:r>
+    </w:p>
+    <w:p>
+      <w:pPr>
+        <w:pStyle w:val="Heading1"/>
+      </w:pPr>
+      <w:r>
+        <w:t>System-wide enablers</w:t>
+      </w:r>
+    </w:p>
+    <w:p>
+      <w:r>
+        <w:t>These enablers address the system gaps that limit progress and support the consistent application of the principles.</w:t>
+      </w:r>
+    </w:p>
+    <w:p>
+      <w:pPr>
+        <w:pStyle w:val="Heading3"/>
+      </w:pPr>
+      <w:r>
+        <w:t>Embed Culture, Community &amp; Connection to Country</w:t>
+      </w:r>
+    </w:p>
+    <w:p>
+      <w:r>
+        <w:t>Nature-positive outcomes are strengthened when development is grounded in Country and shaped through genuine partnership with Aboriginal and Torres Strait Islander peoples.</w:t>
+      </w:r>
+    </w:p>
+    <w:p>
+      <w:r>
+        <w:t>Connection to Country is integrated across all principles and actions, rather than addressed through standalone targets. Long-term success depends on recognising First Nations leadership, values and knowledge across planning, design and delivery.</w:t>
+      </w:r>
+    </w:p>
+    <w:p>
+      <w:pPr>
+        <w:pStyle w:val="Heading3"/>
+      </w:pPr>
+      <w:r>
+        <w:t>Improve Measurement, Data &amp; Decision-Making</w:t>
+      </w:r>
+    </w:p>
+    <w:p>
+      <w:r>
+        <w:t>Nature-positive outcomes are enabled through robust ecological data, consistent metrics and integrated decision-making across the built environment.</w:t>
+      </w:r>
+    </w:p>
+    <w:p>
+      <w:r>
+        <w:t>Strengthening ecological literacy and reporting supports earlier action, clearer accountability and the integration of nature into everyday planning, design and procurement decisions.</w:t>
+      </w:r>
+    </w:p>
+    <w:p>
+      <w:r>
+        <w:t>────────────────────────────────────────────────────────────</w:t>
+      </w:r>
+    </w:p>
+    <w:p/>
+    <w:p>
+      <w:pPr>
+        <w:jc w:val="left"/>
+      </w:pPr>
+      <w:r>
+        <w:rPr>
+          <w:color w:val="969696"/>
+          <w:sz w:val="16"/>
+        </w:rPr>
+        <w:t>[SECTION: id="casestudies" | class="case-carousel-section"]</w:t>
+      </w:r>
+    </w:p>
+    <w:p>
+      <w:pPr>
+        <w:pStyle w:val="Heading1"/>
+      </w:pPr>
+      <w:r>
+        <w:t>Nature positive in practice</w:t>
+      </w:r>
+    </w:p>
+    <w:p>
+      <w:r>
+        <w:t>Leading Australian projects demonstrating how the built environment can protect, restore and enhance nature.</w:t>
+      </w:r>
+    </w:p>
+    <w:p>
+      <w:pPr>
+        <w:pStyle w:val="Heading3"/>
+      </w:pPr>
+      <w:r>
+        <w:t>Ginninderry</w:t>
+      </w:r>
+    </w:p>
+    <w:p>
+      <w:r>
+        <w:t>ACT / NSW</w:t>
+      </w:r>
+    </w:p>
+    <w:p>
+      <w:r>
+        <w:t>A 1,600-hectare development on the ACT/NSW border integrating conservation corridors, woodland restoration, and Indigenous cultural values into a master-planned community.</w:t>
+      </w:r>
+    </w:p>
+    <w:p>
+      <w:r>
+        <w:rPr>
+          <w:color w:val="646464"/>
+          <w:sz w:val="18"/>
+        </w:rPr>
+        <w:t>[Image: Ginninderry, ACT]</w:t>
+      </w:r>
+    </w:p>
+    <w:p>
+      <w:pPr>
+        <w:pStyle w:val="Heading3"/>
+      </w:pPr>
+      <w:r>
+        <w:t>Alkimos Beach</w:t>
+      </w:r>
+    </w:p>
+    <w:p>
+      <w:r>
+        <w:t>Western Australia</w:t>
+      </w:r>
+    </w:p>
+    <w:p>
+      <w:r>
+        <w:t>A coastal development demonstrating nature-sensitive design by protecting and enhancing native vegetation, fauna corridors, and wetland systems alongside residential communities.</w:t>
+      </w:r>
+    </w:p>
+    <w:p>
+      <w:r>
+        <w:rPr>
+          <w:color w:val="646464"/>
+          <w:sz w:val="18"/>
+        </w:rPr>
+        <w:t>[Image: Alkimos Beach, WA]</w:t>
+      </w:r>
+    </w:p>
+    <w:p>
+      <w:pPr>
+        <w:pStyle w:val="Heading3"/>
+      </w:pPr>
+      <w:r>
+        <w:t>Quay Quarter Tower</w:t>
+      </w:r>
+    </w:p>
+    <w:p>
+      <w:r>
+        <w:t>Sydney, NSW</w:t>
+      </w:r>
+    </w:p>
+    <w:p>
+      <w:r>
+        <w:t>Adaptive reuse of an existing tower, retaining 65% of the original structure and significantly reducing embodied carbon and material waste through innovative circular design.</w:t>
+      </w:r>
+    </w:p>
+    <w:p>
+      <w:r>
+        <w:rPr>
+          <w:color w:val="646464"/>
+          <w:sz w:val="18"/>
+        </w:rPr>
+        <w:t>[Image: Quay Quarter Tower, Sydney]</w:t>
+      </w:r>
+    </w:p>
+    <w:p>
+      <w:pPr>
+        <w:pStyle w:val="Heading3"/>
+      </w:pPr>
+      <w:r>
+        <w:t>80 Ann St</w:t>
+      </w:r>
+    </w:p>
+    <w:p>
+      <w:r>
+        <w:t>Brisbane, QLD</w:t>
+      </w:r>
+    </w:p>
+    <w:p>
+      <w:r>
+        <w:t>An office tower integrating biophilic design, green terraces and nature-based solutions into its facade and public realm, achieving a 6 Star Green Star rating.</w:t>
+      </w:r>
+    </w:p>
+    <w:p>
+      <w:r>
+        <w:rPr>
+          <w:color w:val="646464"/>
+          <w:sz w:val="18"/>
+        </w:rPr>
+        <w:t>[Image: 80 Ann St, Brisbane]</w:t>
+      </w:r>
+    </w:p>
+    <w:p>
+      <w:pPr>
+        <w:pStyle w:val="Heading3"/>
+      </w:pPr>
+      <w:r>
+        <w:t>The Exchange</w:t>
+      </w:r>
+    </w:p>
+    <w:p>
+      <w:r>
+        <w:t>Sydney, NSW</w:t>
+      </w:r>
+    </w:p>
+    <w:p>
+      <w:r>
+        <w:t>Designed by Kengo Kuma, this civic building features a timber-and-glass facade using sustainably sourced materials, embodying low-impact design principles.</w:t>
+      </w:r>
+    </w:p>
+    <w:p>
+      <w:r>
+        <w:rPr>
+          <w:color w:val="646464"/>
+          <w:sz w:val="18"/>
+        </w:rPr>
+        <w:t>[Image: The Exchange, Sydney]</w:t>
+      </w:r>
+    </w:p>
+    <w:p>
+      <w:pPr>
+        <w:pStyle w:val="Heading3"/>
+      </w:pPr>
+      <w:r>
+        <w:t>Burwood Brickworks</w:t>
+      </w:r>
+    </w:p>
+    <w:p>
+      <w:r>
+        <w:t>Victoria</w:t>
+      </w:r>
+    </w:p>
+    <w:p>
+      <w:r>
+        <w:t>Achieved Living Building Challenge certification, featuring rooftop urban farming, solar power, water recycling and integrated urban ecology.</w:t>
+      </w:r>
+    </w:p>
+    <w:p>
+      <w:r>
+        <w:rPr>
+          <w:color w:val="646464"/>
+          <w:sz w:val="18"/>
+        </w:rPr>
+        <w:t>[Image: Burwood Brickworks, VIC]</w:t>
+      </w:r>
+    </w:p>
+    <w:p>
+      <w:pPr>
+        <w:pStyle w:val="Heading3"/>
+      </w:pPr>
+      <w:r>
+        <w:t>Operation Crayweed</w:t>
+      </w:r>
+    </w:p>
+    <w:p>
+      <w:r>
+        <w:t>Investa &amp; Sydney Institute of Marine Science</w:t>
+      </w:r>
+    </w:p>
+    <w:p>
+      <w:r>
+        <w:t>Restoring crayweed along 70km of Sydney’s foreshores. Crayweed supports fisheries, captures carbon, and maintains water quality while developing natural capital accounting methodologies.</w:t>
+      </w:r>
+    </w:p>
+    <w:p>
+      <w:r>
+        <w:rPr>
+          <w:color w:val="646464"/>
+          <w:sz w:val="18"/>
+        </w:rPr>
+        <w:t>[Image: Operation Crayweed]</w:t>
+      </w:r>
+    </w:p>
+    <w:p>
+      <w:r>
+        <w:t>────────────────────────────────────────────────────────────</w:t>
+      </w:r>
+    </w:p>
+    <w:p/>
+    <w:p>
+      <w:pPr>
+        <w:jc w:val="left"/>
+      </w:pPr>
+      <w:r>
+        <w:rPr>
+          <w:color w:val="969696"/>
+          <w:sz w:val="16"/>
+        </w:rPr>
+        <w:t>[SECTION: id="tnfd" | class="tnfd-section"]</w:t>
+      </w:r>
+    </w:p>
+    <w:p>
+      <w:pPr>
+        <w:pStyle w:val="Heading1"/>
+      </w:pPr>
+      <w:r>
+        <w:t>How to use the roadmap for TNFD reporting</w:t>
+      </w:r>
+    </w:p>
+    <w:p>
+      <w:r>
+        <w:t>The roadmap aligns with the Taskforce on Nature-related Financial Disclosures (TNFD) LEAP framework. Follow these six steps to integrate nature-related disclosure into your projects.</w:t>
+      </w:r>
+    </w:p>
+    <w:p>
+      <w:pPr>
+        <w:pStyle w:val="Heading3"/>
+      </w:pPr>
+      <w:r>
+        <w:t>Step 1: Review your interface with nature</w:t>
+      </w:r>
+    </w:p>
+    <w:p>
+      <w:r>
+        <w:t>Map current practice against the roadmap. Identify areas of high-value biodiversity and nature-related impacts in your supply chain.</w:t>
+      </w:r>
+    </w:p>
+    <w:p>
+      <w:pPr>
+        <w:pStyle w:val="Heading3"/>
+      </w:pPr>
+      <w:r>
+        <w:t>Step 2: Prepare a nature positive plan</w:t>
+      </w:r>
+    </w:p>
+    <w:p>
+      <w:r>
+        <w:t>Develop detailed understanding using one site or project. Use a biodiversity net gain tool to measure biodiversity prior to development.</w:t>
+      </w:r>
+    </w:p>
+    <w:p>
+      <w:pPr>
+        <w:pStyle w:val="Heading3"/>
+      </w:pPr>
+      <w:r>
+        <w:t>Step 3: Engage with stakeholders</w:t>
+      </w:r>
+    </w:p>
+    <w:p>
+      <w:r>
+        <w:t>First Nations engagement is paramount. Incorporate community participation and engage with suppliers on their nature-related impacts.</w:t>
+      </w:r>
+    </w:p>
+    <w:p>
+      <w:pPr>
+        <w:pStyle w:val="Heading3"/>
+      </w:pPr>
+      <w:r>
+        <w:t>Step 4: Embed targets and actions</w:t>
+      </w:r>
+    </w:p>
+    <w:p>
+      <w:r>
+        <w:t>Incorporate into designs and operational plans. Establish measurement methods to evaluate effectiveness.</w:t>
+      </w:r>
+    </w:p>
+    <w:p>
+      <w:pPr>
+        <w:pStyle w:val="Heading3"/>
+      </w:pPr>
+      <w:r>
+        <w:t>Step 5: Implement</w:t>
+      </w:r>
+    </w:p>
+    <w:p>
+      <w:r>
+        <w:t>Work with stakeholders to implement the plan across design, construction, and operations.</w:t>
+      </w:r>
+    </w:p>
+    <w:p>
+      <w:pPr>
+        <w:pStyle w:val="Heading3"/>
+      </w:pPr>
+      <w:r>
+        <w:t>Step 6: Monitor and report</w:t>
+      </w:r>
+    </w:p>
+    <w:p>
+      <w:r>
+        <w:t>Report on performance against the plan and lessons learnt. Refine approach based on outcomes and emerging best practice.</w:t>
+      </w:r>
+    </w:p>
+    <w:p>
+      <w:r>
+        <w:t>────────────────────────────────────────────────────────────</w:t>
+      </w:r>
+    </w:p>
+    <w:p/>
+    <w:p>
+      <w:pPr>
+        <w:jc w:val="left"/>
+      </w:pPr>
+      <w:r>
+        <w:rPr>
+          <w:color w:val="969696"/>
+          <w:sz w:val="16"/>
+        </w:rPr>
+        <w:t>[SECTION: id="greenstar" | class="greenstar-section"]</w:t>
+      </w:r>
+    </w:p>
+    <w:p>
+      <w:pPr>
+        <w:pStyle w:val="Heading1"/>
+      </w:pPr>
+      <w:r>
+        <w:t>Green Star's nature positive pathway</w:t>
+      </w:r>
+    </w:p>
+    <w:p>
+      <w:r>
+        <w:t>Green Star provides a common framework for standards and assurance pathways to include nature in new developments.</w:t>
+      </w:r>
+    </w:p>
+    <w:p>
+      <w:pPr>
+        <w:pStyle w:val="Heading3"/>
+      </w:pPr>
+      <w:r>
+        <w:t>Green Star Buildings</w:t>
+      </w:r>
+    </w:p>
+    <w:p>
+      <w:pPr>
+        <w:pStyle w:val="ListBullet"/>
+      </w:pPr>
+      <w:r>
+        <w:t>Five credits in the Nature category plus responsible materials credits</w:t>
+      </w:r>
+    </w:p>
+    <w:p>
+      <w:pPr>
+        <w:pStyle w:val="ListBullet"/>
+      </w:pPr>
+      <w:r>
+        <w:t>New credit recognising First Nations involvement</w:t>
+      </w:r>
+    </w:p>
+    <w:p>
+      <w:pPr>
+        <w:pStyle w:val="ListBullet"/>
+      </w:pPr>
+      <w:r>
+        <w:t>6 Star: Must achieve 10% biodiversity net gain</w:t>
+      </w:r>
+    </w:p>
+    <w:p>
+      <w:pPr>
+        <w:pStyle w:val="ListBullet"/>
+      </w:pPr>
+      <w:r>
+        <w:t>From 2028: 10% net gain applies to 5 Star</w:t>
+      </w:r>
+    </w:p>
+    <w:p>
+      <w:pPr>
+        <w:pStyle w:val="ListBullet"/>
+      </w:pPr>
+      <w:r>
+        <w:t>From 2030: Applies to all 4 Star and above</w:t>
+      </w:r>
+    </w:p>
+    <w:p>
+      <w:pPr>
+        <w:pStyle w:val="ListBullet"/>
+      </w:pPr>
+      <w:r>
+        <w:t>New 'Circularity' credit to quantify and improve circularity rate</w:t>
+      </w:r>
+    </w:p>
+    <w:p>
+      <w:pPr>
+        <w:pStyle w:val="Heading3"/>
+      </w:pPr>
+      <w:r>
+        <w:t>Green Star Communities v2</w:t>
+      </w:r>
+    </w:p>
+    <w:p>
+      <w:pPr>
+        <w:pStyle w:val="ListBullet"/>
+      </w:pPr>
+      <w:r>
+        <w:t>Seven new nature-related credits</w:t>
+      </w:r>
+    </w:p>
+    <w:p>
+      <w:pPr>
+        <w:pStyle w:val="ListBullet"/>
+      </w:pPr>
+      <w:r>
+        <w:t>Requirements for upfront carbon reductions and low-impact materials</w:t>
+      </w:r>
+    </w:p>
+    <w:p>
+      <w:pPr>
+        <w:pStyle w:val="ListBullet"/>
+      </w:pPr>
+      <w:r>
+        <w:t>Credits that embed First Nations cultural leadership</w:t>
+      </w:r>
+    </w:p>
+    <w:p>
+      <w:pPr>
+        <w:pStyle w:val="ListBullet"/>
+      </w:pPr>
+      <w:r>
+        <w:t>From 2027: 6 Star projects need significant BNG; 5 Star: no net loss</w:t>
+      </w:r>
+    </w:p>
+    <w:p>
+      <w:pPr>
+        <w:pStyle w:val="ListBullet"/>
+      </w:pPr>
+      <w:r>
+        <w:t>From 2030: 5 Star: 10% net gain; 4 Star: no net loss</w:t>
+      </w:r>
+    </w:p>
+    <w:p>
+      <w:pPr>
+        <w:pStyle w:val="ListBullet"/>
+      </w:pPr>
+      <w:r>
+        <w:t>From 2033: All projects: at least 10% net gain</w:t>
+      </w:r>
+    </w:p>
+    <w:p>
+      <w:pPr>
+        <w:pStyle w:val="Heading3"/>
+      </w:pPr>
+      <w:r>
+        <w:t>Green Star Fitouts</w:t>
+      </w:r>
+    </w:p>
+    <w:p>
+      <w:pPr>
+        <w:pStyle w:val="ListBullet"/>
+      </w:pPr>
+      <w:r>
+        <w:t>New Circular category responding to significant waste from fitout churn</w:t>
+      </w:r>
+    </w:p>
+    <w:p>
+      <w:pPr>
+        <w:pStyle w:val="ListBullet"/>
+      </w:pPr>
+      <w:r>
+        <w:t>Encourages reduction of waste and better design solutions</w:t>
+      </w:r>
+    </w:p>
+    <w:p>
+      <w:pPr>
+        <w:pStyle w:val="ListBullet"/>
+      </w:pPr>
+      <w:r>
+        <w:t>Drives longer-life fitouts through improved design and material selection</w:t>
+      </w:r>
+    </w:p>
+    <w:p>
+      <w:pPr>
+        <w:pStyle w:val="Heading3"/>
+      </w:pPr>
+      <w:r>
+        <w:t>Responsible Products Framework</w:t>
+      </w:r>
+    </w:p>
+    <w:p>
+      <w:pPr>
+        <w:pStyle w:val="ListBullet"/>
+      </w:pPr>
+      <w:r>
+        <w:t>Version B introduces new nature-related and circular-related criteria</w:t>
+      </w:r>
+    </w:p>
+    <w:p>
+      <w:pPr>
+        <w:pStyle w:val="ListBullet"/>
+      </w:pPr>
+      <w:r>
+        <w:t>Defines qualities that products assessed by independent initiatives must comply with</w:t>
+      </w:r>
+    </w:p>
+    <w:p>
+      <w:pPr>
+        <w:pStyle w:val="ListBullet"/>
+      </w:pPr>
+      <w:r>
+        <w:t>Expected release: Q3 2026, with transition expected by 2028</w:t>
+      </w:r>
+    </w:p>
+    <w:p>
+      <w:r>
+        <w:t>────────────────────────────────────────────────────────────</w:t>
+      </w:r>
+    </w:p>
+    <w:p/>
+    <w:p>
+      <w:pPr>
+        <w:jc w:val="left"/>
+      </w:pPr>
+      <w:r>
+        <w:rPr>
+          <w:color w:val="969696"/>
+          <w:sz w:val="16"/>
+        </w:rPr>
+        <w:t>[SECTION: class="gbca-role-section"]</w:t>
+      </w:r>
+    </w:p>
+    <w:p>
+      <w:pPr>
+        <w:pStyle w:val="Heading1"/>
+      </w:pPr>
+      <w:r>
+        <w:t>Delivering nature positive outcomes</w:t>
+      </w:r>
+    </w:p>
+    <w:p>
+      <w:r>
+        <w:t>GBCA will lead the sustainable transformation through four strategic pillars.</w:t>
+      </w:r>
+    </w:p>
+    <w:p>
+      <w:pPr>
+        <w:pStyle w:val="Heading3"/>
+      </w:pPr>
+      <w:r>
+        <w:t>1. Advocate</w:t>
+      </w:r>
+    </w:p>
+    <w:p>
+      <w:r>
+        <w:t>Work with all tiers of government for nature protection standards, alignment of planning laws, circular economy requirements, and biodiversity net gain in planning.</w:t>
+      </w:r>
+    </w:p>
+    <w:p>
+      <w:pPr>
+        <w:pStyle w:val="Heading3"/>
+      </w:pPr>
+      <w:r>
+        <w:t>2. Collaborate</w:t>
+      </w:r>
+    </w:p>
+    <w:p>
+      <w:r>
+        <w:t>Partner with stakeholders across the value chain to facilitate partnerships, champion supply chain innovation, and promote nature stewardship investments.</w:t>
+      </w:r>
+    </w:p>
+    <w:p>
+      <w:pPr>
+        <w:pStyle w:val="Heading3"/>
+      </w:pPr>
+      <w:r>
+        <w:t>3. Educate</w:t>
+      </w:r>
+    </w:p>
+    <w:p>
+      <w:r>
+        <w:t>Build knowledge and capacity through training, guides and tools to assist in measuring and reporting on nature-related impacts and achievements.</w:t>
+      </w:r>
+    </w:p>
+    <w:p>
+      <w:pPr>
+        <w:pStyle w:val="Heading3"/>
+      </w:pPr>
+      <w:r>
+        <w:t>4. Rate</w:t>
+      </w:r>
+    </w:p>
+    <w:p>
+      <w:r>
+        <w:t>Use Green Star as a common framework for standards and assurance pathways. Update targets as the roadmap evolves over time.</w:t>
+      </w:r>
+    </w:p>
+    <w:p>
+      <w:r>
+        <w:t>────────────────────────────────────────────────────────────</w:t>
+      </w:r>
+    </w:p>
+    <w:p/>
+    <w:p>
+      <w:pPr>
+        <w:jc w:val="left"/>
+      </w:pPr>
+      <w:r>
+        <w:rPr>
+          <w:color w:val="969696"/>
+          <w:sz w:val="16"/>
+        </w:rPr>
+        <w:t>[SECTION: id="action" | Stakeholder Roles — Tabbed Content]</w:t>
+      </w:r>
+    </w:p>
+    <w:p>
+      <w:pPr>
+        <w:pStyle w:val="Heading1"/>
+      </w:pPr>
+      <w:r>
+        <w:t>Your role in a nature positive built environment</w:t>
+      </w:r>
+    </w:p>
+    <w:p>
+      <w:r>
+        <w:t>From investment and governance through to planning, design, delivery and long-term ownership, decisions at every stage influence nature outcomes.</w:t>
+      </w:r>
+    </w:p>
+    <w:p/>
+    <w:p>
+      <w:pPr>
+        <w:jc w:val="left"/>
+      </w:pPr>
+      <w:r>
+        <w:rPr>
+          <w:color w:val="969696"/>
+          <w:sz w:val="16"/>
+        </w:rPr>
+        <w:t>[TAB: tab-gov]</w:t>
+      </w:r>
+    </w:p>
+    <w:p>
+      <w:pPr>
+        <w:pStyle w:val="Heading2"/>
+      </w:pPr>
+      <w:r>
+        <w:t>Tab: Government</w:t>
+      </w:r>
+    </w:p>
+    <w:p>
+      <w:pPr>
+        <w:pStyle w:val="Heading3"/>
+      </w:pPr>
+      <w:r>
+        <w:t>Now – 2030</w:t>
+      </w:r>
+    </w:p>
+    <w:p>
+      <w:r>
+        <w:t>Put in place planning policies that stop zoning of previously undeveloped land. Introduce biodiversity net gain requirements. Promote higher density, urban infill and regeneration.</w:t>
+      </w:r>
+    </w:p>
+    <w:p>
+      <w:pPr>
+        <w:pStyle w:val="Heading3"/>
+      </w:pPr>
+      <w:r>
+        <w:t>2030 – 2040</w:t>
+      </w:r>
+    </w:p>
+    <w:p>
+      <w:r>
+        <w:t>Land use zoning avoids high and moderate value biodiversity. Density limits increased to limit urban growth in undeveloped areas.</w:t>
+      </w:r>
+    </w:p>
+    <w:p>
+      <w:pPr>
+        <w:pStyle w:val="Heading3"/>
+      </w:pPr>
+      <w:r>
+        <w:t>By 2050</w:t>
+      </w:r>
+    </w:p>
+    <w:p>
+      <w:r>
+        <w:t>Implement nature reforms for better protection with greater clarity. Invest in low-impact and circular product manufacturing. Expand Nature Repair Market.</w:t>
+      </w:r>
+    </w:p>
+    <w:p/>
+    <w:p>
+      <w:pPr>
+        <w:jc w:val="left"/>
+      </w:pPr>
+      <w:r>
+        <w:rPr>
+          <w:color w:val="969696"/>
+          <w:sz w:val="16"/>
+        </w:rPr>
+        <w:t>[TAB: tab-dev]</w:t>
+      </w:r>
+    </w:p>
+    <w:p>
+      <w:pPr>
+        <w:pStyle w:val="Heading2"/>
+      </w:pPr>
+      <w:r>
+        <w:t>Tab: Developers</w:t>
+      </w:r>
+    </w:p>
+    <w:p>
+      <w:pPr>
+        <w:pStyle w:val="Heading3"/>
+      </w:pPr>
+      <w:r>
+        <w:t>Now – 2030</w:t>
+      </w:r>
+    </w:p>
+    <w:p>
+      <w:r>
+        <w:t>Protect high value ecosystems. Procure lower-impact materials. Integrate 'Design with Country'. Measure and report on circularity. Design to increase nature onsite.</w:t>
+      </w:r>
+    </w:p>
+    <w:p>
+      <w:pPr>
+        <w:pStyle w:val="Heading3"/>
+      </w:pPr>
+      <w:r>
+        <w:t>2030 – 2040</w:t>
+      </w:r>
+    </w:p>
+    <w:p>
+      <w:r>
+        <w:t>Reuse and refurbish existing assets. Develop only on sites with low biodiversity value. Construction activities are nature positive and improve site biodiversity.</w:t>
+      </w:r>
+    </w:p>
+    <w:p>
+      <w:pPr>
+        <w:pStyle w:val="Heading3"/>
+      </w:pPr>
+      <w:r>
+        <w:t>By 2050</w:t>
+      </w:r>
+    </w:p>
+    <w:p>
+      <w:r>
+        <w:t>Procure materials with no net negative nature impacts. Compensate for all direct and supply chain impacts. Co-design with community.</w:t>
+      </w:r>
+    </w:p>
+    <w:p/>
+    <w:p>
+      <w:pPr>
+        <w:jc w:val="left"/>
+      </w:pPr>
+      <w:r>
+        <w:rPr>
+          <w:color w:val="969696"/>
+          <w:sz w:val="16"/>
+        </w:rPr>
+        <w:t>[TAB: tab-mfg]</w:t>
+      </w:r>
+    </w:p>
+    <w:p>
+      <w:pPr>
+        <w:pStyle w:val="Heading2"/>
+      </w:pPr>
+      <w:r>
+        <w:t>Tab: Manufacturers</w:t>
+      </w:r>
+    </w:p>
+    <w:p>
+      <w:pPr>
+        <w:pStyle w:val="Heading3"/>
+      </w:pPr>
+      <w:r>
+        <w:t>Now – 2030</w:t>
+      </w:r>
+    </w:p>
+    <w:p>
+      <w:r>
+        <w:t>Review and transparently disclose nature impacts. Develop and implement nature positive plans. Increase circularity in manufacturing.</w:t>
+      </w:r>
+    </w:p>
+    <w:p>
+      <w:pPr>
+        <w:pStyle w:val="Heading3"/>
+      </w:pPr>
+      <w:r>
+        <w:t>2030 – 2040</w:t>
+      </w:r>
+    </w:p>
+    <w:p>
+      <w:r>
+        <w:t>Set nature positive targets. Compensate for impacts. Avoid impacts to high value species and ecosystems. Increase circular manufacturing.</w:t>
+      </w:r>
+    </w:p>
+    <w:p>
+      <w:pPr>
+        <w:pStyle w:val="Heading3"/>
+      </w:pPr>
+      <w:r>
+        <w:t>By 2050</w:t>
+      </w:r>
+    </w:p>
+    <w:p>
+      <w:r>
+        <w:t>Compensate for all nature impacts and publicly report. Increase traceability and disclose raw material origins. Work with communities for local sourcing.</w:t>
+      </w:r>
+    </w:p>
+    <w:p/>
+    <w:p>
+      <w:pPr>
+        <w:jc w:val="left"/>
+      </w:pPr>
+      <w:r>
+        <w:rPr>
+          <w:color w:val="969696"/>
+          <w:sz w:val="16"/>
+        </w:rPr>
+        <w:t>[TAB: tab-fin]</w:t>
+      </w:r>
+    </w:p>
+    <w:p>
+      <w:pPr>
+        <w:pStyle w:val="Heading2"/>
+      </w:pPr>
+      <w:r>
+        <w:t>Tab: Finance Sector</w:t>
+      </w:r>
+    </w:p>
+    <w:p>
+      <w:pPr>
+        <w:pStyle w:val="Heading3"/>
+      </w:pPr>
+      <w:r>
+        <w:t>Now – 2030</w:t>
+      </w:r>
+    </w:p>
+    <w:p>
+      <w:r>
+        <w:t>Identify and map nature-related risks, dependencies and opportunities. Build internal capacity for nature-related assessment.</w:t>
+      </w:r>
+    </w:p>
+    <w:p>
+      <w:pPr>
+        <w:pStyle w:val="Heading3"/>
+      </w:pPr>
+      <w:r>
+        <w:t>2030 – 2040</w:t>
+      </w:r>
+    </w:p>
+    <w:p>
+      <w:r>
+        <w:t>Develop policies and strategy to transition away from nature-negative investments. Engage with businesses that have high nature-related risks.</w:t>
+      </w:r>
+    </w:p>
+    <w:p>
+      <w:pPr>
+        <w:pStyle w:val="Heading3"/>
+      </w:pPr>
+      <w:r>
+        <w:t>By 2050</w:t>
+      </w:r>
+    </w:p>
+    <w:p>
+      <w:r>
+        <w:t>Report and disclose implemented actions and progress towards targets. Fully integrate nature-positive criteria into all investment decisions.</w:t>
+      </w:r>
+    </w:p>
+    <w:p>
+      <w:r>
+        <w:t>────────────────────────────────────────────────────────────</w:t>
+      </w:r>
+    </w:p>
+    <w:p/>
+    <w:p>
+      <w:pPr>
+        <w:jc w:val="left"/>
+      </w:pPr>
+      <w:r>
+        <w:rPr>
+          <w:color w:val="969696"/>
+          <w:sz w:val="16"/>
+        </w:rPr>
+        <w:t>[SECTION: class="quote-block"]</w:t>
       </w:r>
     </w:p>
     <w:p>
@@ -2966,12 +3990,20 @@
           <w:color w:val="969696"/>
           <w:sz w:val="16"/>
         </w:rPr>
-        <w:t>[SECTION 18: &lt;footer&gt;]</w:t>
-      </w:r>
-    </w:p>
-    <w:p>
-      <w:pPr>
-        <w:pStyle w:val="Heading1"/>
+        <w:t>[SECTION: &lt;footer&gt;]</w:t>
+      </w:r>
+    </w:p>
+    <w:p>
+      <w:pPr>
+        <w:pStyle w:val="Heading2"/>
+      </w:pPr>
+      <w:r>
+        <w:t>Footer</w:t>
+      </w:r>
+    </w:p>
+    <w:p>
+      <w:pPr>
+        <w:pStyle w:val="Heading3"/>
       </w:pPr>
       <w:r>
         <w:t>Nature positive roadmap</w:t>
@@ -2988,6 +4020,86 @@
       </w:pPr>
       <w:r>
         <w:t>Sections</w:t>
+      </w:r>
+    </w:p>
+    <w:p>
+      <w:pPr>
+        <w:pStyle w:val="ListBullet"/>
+      </w:pPr>
+      <w:r>
+        <w:t>Introduction</w:t>
+      </w:r>
+    </w:p>
+    <w:p>
+      <w:pPr>
+        <w:pStyle w:val="ListBullet"/>
+      </w:pPr>
+      <w:r>
+        <w:t>Policy context</w:t>
+      </w:r>
+    </w:p>
+    <w:p>
+      <w:pPr>
+        <w:pStyle w:val="ListBullet"/>
+      </w:pPr>
+      <w:r>
+        <w:t>Challenge &amp; Response</w:t>
+      </w:r>
+    </w:p>
+    <w:p>
+      <w:pPr>
+        <w:pStyle w:val="ListBullet"/>
+      </w:pPr>
+      <w:r>
+        <w:t>Roadmap</w:t>
+      </w:r>
+    </w:p>
+    <w:p>
+      <w:pPr>
+        <w:pStyle w:val="ListBullet"/>
+      </w:pPr>
+      <w:r>
+        <w:t>Actions</w:t>
+      </w:r>
+    </w:p>
+    <w:p>
+      <w:pPr>
+        <w:pStyle w:val="ListBullet"/>
+      </w:pPr>
+      <w:r>
+        <w:t>Details</w:t>
+      </w:r>
+    </w:p>
+    <w:p>
+      <w:pPr>
+        <w:pStyle w:val="ListBullet"/>
+      </w:pPr>
+      <w:r>
+        <w:t>Enablers</w:t>
+      </w:r>
+    </w:p>
+    <w:p>
+      <w:pPr>
+        <w:pStyle w:val="ListBullet"/>
+      </w:pPr>
+      <w:r>
+        <w:t>Green Star</w:t>
+      </w:r>
+    </w:p>
+    <w:p>
+      <w:pPr>
+        <w:pStyle w:val="ListBullet"/>
+      </w:pPr>
+      <w:r>
+        <w:t>TNFD</w:t>
+      </w:r>
+    </w:p>
+    <w:p>
+      <w:pPr>
+        <w:pStyle w:val="ListBullet"/>
+      </w:pPr>
+      <w:r>
+        <w:t>Take action</w:t>
       </w:r>
     </w:p>
     <w:p>
@@ -3160,7 +4272,7 @@
         <w:pStyle w:val="ListBullet"/>
       </w:pPr>
       <w:r>
-        <w:t>Supporting Australia\'s Environment Information Australia and platforms like PLANR for better biodiversity data integration.</w:t>
+        <w:t>Supporting Australia's Environment Information Australia and platforms like PLANR for better biodiversity data integration.</w:t>
       </w:r>
     </w:p>
     <w:p>
@@ -4004,7 +5116,7 @@
         <w:pStyle w:val="ListBullet"/>
       </w:pPr>
       <w:r>
-        <w:t>Advocate for a bird\'s-eye view of ecological impact assessment at landscape scale.</w:t>
+        <w:t>Advocate for a bird's-eye view of ecological impact assessment at landscape scale.</w:t>
       </w:r>
     </w:p>
     <w:p>
@@ -6636,7 +7748,7 @@
     </w:p>
     <w:p>
       <w:r>
-        <w:t>The following 30 actions appear in the interactive action network diagram. Each action has a title, description, phase, principle, and dependencies.</w:t>
+        <w:t>The following 30 actions appear in the interactive action network diagram. Each has a title, description, phase, principle, and dependencies.</w:t>
       </w:r>
     </w:p>
     <w:p>
